--- a/internal_doc/03.开发设计/mysql/Story-mysql支持PARTITION.docx
+++ b/internal_doc/03.开发设计/mysql/Story-mysql支持PARTITION.docx
@@ -747,135 +747,51 @@
         </w:numPr>
         <w:ind w:firstLineChars="0"/>
       </w:pPr>
-    </w:p>
-    <w:p>
-      <w:pPr>
-        <w:pStyle w:val="2"/>
-      </w:pPr>
-      <w:r>
-        <w:rPr>
-          <w:rFonts w:hint="eastAsia"/>
-        </w:rPr>
-        <w:t xml:space="preserve">Story </w:t>
-      </w:r>
-      <w:r>
-        <w:rPr>
-          <w:rFonts w:hint="eastAsia"/>
-        </w:rPr>
-        <w:t>简单设计</w:t>
-      </w:r>
-    </w:p>
-    <w:p>
-      <w:pPr>
-        <w:ind w:left="0" w:firstLine="357"/>
-      </w:pPr>
-      <w:r>
-        <w:rPr>
-          <w:rFonts w:hint="eastAsia"/>
-        </w:rPr>
-        <w:t>本</w:t>
-      </w:r>
-      <w:r>
-        <w:t>节中</w:t>
-      </w:r>
-      <w:r>
-        <w:rPr>
-          <w:rFonts w:hint="eastAsia"/>
-        </w:rPr>
-        <w:t>会</w:t>
-      </w:r>
-      <w:r>
-        <w:t>列出</w:t>
-      </w:r>
-      <w:r>
-        <w:rPr>
-          <w:rFonts w:hint="eastAsia"/>
-        </w:rPr>
-        <w:t>所有</w:t>
-      </w:r>
-      <w:r>
-        <w:t>分区的功能</w:t>
-      </w:r>
-      <w:r>
-        <w:rPr>
-          <w:rFonts w:hint="eastAsia"/>
-        </w:rPr>
-        <w:t>，</w:t>
-      </w:r>
-      <w:r>
-        <w:t>逐点考虑</w:t>
-      </w:r>
-      <w:r>
-        <w:rPr>
-          <w:rFonts w:hint="eastAsia"/>
-        </w:rPr>
-        <w:t xml:space="preserve"> SDB </w:t>
-      </w:r>
-      <w:r>
-        <w:rPr>
-          <w:rFonts w:hint="eastAsia"/>
-        </w:rPr>
-        <w:t>的</w:t>
-      </w:r>
-      <w:r>
-        <w:t>对接</w:t>
-      </w:r>
-      <w:r>
-        <w:rPr>
-          <w:rFonts w:hint="eastAsia"/>
-        </w:rPr>
-        <w:t>方法</w:t>
-      </w:r>
-      <w:r>
+      <w:r>
+        <w:rPr>
+          <w:rFonts w:hint="eastAsia"/>
+        </w:rPr>
+        <w:t xml:space="preserve">RANGE </w:t>
+      </w:r>
+      <w:r>
+        <w:rPr>
+          <w:rFonts w:hint="eastAsia"/>
+        </w:rPr>
+        <w:t>和</w:t>
+      </w:r>
+      <w:r>
+        <w:rPr>
+          <w:rFonts w:hint="eastAsia"/>
+        </w:rPr>
+        <w:t xml:space="preserve"> LIST </w:t>
+      </w:r>
+      <w:r>
+        <w:rPr>
+          <w:rFonts w:hint="eastAsia"/>
+        </w:rPr>
+        <w:t>分区分区键</w:t>
+      </w:r>
+      <w:r>
+        <w:t>不能是自增字段</w:t>
+      </w:r>
+      <w:r>
+        <w:rPr>
+          <w:rFonts w:hint="eastAsia"/>
+        </w:rPr>
         <w:t>。</w:t>
       </w:r>
     </w:p>
     <w:p>
       <w:pPr>
-        <w:ind w:left="0" w:firstLine="357"/>
-      </w:pPr>
-    </w:p>
-    <w:p>
-      <w:pPr>
-        <w:ind w:left="0" w:firstLine="357"/>
-      </w:pPr>
-      <w:r>
-        <w:rPr>
-          <w:rFonts w:hint="eastAsia"/>
-        </w:rPr>
-        <w:t xml:space="preserve">MySQL </w:t>
-      </w:r>
-      <w:r>
-        <w:rPr>
-          <w:rFonts w:hint="eastAsia"/>
-        </w:rPr>
-        <w:t>共</w:t>
-      </w:r>
-      <w:r>
-        <w:t>有</w:t>
-      </w:r>
-      <w:r>
-        <w:t>4</w:t>
-      </w:r>
-      <w:r>
-        <w:rPr>
-          <w:rFonts w:hint="eastAsia"/>
-        </w:rPr>
-        <w:t>种</w:t>
-      </w:r>
-      <w:r>
-        <w:t>分区类型</w:t>
-      </w:r>
-      <w:r>
-        <w:rPr>
-          <w:rFonts w:hint="eastAsia"/>
-        </w:rPr>
-        <w:t>如下</w:t>
-      </w:r>
-      <w:r>
-        <w:rPr>
-          <w:rFonts w:hint="eastAsia"/>
-        </w:rPr>
+        <w:ind w:left="0"/>
+      </w:pPr>
+      <w:r>
+        <w:rPr>
+          <w:rFonts w:hint="eastAsia"/>
+        </w:rPr>
+        <w:t>依赖</w:t>
+      </w:r>
+      <w:r>
         <w:t>：</w:t>
       </w:r>
     </w:p>
@@ -888,80 +804,199 @@
         </w:numPr>
         <w:ind w:firstLineChars="0"/>
         <w:rPr>
-          <w:b/>
-        </w:rPr>
-      </w:pPr>
-      <w:r>
-        <w:rPr>
-          <w:b/>
-        </w:rPr>
-        <w:t xml:space="preserve">RANGE: </w:t>
-      </w:r>
-      <w:r>
-        <w:rPr>
-          <w:rFonts w:hint="eastAsia"/>
-        </w:rPr>
-        <w:t>根据</w:t>
-      </w:r>
-      <w:r>
-        <w:t>范围分区，有</w:t>
-      </w:r>
-      <w:r>
-        <w:rPr>
-          <w:rFonts w:hint="eastAsia"/>
-        </w:rPr>
-        <w:t xml:space="preserve"> RANGE(</w:t>
-      </w:r>
-      <w:r>
-        <w:t>&lt;e</w:t>
-      </w:r>
-      <w:r>
-        <w:t>x</w:t>
-      </w:r>
-      <w:r>
-        <w:t>pr&gt;</w:t>
-      </w:r>
-      <w:r>
-        <w:rPr>
-          <w:rFonts w:hint="eastAsia"/>
-        </w:rPr>
-        <w:t>)</w:t>
-      </w:r>
-      <w:r>
-        <w:t xml:space="preserve"> </w:t>
-      </w:r>
-      <w:r>
-        <w:rPr>
-          <w:rFonts w:hint="eastAsia"/>
-        </w:rPr>
-        <w:t>和</w:t>
-      </w:r>
-      <w:r>
-        <w:rPr>
-          <w:rFonts w:hint="eastAsia"/>
-        </w:rPr>
-        <w:t xml:space="preserve"> RANGE COLUMNS(&lt;</w:t>
-      </w:r>
-      <w:r>
-        <w:t>col_name&gt;</w:t>
-      </w:r>
-      <w:r>
-        <w:rPr>
-          <w:rFonts w:hint="eastAsia"/>
-        </w:rPr>
-        <w:t>)</w:t>
-      </w:r>
-      <w:r>
-        <w:t xml:space="preserve"> </w:t>
-      </w:r>
-      <w:r>
-        <w:rPr>
-          <w:rFonts w:hint="eastAsia"/>
-        </w:rPr>
-        <w:t>两种</w:t>
-      </w:r>
-      <w:r>
-        <w:t>语法。</w:t>
+          <w:rFonts w:hint="eastAsia"/>
+        </w:rPr>
+      </w:pPr>
+      <w:r>
+        <w:rPr>
+          <w:rFonts w:hint="eastAsia"/>
+        </w:rPr>
+        <w:t>须</w:t>
+      </w:r>
+      <w:r>
+        <w:t>有</w:t>
+      </w:r>
+      <w:r>
+        <w:rPr>
+          <w:rFonts w:hint="eastAsia"/>
+        </w:rPr>
+        <w:t>MySQL</w:t>
+      </w:r>
+      <w:r>
+        <w:rPr>
+          <w:rFonts w:hint="eastAsia"/>
+        </w:rPr>
+        <w:t>元数据映射层支持</w:t>
+      </w:r>
+      <w:r>
+        <w:t>解决</w:t>
+      </w:r>
+      <w:r>
+        <w:rPr>
+          <w:rFonts w:hint="eastAsia"/>
+        </w:rPr>
+        <w:t>字段名</w:t>
+      </w:r>
+      <w:r>
+        <w:t>、表</w:t>
+      </w:r>
+      <w:r>
+        <w:t>名</w:t>
+      </w:r>
+      <w:r>
+        <w:rPr>
+          <w:rFonts w:hint="eastAsia"/>
+        </w:rPr>
+        <w:t>可能</w:t>
+      </w:r>
+      <w:r>
+        <w:t>重复的</w:t>
+      </w:r>
+      <w:r>
+        <w:t>问题。</w:t>
+      </w:r>
+    </w:p>
+    <w:p>
+      <w:pPr>
+        <w:pStyle w:val="2"/>
+      </w:pPr>
+      <w:r>
+        <w:rPr>
+          <w:rFonts w:hint="eastAsia"/>
+        </w:rPr>
+        <w:t xml:space="preserve">Story </w:t>
+      </w:r>
+      <w:r>
+        <w:rPr>
+          <w:rFonts w:hint="eastAsia"/>
+        </w:rPr>
+        <w:t>简单设计</w:t>
+      </w:r>
+    </w:p>
+    <w:p>
+      <w:pPr>
+        <w:rPr>
+          <w:rFonts w:hint="eastAsia"/>
+        </w:rPr>
+      </w:pPr>
+      <w:r>
+        <w:rPr>
+          <w:rFonts w:hint="eastAsia"/>
+        </w:rPr>
+        <w:t>本节</w:t>
+      </w:r>
+      <w:r>
+        <w:t>中会先</w:t>
+      </w:r>
+      <w:r>
+        <w:rPr>
+          <w:rFonts w:hint="eastAsia"/>
+        </w:rPr>
+        <w:t>列举所有</w:t>
+      </w:r>
+      <w:r>
+        <w:t>的</w:t>
+      </w:r>
+      <w:r>
+        <w:rPr>
+          <w:rFonts w:hint="eastAsia"/>
+        </w:rPr>
+        <w:t xml:space="preserve"> MySQL </w:t>
+      </w:r>
+      <w:r>
+        <w:rPr>
+          <w:rFonts w:hint="eastAsia"/>
+        </w:rPr>
+        <w:t>的</w:t>
+      </w:r>
+      <w:r>
+        <w:t>分区功能</w:t>
+      </w:r>
+      <w:r>
+        <w:rPr>
+          <w:rFonts w:hint="eastAsia"/>
+        </w:rPr>
+        <w:t>，</w:t>
+      </w:r>
+      <w:r>
+        <w:t>再</w:t>
+      </w:r>
+      <w:r>
+        <w:rPr>
+          <w:rFonts w:hint="eastAsia"/>
+        </w:rPr>
+        <w:t>讨论</w:t>
+      </w:r>
+      <w:r>
+        <w:t>对接的思路。</w:t>
+      </w:r>
+    </w:p>
+    <w:p>
+      <w:pPr>
+        <w:pStyle w:val="4"/>
+        <w:rPr>
+          <w:rFonts w:hint="eastAsia"/>
+        </w:rPr>
+      </w:pPr>
+      <w:r>
+        <w:rPr>
+          <w:rFonts w:hint="eastAsia"/>
+        </w:rPr>
+        <w:lastRenderedPageBreak/>
+        <w:t xml:space="preserve">MySQL </w:t>
+      </w:r>
+      <w:r>
+        <w:rPr>
+          <w:rFonts w:hint="eastAsia"/>
+        </w:rPr>
+        <w:t>分区</w:t>
+      </w:r>
+      <w:r>
+        <w:t>功能简介</w:t>
+      </w:r>
+    </w:p>
+    <w:p>
+      <w:pPr>
+        <w:ind w:left="0" w:firstLine="357"/>
+      </w:pPr>
+      <w:r>
+        <w:rPr>
+          <w:rFonts w:hint="eastAsia"/>
+        </w:rPr>
+        <w:t xml:space="preserve">MySQL </w:t>
+      </w:r>
+      <w:r>
+        <w:rPr>
+          <w:rFonts w:hint="eastAsia"/>
+        </w:rPr>
+        <w:t>共</w:t>
+      </w:r>
+      <w:r>
+        <w:t>有</w:t>
+      </w:r>
+      <w:r>
+        <w:t>4</w:t>
+      </w:r>
+      <w:r>
+        <w:rPr>
+          <w:rFonts w:hint="eastAsia"/>
+        </w:rPr>
+        <w:t>种</w:t>
+      </w:r>
+      <w:r>
+        <w:t>分区类型</w:t>
+      </w:r>
+      <w:r>
+        <w:rPr>
+          <w:rFonts w:hint="eastAsia"/>
+        </w:rPr>
+        <w:t>如下</w:t>
+      </w:r>
+      <w:r>
+        <w:rPr>
+          <w:rFonts w:hint="eastAsia"/>
+        </w:rPr>
+        <w:t>：</w:t>
       </w:r>
     </w:p>
     <w:p>
@@ -980,14 +1015,7 @@
         <w:rPr>
           <w:b/>
         </w:rPr>
-        <w:t>LIST</w:t>
-      </w:r>
-      <w:r>
-        <w:rPr>
-          <w:rFonts w:hint="eastAsia"/>
-          <w:b/>
-        </w:rPr>
-        <w:t xml:space="preserve">: </w:t>
+        <w:t xml:space="preserve">RANGE: </w:t>
       </w:r>
       <w:r>
         <w:rPr>
@@ -996,43 +1024,13 @@
         <w:t>根据</w:t>
       </w:r>
       <w:r>
-        <w:t>枚举值</w:t>
-      </w:r>
-      <w:r>
-        <w:rPr>
-          <w:rFonts w:hint="eastAsia"/>
-        </w:rPr>
-        <w:t>分区</w:t>
-      </w:r>
-      <w:r>
-        <w:t>，</w:t>
-      </w:r>
-      <w:r>
-        <w:rPr>
-          <w:rFonts w:hint="eastAsia"/>
-        </w:rPr>
-        <w:t>与</w:t>
-      </w:r>
-      <w:r>
-        <w:rPr>
-          <w:rFonts w:hint="eastAsia"/>
-        </w:rPr>
-        <w:t xml:space="preserve"> RANGE </w:t>
-      </w:r>
-      <w:r>
-        <w:rPr>
-          <w:rFonts w:hint="eastAsia"/>
-        </w:rPr>
-        <w:t>类似</w:t>
-      </w:r>
-      <w:r>
-        <w:t>，有</w:t>
-      </w:r>
-      <w:r>
-        <w:rPr>
-          <w:rFonts w:hint="eastAsia"/>
-        </w:rPr>
-        <w:t xml:space="preserve"> LIST(</w:t>
+        <w:t>范围分区，有</w:t>
+      </w:r>
+      <w:r>
+        <w:rPr>
+          <w:rFonts w:hint="eastAsia"/>
+        </w:rPr>
+        <w:t xml:space="preserve"> RANGE(</w:t>
       </w:r>
       <w:r>
         <w:t>&lt;e</w:t>
@@ -1062,25 +1060,28 @@
         <w:rPr>
           <w:rFonts w:hint="eastAsia"/>
         </w:rPr>
-        <w:t xml:space="preserve"> LIST COLUMNS(</w:t>
-      </w:r>
-      <w:r>
-        <w:t>&lt;col_name&gt;</w:t>
-      </w:r>
-      <w:r>
-        <w:rPr>
-          <w:rFonts w:hint="eastAsia"/>
-        </w:rPr>
-        <w:t xml:space="preserve">) </w:t>
-      </w:r>
-      <w:r>
-        <w:rPr>
-          <w:rFonts w:hint="eastAsia"/>
-        </w:rPr>
-        <w:t>两种语法</w:t>
-      </w:r>
-      <w:r>
-        <w:t>。</w:t>
+        <w:t xml:space="preserve"> RANGE COLUMNS(&lt;</w:t>
+      </w:r>
+      <w:r>
+        <w:t>col_name&gt;</w:t>
+      </w:r>
+      <w:r>
+        <w:rPr>
+          <w:rFonts w:hint="eastAsia"/>
+        </w:rPr>
+        <w:t>)</w:t>
+      </w:r>
+      <w:r>
+        <w:t xml:space="preserve"> </w:t>
+      </w:r>
+      <w:r>
+        <w:rPr>
+          <w:rFonts w:hint="eastAsia"/>
+        </w:rPr>
+        <w:t>两种</w:t>
+      </w:r>
+      <w:r>
+        <w:t>语法。</w:t>
       </w:r>
     </w:p>
     <w:p>
@@ -1099,68 +1100,106 @@
         <w:rPr>
           <w:b/>
         </w:rPr>
-        <w:t>HASH</w:t>
+        <w:t>LIST</w:t>
       </w:r>
       <w:r>
         <w:rPr>
           <w:rFonts w:hint="eastAsia"/>
           <w:b/>
         </w:rPr>
-        <w:t>:</w:t>
-      </w:r>
-      <w:r>
-        <w:rPr>
-          <w:rFonts w:hint="eastAsia"/>
-        </w:rPr>
-        <w:t>根据表达式</w:t>
-      </w:r>
-      <w:r>
-        <w:t>按</w:t>
-      </w:r>
-      <w:r>
-        <w:rPr>
-          <w:rFonts w:hint="eastAsia"/>
-        </w:rPr>
-        <w:t>哈希</w:t>
-      </w:r>
-      <w:r>
-        <w:t>值分区，根据算法又分取模的哈希（</w:t>
-      </w:r>
-      <w:r>
-        <w:rPr>
-          <w:rFonts w:hint="eastAsia"/>
-        </w:rPr>
-        <w:t>HASH</w:t>
-      </w:r>
-      <w:r>
-        <w:t>）</w:t>
-      </w:r>
-      <w:r>
-        <w:rPr>
-          <w:rFonts w:hint="eastAsia"/>
-        </w:rPr>
+        <w:t xml:space="preserve">: </w:t>
+      </w:r>
+      <w:r>
+        <w:rPr>
+          <w:rFonts w:hint="eastAsia"/>
+        </w:rPr>
+        <w:t>根据</w:t>
+      </w:r>
+      <w:r>
+        <w:t>枚举值</w:t>
+      </w:r>
+      <w:r>
+        <w:rPr>
+          <w:rFonts w:hint="eastAsia"/>
+        </w:rPr>
+        <w:t>分区</w:t>
+      </w:r>
+      <w:r>
         <w:t>，</w:t>
       </w:r>
       <w:r>
-        <w:t>和线性的哈希</w:t>
-      </w:r>
-      <w:r>
-        <w:lastRenderedPageBreak/>
-        <w:t>（</w:t>
-      </w:r>
-      <w:r>
-        <w:rPr>
-          <w:rFonts w:hint="eastAsia"/>
-        </w:rPr>
-        <w:t>LINEAR HASH</w:t>
-      </w:r>
-      <w:r>
-        <w:t>）</w:t>
-      </w:r>
-      <w:r>
-        <w:rPr>
-          <w:rFonts w:hint="eastAsia"/>
-        </w:rPr>
+        <w:rPr>
+          <w:rFonts w:hint="eastAsia"/>
+        </w:rPr>
+        <w:t>与</w:t>
+      </w:r>
+      <w:r>
+        <w:rPr>
+          <w:rFonts w:hint="eastAsia"/>
+        </w:rPr>
+        <w:t xml:space="preserve"> RANGE </w:t>
+      </w:r>
+      <w:r>
+        <w:rPr>
+          <w:rFonts w:hint="eastAsia"/>
+        </w:rPr>
+        <w:t>类似</w:t>
+      </w:r>
+      <w:r>
+        <w:t>，有</w:t>
+      </w:r>
+      <w:r>
+        <w:rPr>
+          <w:rFonts w:hint="eastAsia"/>
+        </w:rPr>
+        <w:t xml:space="preserve"> LIST(</w:t>
+      </w:r>
+      <w:r>
+        <w:t>&lt;e</w:t>
+      </w:r>
+      <w:r>
+        <w:t>x</w:t>
+      </w:r>
+      <w:r>
+        <w:t>pr&gt;</w:t>
+      </w:r>
+      <w:r>
+        <w:rPr>
+          <w:rFonts w:hint="eastAsia"/>
+        </w:rPr>
+        <w:t>)</w:t>
+      </w:r>
+      <w:r>
+        <w:t xml:space="preserve"> </w:t>
+      </w:r>
+      <w:r>
+        <w:rPr>
+          <w:rFonts w:hint="eastAsia"/>
+        </w:rPr>
+        <w:t>和</w:t>
+      </w:r>
+      <w:r>
+        <w:rPr>
+          <w:rFonts w:hint="eastAsia"/>
+        </w:rPr>
+        <w:t xml:space="preserve"> LIST COLUMNS(</w:t>
+      </w:r>
+      <w:r>
+        <w:t>&lt;col_name&gt;</w:t>
+      </w:r>
+      <w:r>
+        <w:rPr>
+          <w:rFonts w:hint="eastAsia"/>
+        </w:rPr>
+        <w:t xml:space="preserve">) </w:t>
+      </w:r>
+      <w:r>
+        <w:rPr>
+          <w:rFonts w:hint="eastAsia"/>
+        </w:rPr>
+        <w:t>两种语法</w:t>
+      </w:r>
+      <w:r>
         <w:t>。</w:t>
       </w:r>
     </w:p>
@@ -1180,6 +1219,83 @@
         <w:rPr>
           <w:b/>
         </w:rPr>
+        <w:t>HASH</w:t>
+      </w:r>
+      <w:r>
+        <w:rPr>
+          <w:rFonts w:hint="eastAsia"/>
+          <w:b/>
+        </w:rPr>
+        <w:t>:</w:t>
+      </w:r>
+      <w:r>
+        <w:rPr>
+          <w:rFonts w:hint="eastAsia"/>
+        </w:rPr>
+        <w:t>根据表达式</w:t>
+      </w:r>
+      <w:r>
+        <w:t>按</w:t>
+      </w:r>
+      <w:r>
+        <w:rPr>
+          <w:rFonts w:hint="eastAsia"/>
+        </w:rPr>
+        <w:t>哈希</w:t>
+      </w:r>
+      <w:r>
+        <w:t>值分区，根据算法又分取模的哈希（</w:t>
+      </w:r>
+      <w:r>
+        <w:rPr>
+          <w:rFonts w:hint="eastAsia"/>
+        </w:rPr>
+        <w:t>HASH</w:t>
+      </w:r>
+      <w:r>
+        <w:t>）</w:t>
+      </w:r>
+      <w:r>
+        <w:rPr>
+          <w:rFonts w:hint="eastAsia"/>
+        </w:rPr>
+        <w:t>，</w:t>
+      </w:r>
+      <w:r>
+        <w:t>和线性的哈希（</w:t>
+      </w:r>
+      <w:r>
+        <w:rPr>
+          <w:rFonts w:hint="eastAsia"/>
+        </w:rPr>
+        <w:t>LINEAR HASH</w:t>
+      </w:r>
+      <w:r>
+        <w:t>）</w:t>
+      </w:r>
+      <w:r>
+        <w:rPr>
+          <w:rFonts w:hint="eastAsia"/>
+        </w:rPr>
+        <w:t>。</w:t>
+      </w:r>
+    </w:p>
+    <w:p>
+      <w:pPr>
+        <w:pStyle w:val="aa"/>
+        <w:numPr>
+          <w:ilvl w:val="0"/>
+          <w:numId w:val="8"/>
+        </w:numPr>
+        <w:ind w:firstLineChars="0"/>
+        <w:rPr>
+          <w:b/>
+        </w:rPr>
+      </w:pPr>
+      <w:r>
+        <w:rPr>
+          <w:b/>
+        </w:rPr>
         <w:t>KEY</w:t>
       </w:r>
       <w:r>
@@ -1271,7 +1387,7 @@
     <w:p/>
     <w:p>
       <w:pPr>
-        <w:pStyle w:val="4"/>
+        <w:pStyle w:val="5"/>
       </w:pPr>
       <w:r>
         <w:rPr>
@@ -1628,7 +1744,7 @@
     </w:p>
     <w:p>
       <w:pPr>
-        <w:pStyle w:val="4"/>
+        <w:pStyle w:val="5"/>
       </w:pPr>
       <w:r>
         <w:rPr>
@@ -1707,7 +1823,6 @@
         <w:rPr>
           <w:noProof/>
         </w:rPr>
-        <w:lastRenderedPageBreak/>
         <w:drawing>
           <wp:inline distT="0" distB="0" distL="0" distR="0" wp14:anchorId="5A9D0D4F" wp14:editId="0C019C4C">
             <wp:extent cx="2933205" cy="1958155"/>
@@ -1857,7 +1972,7 @@
     </w:p>
     <w:p>
       <w:pPr>
-        <w:pStyle w:val="4"/>
+        <w:pStyle w:val="5"/>
       </w:pPr>
       <w:r>
         <w:rPr>
@@ -2136,7 +2251,7 @@
     <w:p/>
     <w:p>
       <w:pPr>
-        <w:pStyle w:val="4"/>
+        <w:pStyle w:val="5"/>
       </w:pPr>
       <w:r>
         <w:rPr>
@@ -2283,7 +2398,6 @@
         <w:rPr>
           <w:rFonts w:hint="eastAsia"/>
         </w:rPr>
-        <w:lastRenderedPageBreak/>
         <w:t>自动取</w:t>
       </w:r>
       <w:r>
@@ -2411,7 +2525,7 @@
     <w:p/>
     <w:p>
       <w:pPr>
-        <w:pStyle w:val="4"/>
+        <w:pStyle w:val="5"/>
       </w:pPr>
       <w:r>
         <w:rPr>
@@ -2609,7 +2723,7 @@
     </w:p>
     <w:p>
       <w:pPr>
-        <w:pStyle w:val="4"/>
+        <w:pStyle w:val="5"/>
       </w:pPr>
       <w:r>
         <w:rPr>
@@ -2815,6 +2929,7 @@
         <w:rPr>
           <w:rFonts w:hint="eastAsia"/>
         </w:rPr>
+        <w:lastRenderedPageBreak/>
         <w:t>注意</w:t>
       </w:r>
       <w:r>
@@ -2955,7 +3070,6 @@
           <w:rFonts w:hint="eastAsia"/>
           <w:noProof/>
         </w:rPr>
-        <w:lastRenderedPageBreak/>
         <w:drawing>
           <wp:inline distT="0" distB="0" distL="0" distR="0" wp14:anchorId="18A089E9" wp14:editId="717F6984">
             <wp:extent cx="2844140" cy="812542"/>
@@ -3056,8 +3170,6 @@
         </w:rPr>
         <w:t>。</w:t>
       </w:r>
-      <w:bookmarkStart w:id="0" w:name="_GoBack"/>
-      <w:bookmarkEnd w:id="0"/>
     </w:p>
     <w:p/>
     <w:p>
@@ -3588,9 +3700,6 @@
           <w:numId w:val="8"/>
         </w:numPr>
         <w:ind w:firstLineChars="0"/>
-        <w:rPr>
-          <w:rFonts w:hint="eastAsia"/>
-        </w:rPr>
       </w:pPr>
       <w:r>
         <w:t>ALTER TABLE … REMOVE PARTITIONING</w:t>
@@ -3618,12 +3727,13 @@
     </w:p>
     <w:p>
       <w:pPr>
-        <w:pStyle w:val="4"/>
-      </w:pPr>
-      <w:r>
-        <w:rPr>
-          <w:rFonts w:hint="eastAsia"/>
-        </w:rPr>
+        <w:pStyle w:val="5"/>
+      </w:pPr>
+      <w:r>
+        <w:rPr>
+          <w:rFonts w:hint="eastAsia"/>
+        </w:rPr>
+        <w:lastRenderedPageBreak/>
         <w:t>指定</w:t>
       </w:r>
       <w:r>
@@ -3655,7 +3765,6 @@
         <w:rPr>
           <w:noProof/>
         </w:rPr>
-        <w:lastRenderedPageBreak/>
         <w:drawing>
           <wp:inline distT="0" distB="0" distL="0" distR="0" wp14:anchorId="3B657C9B" wp14:editId="0FFB8CC6">
             <wp:extent cx="3066781" cy="1537854"/>
@@ -3876,9 +3985,6 @@
       <w:pPr>
         <w:pStyle w:val="aa"/>
         <w:ind w:left="360" w:firstLineChars="0" w:firstLine="0"/>
-        <w:rPr>
-          <w:rFonts w:hint="eastAsia"/>
-        </w:rPr>
       </w:pPr>
       <w:r>
         <w:rPr>
@@ -3892,7 +3998,7 @@
     </w:p>
     <w:p>
       <w:pPr>
-        <w:pStyle w:val="4"/>
+        <w:pStyle w:val="5"/>
       </w:pPr>
       <w:r>
         <w:rPr>
@@ -4061,12 +4167,4952 @@
     <w:p/>
     <w:p>
       <w:pPr>
+        <w:pStyle w:val="5"/>
+      </w:pPr>
+      <w:r>
+        <w:rPr>
+          <w:rFonts w:hint="eastAsia"/>
+        </w:rPr>
+        <w:t>交换</w:t>
+      </w:r>
+      <w:r>
+        <w:t>分区</w:t>
+      </w:r>
+    </w:p>
+    <w:p>
+      <w:r>
+        <w:rPr>
+          <w:rFonts w:hint="eastAsia"/>
+        </w:rPr>
+        <w:t>将一个</w:t>
+      </w:r>
+      <w:r>
+        <w:t>分区</w:t>
+      </w:r>
+      <w:r>
+        <w:rPr>
+          <w:rFonts w:hint="eastAsia"/>
+        </w:rPr>
+        <w:t>（或</w:t>
+      </w:r>
+      <w:r>
+        <w:t>子分区</w:t>
+      </w:r>
+      <w:r>
+        <w:rPr>
+          <w:rFonts w:hint="eastAsia"/>
+        </w:rPr>
+        <w:t>）</w:t>
+      </w:r>
+      <w:r>
+        <w:t>与</w:t>
+      </w:r>
+      <w:r>
+        <w:rPr>
+          <w:rFonts w:hint="eastAsia"/>
+        </w:rPr>
+        <w:t>另一个</w:t>
+      </w:r>
+      <w:r>
+        <w:t>普通</w:t>
+      </w:r>
+      <w:r>
+        <w:rPr>
+          <w:rFonts w:hint="eastAsia"/>
+        </w:rPr>
+        <w:t>表</w:t>
+      </w:r>
+      <w:r>
+        <w:t>内容进行调换。</w:t>
+      </w:r>
+    </w:p>
+    <w:p>
+      <w:r>
+        <w:t>ALTER TABLE pt EXCHANGE PARTITION p WITH TABLE nt</w:t>
+      </w:r>
+      <w:r>
+        <w:t xml:space="preserve"> </w:t>
+      </w:r>
+      <w:r>
+        <w:rPr>
+          <w:rFonts w:hint="eastAsia"/>
+        </w:rPr>
+        <w:t>[</w:t>
+      </w:r>
+      <w:r>
+        <w:t>{WITH|WITHOUT} VALIDATION</w:t>
+      </w:r>
+      <w:r>
+        <w:rPr>
+          <w:rFonts w:hint="eastAsia"/>
+        </w:rPr>
+        <w:t>]</w:t>
+      </w:r>
+    </w:p>
+    <w:p/>
+    <w:p>
+      <w:pPr>
         <w:pStyle w:val="4"/>
       </w:pPr>
       <w:r>
         <w:rPr>
           <w:rFonts w:hint="eastAsia"/>
         </w:rPr>
+        <w:t>S</w:t>
+      </w:r>
+      <w:r>
+        <w:t xml:space="preserve">SQL-MySQL </w:t>
+      </w:r>
+      <w:r>
+        <w:rPr>
+          <w:rFonts w:hint="eastAsia"/>
+        </w:rPr>
+        <w:t>对接</w:t>
+      </w:r>
+      <w:r>
+        <w:rPr>
+          <w:rFonts w:hint="eastAsia"/>
+        </w:rPr>
+        <w:t>方案</w:t>
+      </w:r>
+    </w:p>
+    <w:p>
+      <w:pPr>
+        <w:ind w:firstLineChars="200" w:firstLine="420"/>
+      </w:pPr>
+      <w:r>
+        <w:rPr>
+          <w:rFonts w:hint="eastAsia"/>
+        </w:rPr>
+        <w:t xml:space="preserve">MySQL </w:t>
+      </w:r>
+      <w:r>
+        <w:rPr>
+          <w:rFonts w:hint="eastAsia"/>
+        </w:rPr>
+        <w:t>分区</w:t>
+      </w:r>
+      <w:r>
+        <w:t>方法对比</w:t>
+      </w:r>
+      <w:r>
+        <w:rPr>
+          <w:rFonts w:hint="eastAsia"/>
+        </w:rPr>
+        <w:t xml:space="preserve"> SDB </w:t>
+      </w:r>
+      <w:r>
+        <w:rPr>
+          <w:rFonts w:hint="eastAsia"/>
+        </w:rPr>
+        <w:t>要</w:t>
+      </w:r>
+      <w:r>
+        <w:t>更丰富</w:t>
+      </w:r>
+      <w:r>
+        <w:rPr>
+          <w:rFonts w:hint="eastAsia"/>
+        </w:rPr>
+        <w:t>多变</w:t>
+      </w:r>
+      <w:r>
+        <w:rPr>
+          <w:rFonts w:hint="eastAsia"/>
+        </w:rPr>
+        <w:t>，</w:t>
+      </w:r>
+      <w:r>
+        <w:rPr>
+          <w:rFonts w:hint="eastAsia"/>
+        </w:rPr>
+        <w:t>SDB</w:t>
+      </w:r>
+      <w:r>
+        <w:rPr>
+          <w:rFonts w:hint="eastAsia"/>
+        </w:rPr>
+        <w:t>添加新</w:t>
+      </w:r>
+      <w:r>
+        <w:t>的分区方式</w:t>
+      </w:r>
+      <w:r>
+        <w:rPr>
+          <w:rFonts w:hint="eastAsia"/>
+        </w:rPr>
+        <w:t>并</w:t>
+      </w:r>
+      <w:r>
+        <w:t>不合适。</w:t>
+      </w:r>
+      <w:r>
+        <w:rPr>
+          <w:rFonts w:hint="eastAsia"/>
+        </w:rPr>
+        <w:t>我们</w:t>
+      </w:r>
+      <w:r>
+        <w:t>可以把</w:t>
+      </w:r>
+      <w:r>
+        <w:t xml:space="preserve"> RANGE </w:t>
+      </w:r>
+      <w:r>
+        <w:rPr>
+          <w:rFonts w:hint="eastAsia"/>
+        </w:rPr>
+        <w:t>和</w:t>
+      </w:r>
+      <w:r>
+        <w:rPr>
+          <w:rFonts w:hint="eastAsia"/>
+        </w:rPr>
+        <w:t xml:space="preserve"> LIST </w:t>
+      </w:r>
+      <w:r>
+        <w:rPr>
+          <w:rFonts w:hint="eastAsia"/>
+        </w:rPr>
+        <w:t>分区用</w:t>
+      </w:r>
+      <w:r>
+        <w:rPr>
+          <w:rFonts w:hint="eastAsia"/>
+        </w:rPr>
+        <w:t xml:space="preserve"> SDB </w:t>
+      </w:r>
+      <w:r>
+        <w:t>主子表来实现。将</w:t>
+      </w:r>
+      <w:r>
+        <w:rPr>
+          <w:rFonts w:hint="eastAsia"/>
+        </w:rPr>
+        <w:t xml:space="preserve"> HASH </w:t>
+      </w:r>
+      <w:r>
+        <w:rPr>
+          <w:rFonts w:hint="eastAsia"/>
+        </w:rPr>
+        <w:t>和</w:t>
+      </w:r>
+      <w:r>
+        <w:rPr>
+          <w:rFonts w:hint="eastAsia"/>
+        </w:rPr>
+        <w:t xml:space="preserve"> KEY</w:t>
+      </w:r>
+      <w:r>
+        <w:rPr>
+          <w:rFonts w:hint="eastAsia"/>
+        </w:rPr>
+        <w:t>分区</w:t>
+      </w:r>
+      <w:r>
+        <w:t>对应到</w:t>
+      </w:r>
+      <w:r>
+        <w:rPr>
+          <w:rFonts w:hint="eastAsia"/>
+        </w:rPr>
+        <w:t xml:space="preserve"> </w:t>
+      </w:r>
+      <w:r>
+        <w:t xml:space="preserve">SDB </w:t>
+      </w:r>
+      <w:r>
+        <w:rPr>
+          <w:rFonts w:hint="eastAsia"/>
+        </w:rPr>
+        <w:lastRenderedPageBreak/>
+        <w:t>的</w:t>
+      </w:r>
+      <w:r>
+        <w:t>哈希分区表。</w:t>
+      </w:r>
+    </w:p>
+    <w:p>
+      <w:pPr>
+        <w:pStyle w:val="5"/>
+        <w:rPr>
+          <w:rFonts w:hint="eastAsia"/>
+        </w:rPr>
+      </w:pPr>
+      <w:r>
+        <w:rPr>
+          <w:rFonts w:hint="eastAsia"/>
+        </w:rPr>
+        <w:t xml:space="preserve">RANGE </w:t>
+      </w:r>
+      <w:r>
+        <w:rPr>
+          <w:rFonts w:hint="eastAsia"/>
+        </w:rPr>
+        <w:t>和</w:t>
+      </w:r>
+      <w:r>
+        <w:rPr>
+          <w:rFonts w:hint="eastAsia"/>
+        </w:rPr>
+        <w:t xml:space="preserve"> LIST</w:t>
+      </w:r>
+      <w:r>
+        <w:t xml:space="preserve"> </w:t>
+      </w:r>
+      <w:r>
+        <w:rPr>
+          <w:rFonts w:hint="eastAsia"/>
+        </w:rPr>
+        <w:t>分区</w:t>
+      </w:r>
+    </w:p>
+    <w:p>
+      <w:pPr>
+        <w:ind w:left="0" w:firstLineChars="350" w:firstLine="735"/>
+      </w:pPr>
+      <w:r>
+        <w:t>对接</w:t>
+      </w:r>
+      <w:r>
+        <w:rPr>
+          <w:rFonts w:hint="eastAsia"/>
+        </w:rPr>
+        <w:t xml:space="preserve"> RANGE </w:t>
+      </w:r>
+      <w:r>
+        <w:rPr>
+          <w:rFonts w:hint="eastAsia"/>
+        </w:rPr>
+        <w:t>和</w:t>
+      </w:r>
+      <w:r>
+        <w:rPr>
+          <w:rFonts w:hint="eastAsia"/>
+        </w:rPr>
+        <w:t xml:space="preserve"> LIST </w:t>
+      </w:r>
+      <w:r>
+        <w:rPr>
+          <w:rFonts w:hint="eastAsia"/>
+        </w:rPr>
+        <w:t>分区</w:t>
+      </w:r>
+      <w:r>
+        <w:rPr>
+          <w:rFonts w:hint="eastAsia"/>
+        </w:rPr>
+        <w:t>具体</w:t>
+      </w:r>
+      <w:r>
+        <w:t>如下</w:t>
+      </w:r>
+      <w:r>
+        <w:rPr>
+          <w:rFonts w:hint="eastAsia"/>
+        </w:rPr>
+        <w:t>：</w:t>
+      </w:r>
+    </w:p>
+    <w:p>
+      <w:pPr>
+        <w:pStyle w:val="aa"/>
+        <w:numPr>
+          <w:ilvl w:val="0"/>
+          <w:numId w:val="27"/>
+        </w:numPr>
+        <w:ind w:firstLineChars="0"/>
+      </w:pPr>
+      <w:r>
+        <w:rPr>
+          <w:rFonts w:hint="eastAsia"/>
+        </w:rPr>
+        <w:t>使用</w:t>
+      </w:r>
+      <w:r>
+        <w:t xml:space="preserve"> MySQL </w:t>
+      </w:r>
+      <w:r>
+        <w:rPr>
+          <w:rFonts w:hint="eastAsia"/>
+        </w:rPr>
+        <w:t>提供</w:t>
+      </w:r>
+      <w:r>
+        <w:t>的方法</w:t>
+      </w:r>
+      <w:r>
+        <w:rPr>
+          <w:rFonts w:hint="eastAsia"/>
+        </w:rPr>
+        <w:t>判断</w:t>
+      </w:r>
+      <w:r>
+        <w:t>记录的分区</w:t>
+      </w:r>
+      <w:r>
+        <w:rPr>
+          <w:rFonts w:hint="eastAsia"/>
+        </w:rPr>
+        <w:t>。一个</w:t>
+      </w:r>
+      <w:r>
+        <w:t>分区对应一个子表</w:t>
+      </w:r>
+      <w:r>
+        <w:rPr>
+          <w:rFonts w:hint="eastAsia"/>
+        </w:rPr>
+        <w:t>。添加</w:t>
+      </w:r>
+      <w:r>
+        <w:t>隐藏字段</w:t>
+      </w:r>
+      <w:r>
+        <w:rPr>
+          <w:rFonts w:hint="eastAsia"/>
+        </w:rPr>
+        <w:t>`_mysqlPartID`</w:t>
+      </w:r>
+      <w:r>
+        <w:rPr>
+          <w:rFonts w:hint="eastAsia"/>
+        </w:rPr>
+        <w:t>，</w:t>
+      </w:r>
+      <w:r>
+        <w:t>根据</w:t>
+      </w:r>
+      <w:r>
+        <w:rPr>
+          <w:rFonts w:hint="eastAsia"/>
+        </w:rPr>
+        <w:t xml:space="preserve"> partition ID </w:t>
+      </w:r>
+      <w:r>
+        <w:rPr>
+          <w:rFonts w:hint="eastAsia"/>
+        </w:rPr>
+        <w:t>将</w:t>
+      </w:r>
+      <w:r>
+        <w:t>子表</w:t>
+      </w:r>
+      <w:r>
+        <w:rPr>
+          <w:rFonts w:hint="eastAsia"/>
+        </w:rPr>
+        <w:t>挂载</w:t>
+      </w:r>
+      <w:r>
+        <w:t>到主表</w:t>
+      </w:r>
+      <w:r>
+        <w:rPr>
+          <w:rFonts w:hint="eastAsia"/>
+        </w:rPr>
+        <w:t>上</w:t>
+      </w:r>
+      <w:r>
+        <w:t>。</w:t>
+      </w:r>
+    </w:p>
+    <w:p>
+      <w:pPr>
+        <w:pStyle w:val="aa"/>
+        <w:numPr>
+          <w:ilvl w:val="0"/>
+          <w:numId w:val="27"/>
+        </w:numPr>
+        <w:ind w:firstLineChars="0"/>
+      </w:pPr>
+      <w:r>
+        <w:rPr>
+          <w:rFonts w:hint="eastAsia"/>
+        </w:rPr>
+        <w:t>添加</w:t>
+      </w:r>
+      <w:r>
+        <w:t>维护</w:t>
+      </w:r>
+      <w:r>
+        <w:rPr>
+          <w:rFonts w:hint="eastAsia"/>
+        </w:rPr>
+        <w:t>`_mysqlPartID`</w:t>
+      </w:r>
+      <w:r>
+        <w:rPr>
+          <w:rFonts w:hint="eastAsia"/>
+        </w:rPr>
+        <w:t>的</w:t>
+      </w:r>
+      <w:r>
+        <w:t>流程，</w:t>
+      </w:r>
+      <w:r>
+        <w:rPr>
+          <w:rFonts w:hint="eastAsia"/>
+        </w:rPr>
+        <w:t>包括</w:t>
+      </w:r>
+      <w:r>
+        <w:t>：</w:t>
+      </w:r>
+    </w:p>
+    <w:p>
+      <w:pPr>
+        <w:pStyle w:val="aa"/>
+        <w:numPr>
+          <w:ilvl w:val="1"/>
+          <w:numId w:val="27"/>
+        </w:numPr>
+        <w:ind w:firstLineChars="0"/>
+      </w:pPr>
+      <w:r>
+        <w:rPr>
+          <w:rFonts w:hint="eastAsia"/>
+        </w:rPr>
+        <w:t>添加唯一索引时，如果有分区表达式里的字段，要自动补充上</w:t>
+      </w:r>
+      <w:r>
+        <w:rPr>
+          <w:rFonts w:hint="eastAsia"/>
+        </w:rPr>
+        <w:t>`_mysqlPartID`</w:t>
+      </w:r>
+      <w:r>
+        <w:rPr>
+          <w:rFonts w:hint="eastAsia"/>
+        </w:rPr>
+        <w:t>字段。</w:t>
+      </w:r>
+    </w:p>
+    <w:p>
+      <w:pPr>
+        <w:pStyle w:val="aa"/>
+        <w:numPr>
+          <w:ilvl w:val="1"/>
+          <w:numId w:val="27"/>
+        </w:numPr>
+        <w:ind w:firstLineChars="0"/>
+      </w:pPr>
+      <w:r>
+        <w:rPr>
+          <w:rFonts w:hint="eastAsia"/>
+        </w:rPr>
+        <w:t>插入记录时要补充</w:t>
+      </w:r>
+      <w:r>
+        <w:rPr>
+          <w:rFonts w:hint="eastAsia"/>
+        </w:rPr>
+        <w:t>`_mysqlPartID`</w:t>
+      </w:r>
+      <w:r>
+        <w:rPr>
+          <w:rFonts w:hint="eastAsia"/>
+        </w:rPr>
+        <w:t>字段。</w:t>
+      </w:r>
+    </w:p>
+    <w:p>
+      <w:pPr>
+        <w:pStyle w:val="aa"/>
+        <w:numPr>
+          <w:ilvl w:val="1"/>
+          <w:numId w:val="27"/>
+        </w:numPr>
+        <w:ind w:firstLineChars="0"/>
+        <w:rPr>
+          <w:rFonts w:hint="eastAsia"/>
+        </w:rPr>
+      </w:pPr>
+      <w:r>
+        <w:rPr>
+          <w:rFonts w:hint="eastAsia"/>
+        </w:rPr>
+        <w:t>查询时添加</w:t>
+      </w:r>
+      <w:r>
+        <w:rPr>
+          <w:rFonts w:hint="eastAsia"/>
+        </w:rPr>
+        <w:t xml:space="preserve"> { "</w:t>
+      </w:r>
+      <w:r>
+        <w:rPr>
+          <w:rFonts w:hint="eastAsia"/>
+        </w:rPr>
+        <w:t xml:space="preserve">_mysqlPartID": { $in: [ x, y, z...] } } </w:t>
+      </w:r>
+      <w:r>
+        <w:rPr>
+          <w:rFonts w:hint="eastAsia"/>
+        </w:rPr>
+        <w:t>条件</w:t>
+      </w:r>
+      <w:r>
+        <w:rPr>
+          <w:rFonts w:hint="eastAsia"/>
+        </w:rPr>
+        <w:t>来</w:t>
+      </w:r>
+      <w:r>
+        <w:t>指定分区</w:t>
+      </w:r>
+      <w:r>
+        <w:rPr>
+          <w:rFonts w:hint="eastAsia"/>
+        </w:rPr>
+        <w:t>。</w:t>
+      </w:r>
+    </w:p>
+    <w:p>
+      <w:pPr>
+        <w:pStyle w:val="aa"/>
+        <w:numPr>
+          <w:ilvl w:val="0"/>
+          <w:numId w:val="27"/>
+        </w:numPr>
+        <w:ind w:firstLineChars="0"/>
+      </w:pPr>
+      <w:r>
+        <w:rPr>
+          <w:rFonts w:hint="eastAsia"/>
+        </w:rPr>
+        <w:t>分区</w:t>
+      </w:r>
+      <w:r>
+        <w:t>子表名为</w:t>
+      </w:r>
+      <w:r>
+        <w:rPr>
+          <w:rFonts w:hint="eastAsia"/>
+        </w:rPr>
+        <w:t xml:space="preserve"> </w:t>
+      </w:r>
+      <w:r>
+        <w:rPr>
+          <w:rFonts w:hint="eastAsia"/>
+        </w:rPr>
+        <w:t>&lt;</w:t>
+      </w:r>
+      <w:r>
+        <w:rPr>
+          <w:rFonts w:hint="eastAsia"/>
+        </w:rPr>
+        <w:t>表名</w:t>
+      </w:r>
+      <w:r>
+        <w:rPr>
+          <w:rFonts w:hint="eastAsia"/>
+        </w:rPr>
+        <w:t>&gt;&lt;</w:t>
+      </w:r>
+      <w:r>
+        <w:rPr>
+          <w:rFonts w:hint="eastAsia"/>
+        </w:rPr>
+        <w:t>分区特殊分隔符</w:t>
+      </w:r>
+      <w:r>
+        <w:rPr>
+          <w:rFonts w:hint="eastAsia"/>
+        </w:rPr>
+        <w:t>&gt;&lt;</w:t>
+      </w:r>
+      <w:r>
+        <w:rPr>
+          <w:rFonts w:hint="eastAsia"/>
+        </w:rPr>
+        <w:t>分区名</w:t>
+      </w:r>
+      <w:r>
+        <w:rPr>
+          <w:rFonts w:hint="eastAsia"/>
+        </w:rPr>
+        <w:t>&gt;</w:t>
+      </w:r>
+      <w:r>
+        <w:rPr>
+          <w:rFonts w:hint="eastAsia"/>
+        </w:rPr>
+        <w:t>，</w:t>
+      </w:r>
+      <w:r>
+        <w:rPr>
+          <w:rFonts w:hint="eastAsia"/>
+        </w:rPr>
+        <w:t>分隔符</w:t>
+      </w:r>
+      <w:r>
+        <w:t>为</w:t>
+      </w:r>
+      <w:r>
+        <w:t>’#P#’</w:t>
+      </w:r>
+      <w:r>
+        <w:rPr>
+          <w:rFonts w:hint="eastAsia"/>
+        </w:rPr>
+        <w:t>，</w:t>
+      </w:r>
+      <w:r>
+        <w:rPr>
+          <w:rFonts w:hint="eastAsia"/>
+        </w:rPr>
+        <w:t>如</w:t>
+      </w:r>
+      <w:r>
+        <w:rPr>
+          <w:rFonts w:hint="eastAsia"/>
+        </w:rPr>
+        <w:t xml:space="preserve"> employees#P#p0</w:t>
+      </w:r>
+      <w:r>
+        <w:rPr>
+          <w:rFonts w:hint="eastAsia"/>
+        </w:rPr>
+        <w:t>。</w:t>
+      </w:r>
+    </w:p>
+    <w:p>
+      <w:pPr>
+        <w:pStyle w:val="5"/>
+      </w:pPr>
+      <w:r>
+        <w:rPr>
+          <w:rFonts w:hint="eastAsia"/>
+        </w:rPr>
+        <w:t xml:space="preserve">HASH </w:t>
+      </w:r>
+      <w:r>
+        <w:rPr>
+          <w:rFonts w:hint="eastAsia"/>
+        </w:rPr>
+        <w:t>和</w:t>
+      </w:r>
+      <w:r>
+        <w:rPr>
+          <w:rFonts w:hint="eastAsia"/>
+        </w:rPr>
+        <w:t xml:space="preserve"> KEY </w:t>
+      </w:r>
+      <w:r>
+        <w:rPr>
+          <w:rFonts w:hint="eastAsia"/>
+        </w:rPr>
+        <w:t>分区</w:t>
+      </w:r>
+    </w:p>
+    <w:p>
+      <w:pPr>
+        <w:ind w:firstLine="420"/>
+      </w:pPr>
+      <w:r>
+        <w:t>对接</w:t>
+      </w:r>
+      <w:r>
+        <w:rPr>
+          <w:rFonts w:hint="eastAsia"/>
+        </w:rPr>
+        <w:t xml:space="preserve"> </w:t>
+      </w:r>
+      <w:r>
+        <w:t>HASH</w:t>
+      </w:r>
+      <w:r>
+        <w:rPr>
+          <w:rFonts w:hint="eastAsia"/>
+        </w:rPr>
+        <w:t xml:space="preserve"> </w:t>
+      </w:r>
+      <w:r>
+        <w:rPr>
+          <w:rFonts w:hint="eastAsia"/>
+        </w:rPr>
+        <w:t>和</w:t>
+      </w:r>
+      <w:r>
+        <w:rPr>
+          <w:rFonts w:hint="eastAsia"/>
+        </w:rPr>
+        <w:t xml:space="preserve"> KEY</w:t>
+      </w:r>
+      <w:r>
+        <w:rPr>
+          <w:rFonts w:hint="eastAsia"/>
+        </w:rPr>
+        <w:t xml:space="preserve"> </w:t>
+      </w:r>
+      <w:r>
+        <w:rPr>
+          <w:rFonts w:hint="eastAsia"/>
+        </w:rPr>
+        <w:t>分区具体</w:t>
+      </w:r>
+      <w:r>
+        <w:t>如下</w:t>
+      </w:r>
+      <w:r>
+        <w:rPr>
+          <w:rFonts w:hint="eastAsia"/>
+        </w:rPr>
+        <w:t>：</w:t>
+      </w:r>
+    </w:p>
+    <w:p>
+      <w:pPr>
+        <w:pStyle w:val="aa"/>
+        <w:numPr>
+          <w:ilvl w:val="0"/>
+          <w:numId w:val="28"/>
+        </w:numPr>
+        <w:ind w:firstLineChars="0"/>
+      </w:pPr>
+      <w:r>
+        <w:rPr>
+          <w:rFonts w:hint="eastAsia"/>
+        </w:rPr>
+        <w:t>把</w:t>
+      </w:r>
+      <w:r>
+        <w:t xml:space="preserve"> HASH </w:t>
+      </w:r>
+      <w:r>
+        <w:rPr>
+          <w:rFonts w:hint="eastAsia"/>
+        </w:rPr>
+        <w:t>分区</w:t>
+      </w:r>
+      <w:r>
+        <w:t>中表达式涉及的字段，或</w:t>
+      </w:r>
+      <w:r>
+        <w:rPr>
+          <w:rFonts w:hint="eastAsia"/>
+        </w:rPr>
+        <w:t xml:space="preserve"> KEY </w:t>
+      </w:r>
+      <w:r>
+        <w:rPr>
+          <w:rFonts w:hint="eastAsia"/>
+        </w:rPr>
+        <w:t>中</w:t>
+      </w:r>
+      <w:r>
+        <w:t>指定的字段</w:t>
+      </w:r>
+      <w:r>
+        <w:rPr>
+          <w:rFonts w:hint="eastAsia"/>
+        </w:rPr>
+        <w:t>设为</w:t>
+      </w:r>
+      <w:r>
+        <w:rPr>
+          <w:rFonts w:hint="eastAsia"/>
+        </w:rPr>
+        <w:t xml:space="preserve"> SDB </w:t>
+      </w:r>
+      <w:r>
+        <w:rPr>
+          <w:rFonts w:hint="eastAsia"/>
+        </w:rPr>
+        <w:t>分区键</w:t>
+      </w:r>
+      <w:r>
+        <w:t>。</w:t>
+      </w:r>
+    </w:p>
+    <w:p>
+      <w:pPr>
+        <w:pStyle w:val="aa"/>
+        <w:numPr>
+          <w:ilvl w:val="0"/>
+          <w:numId w:val="28"/>
+        </w:numPr>
+        <w:ind w:firstLineChars="0"/>
+      </w:pPr>
+      <w:r>
+        <w:rPr>
+          <w:rFonts w:hint="eastAsia"/>
+        </w:rPr>
+        <w:t>忽略</w:t>
+      </w:r>
+      <w:r>
+        <w:rPr>
+          <w:rFonts w:hint="eastAsia"/>
+        </w:rPr>
+        <w:t xml:space="preserve"> MySQL </w:t>
+      </w:r>
+      <w:r>
+        <w:rPr>
+          <w:rFonts w:hint="eastAsia"/>
+        </w:rPr>
+        <w:t>中</w:t>
+      </w:r>
+      <w:r>
+        <w:t>的分区数，</w:t>
+      </w:r>
+      <w:r>
+        <w:rPr>
+          <w:rFonts w:hint="eastAsia"/>
+        </w:rPr>
+        <w:t>自动</w:t>
+      </w:r>
+      <w:r>
+        <w:t>切分到域内所有组。</w:t>
+      </w:r>
+      <w:r>
+        <w:rPr>
+          <w:rFonts w:hint="eastAsia"/>
+        </w:rPr>
+        <w:t>添加</w:t>
+      </w:r>
+      <w:r>
+        <w:t>哈希分区或合并哈希分区无意义。</w:t>
+      </w:r>
+    </w:p>
+    <w:p>
+      <w:pPr>
+        <w:pStyle w:val="aa"/>
+        <w:numPr>
+          <w:ilvl w:val="0"/>
+          <w:numId w:val="28"/>
+        </w:numPr>
+        <w:ind w:firstLineChars="0"/>
+      </w:pPr>
+      <w:r>
+        <w:rPr>
+          <w:rFonts w:hint="eastAsia"/>
+        </w:rPr>
+        <w:t>忽略</w:t>
+      </w:r>
+      <w:r>
+        <w:rPr>
+          <w:rFonts w:hint="eastAsia"/>
+        </w:rPr>
+        <w:t xml:space="preserve"> MySQL </w:t>
+      </w:r>
+      <w:r>
+        <w:rPr>
+          <w:rFonts w:hint="eastAsia"/>
+        </w:rPr>
+        <w:t>中</w:t>
+      </w:r>
+      <w:r>
+        <w:t>的</w:t>
+      </w:r>
+      <w:r>
+        <w:rPr>
+          <w:rFonts w:hint="eastAsia"/>
+        </w:rPr>
+        <w:t>指定</w:t>
+      </w:r>
+      <w:r>
+        <w:t>的</w:t>
+      </w:r>
+      <w:r>
+        <w:rPr>
+          <w:rFonts w:hint="eastAsia"/>
+        </w:rPr>
+        <w:t>哈希</w:t>
+      </w:r>
+      <w:r>
+        <w:t>算法</w:t>
+      </w:r>
+      <w:r>
+        <w:rPr>
+          <w:rFonts w:hint="eastAsia"/>
+        </w:rPr>
+        <w:t>（取模</w:t>
+      </w:r>
+      <w:r>
+        <w:t>或线性</w:t>
+      </w:r>
+      <w:r>
+        <w:rPr>
+          <w:rFonts w:hint="eastAsia"/>
+        </w:rPr>
+        <w:t>）</w:t>
+      </w:r>
+      <w:r>
+        <w:t>，</w:t>
+      </w:r>
+      <w:r>
+        <w:rPr>
+          <w:rFonts w:hint="eastAsia"/>
+        </w:rPr>
+        <w:t>使用</w:t>
+      </w:r>
+      <w:r>
+        <w:rPr>
+          <w:rFonts w:hint="eastAsia"/>
+        </w:rPr>
+        <w:t xml:space="preserve"> SDB </w:t>
+      </w:r>
+      <w:r>
+        <w:rPr>
+          <w:rFonts w:hint="eastAsia"/>
+        </w:rPr>
+        <w:t>的</w:t>
+      </w:r>
+      <w:r>
+        <w:t>哈希算法。</w:t>
+      </w:r>
+    </w:p>
+    <w:p>
+      <w:pPr>
+        <w:pStyle w:val="aa"/>
+        <w:numPr>
+          <w:ilvl w:val="0"/>
+          <w:numId w:val="28"/>
+        </w:numPr>
+        <w:ind w:firstLineChars="0"/>
+      </w:pPr>
+      <w:r>
+        <w:rPr>
+          <w:rFonts w:hint="eastAsia"/>
+        </w:rPr>
+        <w:t>哈希</w:t>
+      </w:r>
+      <w:r>
+        <w:t>分区不支持指定分区</w:t>
+      </w:r>
+      <w:r>
+        <w:rPr>
+          <w:rFonts w:hint="eastAsia"/>
+        </w:rPr>
+        <w:t>操作</w:t>
+      </w:r>
+      <w:r>
+        <w:t>，</w:t>
+      </w:r>
+      <w:r>
+        <w:rPr>
+          <w:rFonts w:hint="eastAsia"/>
+        </w:rPr>
+        <w:t>不支持</w:t>
+      </w:r>
+      <w:r>
+        <w:t>分区</w:t>
+      </w:r>
+      <w:r>
+        <w:rPr>
+          <w:rFonts w:hint="eastAsia"/>
+        </w:rPr>
+        <w:t>级统计</w:t>
+      </w:r>
+      <w:r>
+        <w:t>信息</w:t>
+      </w:r>
+      <w:r>
+        <w:rPr>
+          <w:rFonts w:hint="eastAsia"/>
+        </w:rPr>
+        <w:t>，不支持</w:t>
+      </w:r>
+      <w:r>
+        <w:t>交换分区</w:t>
+      </w:r>
+      <w:r>
+        <w:rPr>
+          <w:rFonts w:hint="eastAsia"/>
+        </w:rPr>
+        <w:t>。</w:t>
+      </w:r>
+    </w:p>
+    <w:p>
+      <w:pPr>
+        <w:pStyle w:val="aa"/>
+        <w:numPr>
+          <w:ilvl w:val="0"/>
+          <w:numId w:val="28"/>
+        </w:numPr>
+        <w:ind w:firstLineChars="0"/>
+        <w:rPr>
+          <w:rFonts w:hint="eastAsia"/>
+        </w:rPr>
+      </w:pPr>
+      <w:r>
+        <w:t>子分区</w:t>
+      </w:r>
+      <w:r>
+        <w:rPr>
+          <w:rFonts w:hint="eastAsia"/>
+        </w:rPr>
+        <w:t>规则与此</w:t>
+      </w:r>
+      <w:r>
+        <w:t>相同</w:t>
+      </w:r>
+      <w:r>
+        <w:rPr>
+          <w:rFonts w:hint="eastAsia"/>
+        </w:rPr>
+        <w:t>（子分区</w:t>
+      </w:r>
+      <w:r>
+        <w:t>必然是</w:t>
+      </w:r>
+      <w:r>
+        <w:rPr>
+          <w:rFonts w:hint="eastAsia"/>
+        </w:rPr>
+        <w:t xml:space="preserve"> </w:t>
+      </w:r>
+      <w:r>
+        <w:t>HASH</w:t>
+      </w:r>
+      <w:r>
+        <w:t xml:space="preserve"> </w:t>
+      </w:r>
+      <w:r>
+        <w:rPr>
+          <w:rFonts w:hint="eastAsia"/>
+        </w:rPr>
+        <w:t>或</w:t>
+      </w:r>
+      <w:r>
+        <w:rPr>
+          <w:rFonts w:hint="eastAsia"/>
+        </w:rPr>
+        <w:t xml:space="preserve"> </w:t>
+      </w:r>
+      <w:r>
+        <w:rPr>
+          <w:rFonts w:hint="eastAsia"/>
+        </w:rPr>
+        <w:t>KEY</w:t>
+      </w:r>
+      <w:r>
+        <w:rPr>
+          <w:rFonts w:hint="eastAsia"/>
+        </w:rPr>
+        <w:t>）。</w:t>
+      </w:r>
+    </w:p>
+    <w:p>
+      <w:pPr>
+        <w:rPr>
+          <w:rFonts w:hint="eastAsia"/>
+        </w:rPr>
+      </w:pPr>
+    </w:p>
+    <w:p>
+      <w:pPr>
+        <w:pStyle w:val="2"/>
+      </w:pPr>
+      <w:r>
+        <w:rPr>
+          <w:rFonts w:hint="eastAsia"/>
+        </w:rPr>
+        <w:t>Story</w:t>
+      </w:r>
+      <w:r>
+        <w:t>详细设计</w:t>
+      </w:r>
+    </w:p>
+    <w:p>
+      <w:pPr>
+        <w:ind w:left="0" w:firstLineChars="150" w:firstLine="315"/>
+      </w:pPr>
+      <w:r>
+        <w:rPr>
+          <w:rFonts w:hint="eastAsia"/>
+        </w:rPr>
+        <w:t>本</w:t>
+      </w:r>
+      <w:r>
+        <w:t>节会分析</w:t>
+      </w:r>
+      <w:r>
+        <w:rPr>
+          <w:rFonts w:hint="eastAsia"/>
+        </w:rPr>
+        <w:t>分区</w:t>
+      </w:r>
+      <w:r>
+        <w:t>表</w:t>
+      </w:r>
+      <w:r>
+        <w:rPr>
+          <w:rFonts w:hint="eastAsia"/>
+        </w:rPr>
+        <w:t>每个</w:t>
+      </w:r>
+      <w:r>
+        <w:t>操作</w:t>
+      </w:r>
+      <w:r>
+        <w:rPr>
+          <w:rFonts w:hint="eastAsia"/>
+        </w:rPr>
+        <w:t>需要</w:t>
+      </w:r>
+      <w:r>
+        <w:t>实现的流程</w:t>
+      </w:r>
+      <w:r>
+        <w:rPr>
+          <w:rFonts w:hint="eastAsia"/>
+        </w:rPr>
+        <w:t>，</w:t>
+      </w:r>
+      <w:r>
+        <w:t>以及</w:t>
+      </w:r>
+      <w:r>
+        <w:rPr>
+          <w:rFonts w:hint="eastAsia"/>
+        </w:rPr>
+        <w:t>简单</w:t>
+      </w:r>
+      <w:r>
+        <w:t>介绍</w:t>
+      </w:r>
+      <w:r>
+        <w:rPr>
+          <w:rFonts w:hint="eastAsia"/>
+        </w:rPr>
+        <w:t>有关</w:t>
+      </w:r>
+      <w:r>
+        <w:t>的类。</w:t>
+      </w:r>
+    </w:p>
+    <w:p/>
+    <w:p>
+      <w:r>
+        <w:rPr>
+          <w:rFonts w:hint="eastAsia"/>
+        </w:rPr>
+        <w:t>分区表</w:t>
+      </w:r>
+      <w:r>
+        <w:t>与普通表不同在于，它在一个</w:t>
+      </w:r>
+      <w:r>
+        <w:rPr>
+          <w:rFonts w:hint="eastAsia"/>
+        </w:rPr>
+        <w:t>表</w:t>
+      </w:r>
+      <w:r>
+        <w:t>的句柄里保存了若干个</w:t>
+      </w:r>
+      <w:r>
+        <w:t>“</w:t>
+      </w:r>
+      <w:r>
+        <w:rPr>
+          <w:rFonts w:hint="eastAsia"/>
+        </w:rPr>
+        <w:t>子表</w:t>
+      </w:r>
+      <w:r>
+        <w:t>句柄</w:t>
+      </w:r>
+      <w:r>
+        <w:t>”</w:t>
+      </w:r>
+      <w:r>
+        <w:rPr>
+          <w:rFonts w:hint="eastAsia"/>
+        </w:rPr>
+        <w:t>，一个</w:t>
+      </w:r>
+      <w:r>
+        <w:t>分区</w:t>
+      </w:r>
+      <w:r>
+        <w:rPr>
+          <w:rFonts w:hint="eastAsia"/>
+        </w:rPr>
+        <w:t>则是</w:t>
+      </w:r>
+      <w:r>
+        <w:t>对应一个</w:t>
+      </w:r>
+      <w:r>
+        <w:t>”</w:t>
+      </w:r>
+      <w:r>
+        <w:t>子表句柄。</w:t>
+      </w:r>
+      <w:r>
+        <w:rPr>
+          <w:rFonts w:hint="eastAsia"/>
+        </w:rPr>
+        <w:t>每个</w:t>
+      </w:r>
+      <w:r>
+        <w:rPr>
+          <w:rFonts w:hint="eastAsia"/>
+        </w:rPr>
+        <w:t xml:space="preserve"> DML </w:t>
+      </w:r>
+      <w:r>
+        <w:t>操作都分</w:t>
+      </w:r>
+      <w:r>
+        <w:rPr>
+          <w:rFonts w:hint="eastAsia"/>
+        </w:rPr>
+        <w:t>两</w:t>
+      </w:r>
+      <w:r>
+        <w:t>步走</w:t>
+      </w:r>
+      <w:r>
+        <w:rPr>
+          <w:rFonts w:hint="eastAsia"/>
+        </w:rPr>
+        <w:t>：</w:t>
+      </w:r>
+    </w:p>
+    <w:p>
+      <w:pPr>
+        <w:pStyle w:val="aa"/>
+        <w:numPr>
+          <w:ilvl w:val="0"/>
+          <w:numId w:val="29"/>
+        </w:numPr>
+        <w:ind w:firstLineChars="0"/>
+      </w:pPr>
+      <w:r>
+        <w:rPr>
+          <w:rFonts w:hint="eastAsia"/>
+        </w:rPr>
+        <w:t>调用</w:t>
+      </w:r>
+      <w:r>
+        <w:t>接口</w:t>
+      </w:r>
+      <w:r>
+        <w:rPr>
+          <w:rFonts w:hint="eastAsia"/>
+        </w:rPr>
+        <w:t>判断</w:t>
+      </w:r>
+      <w:r>
+        <w:t>记录落在哪个分区。</w:t>
+      </w:r>
+    </w:p>
+    <w:p>
+      <w:pPr>
+        <w:pStyle w:val="aa"/>
+        <w:numPr>
+          <w:ilvl w:val="0"/>
+          <w:numId w:val="29"/>
+        </w:numPr>
+        <w:ind w:firstLineChars="0"/>
+      </w:pPr>
+      <w:r>
+        <w:rPr>
+          <w:rFonts w:hint="eastAsia"/>
+        </w:rPr>
+        <w:t>对</w:t>
+      </w:r>
+      <w:r>
+        <w:t>指定的</w:t>
+      </w:r>
+      <w:r>
+        <w:t>“</w:t>
+      </w:r>
+      <w:r>
+        <w:rPr>
+          <w:rFonts w:hint="eastAsia"/>
+        </w:rPr>
+        <w:t>子表</w:t>
+      </w:r>
+      <w:r>
+        <w:t>句柄</w:t>
+      </w:r>
+      <w:r>
+        <w:t>”</w:t>
+      </w:r>
+      <w:r>
+        <w:rPr>
+          <w:rFonts w:hint="eastAsia"/>
+        </w:rPr>
+        <w:t>进行</w:t>
+      </w:r>
+      <w:r>
+        <w:t>操作。</w:t>
+      </w:r>
+    </w:p>
+    <w:p>
+      <w:r>
+        <w:rPr>
+          <w:rFonts w:hint="eastAsia"/>
+        </w:rPr>
+        <w:t>每个</w:t>
+      </w:r>
+      <w:r>
+        <w:rPr>
+          <w:rFonts w:hint="eastAsia"/>
+        </w:rPr>
+        <w:t xml:space="preserve"> DQL </w:t>
+      </w:r>
+      <w:r>
+        <w:rPr>
+          <w:rFonts w:hint="eastAsia"/>
+        </w:rPr>
+        <w:t>也</w:t>
+      </w:r>
+      <w:r>
+        <w:t>分两步走</w:t>
+      </w:r>
+      <w:r>
+        <w:rPr>
+          <w:rFonts w:hint="eastAsia"/>
+        </w:rPr>
+        <w:t>：</w:t>
+      </w:r>
+    </w:p>
+    <w:p>
+      <w:pPr>
+        <w:pStyle w:val="aa"/>
+        <w:numPr>
+          <w:ilvl w:val="0"/>
+          <w:numId w:val="30"/>
+        </w:numPr>
+        <w:ind w:firstLineChars="0"/>
+      </w:pPr>
+      <w:r>
+        <w:rPr>
+          <w:rFonts w:hint="eastAsia"/>
+        </w:rPr>
+        <w:t>从</w:t>
+      </w:r>
+      <w:r>
+        <w:t>下压信息</w:t>
+      </w:r>
+      <w:r>
+        <w:rPr>
+          <w:rFonts w:hint="eastAsia"/>
+        </w:rPr>
+        <w:t>中</w:t>
+      </w:r>
+      <w:r>
+        <w:t>获取</w:t>
+      </w:r>
+      <w:r>
+        <w:rPr>
+          <w:rFonts w:hint="eastAsia"/>
+        </w:rPr>
+        <w:t>查询</w:t>
+      </w:r>
+      <w:r>
+        <w:t>涉及的分区。</w:t>
+      </w:r>
+    </w:p>
+    <w:p>
+      <w:pPr>
+        <w:pStyle w:val="aa"/>
+        <w:numPr>
+          <w:ilvl w:val="0"/>
+          <w:numId w:val="30"/>
+        </w:numPr>
+        <w:ind w:firstLineChars="0"/>
+      </w:pPr>
+      <w:r>
+        <w:rPr>
+          <w:rFonts w:hint="eastAsia"/>
+        </w:rPr>
+        <w:t>用涉及</w:t>
+      </w:r>
+      <w:r>
+        <w:t>的</w:t>
+      </w:r>
+      <w:r>
+        <w:t>“</w:t>
+      </w:r>
+      <w:r>
+        <w:rPr>
+          <w:rFonts w:hint="eastAsia"/>
+        </w:rPr>
+        <w:t>子表句柄</w:t>
+      </w:r>
+      <w:r>
+        <w:t>”</w:t>
+      </w:r>
+      <w:r>
+        <w:rPr>
+          <w:rFonts w:hint="eastAsia"/>
+        </w:rPr>
+        <w:t>进行</w:t>
+      </w:r>
+      <w:r>
+        <w:t>查询。</w:t>
+      </w:r>
+    </w:p>
+    <w:p/>
+    <w:p>
+      <w:pPr>
+        <w:rPr>
+          <w:rFonts w:hint="eastAsia"/>
+        </w:rPr>
+      </w:pPr>
+      <w:r>
+        <w:rPr>
+          <w:rFonts w:hint="eastAsia"/>
+        </w:rPr>
+        <w:t xml:space="preserve">MySQL </w:t>
+      </w:r>
+      <w:r>
+        <w:rPr>
+          <w:rFonts w:hint="eastAsia"/>
+        </w:rPr>
+        <w:t>为</w:t>
+      </w:r>
+      <w:r>
+        <w:t>完成以上</w:t>
+      </w:r>
+      <w:r>
+        <w:t>步骤提供了许多工具。主要</w:t>
+      </w:r>
+      <w:r>
+        <w:t>集中</w:t>
+      </w:r>
+      <w:r>
+        <w:rPr>
+          <w:rFonts w:hint="eastAsia"/>
+        </w:rPr>
+        <w:t>在</w:t>
+      </w:r>
+      <w:r>
+        <w:t>一个</w:t>
+      </w:r>
+      <w:r>
+        <w:t>类</w:t>
+      </w:r>
+      <w:r>
+        <w:rPr>
+          <w:rFonts w:hint="eastAsia"/>
+        </w:rPr>
+        <w:t xml:space="preserve"> </w:t>
+      </w:r>
+      <w:r>
+        <w:t>Partition_helper</w:t>
+      </w:r>
+      <w:r>
+        <w:rPr>
+          <w:rFonts w:hint="eastAsia"/>
+        </w:rPr>
+        <w:t>，</w:t>
+      </w:r>
+      <w:r>
+        <w:t>可以继承并实现它的若干接口。</w:t>
+      </w:r>
+    </w:p>
+    <w:p>
+      <w:pPr>
+        <w:pStyle w:val="aa"/>
+        <w:numPr>
+          <w:ilvl w:val="0"/>
+          <w:numId w:val="31"/>
+        </w:numPr>
+        <w:ind w:firstLineChars="0"/>
+      </w:pPr>
+      <w:r>
+        <w:t>它的成员变量</w:t>
+      </w:r>
+      <w:r>
+        <w:rPr>
+          <w:rFonts w:hint="eastAsia"/>
+        </w:rPr>
+        <w:t xml:space="preserve"> </w:t>
+      </w:r>
+      <w:r>
+        <w:t xml:space="preserve">m_part_info </w:t>
+      </w:r>
+      <w:r>
+        <w:t>中提供了方法</w:t>
+      </w:r>
+      <w:r>
+        <w:rPr>
+          <w:rFonts w:hint="eastAsia"/>
+        </w:rPr>
+        <w:t xml:space="preserve"> </w:t>
+      </w:r>
+      <w:r>
+        <w:t>get_partition_id</w:t>
+      </w:r>
+      <w:r>
+        <w:t>()</w:t>
+      </w:r>
+      <w:r>
+        <w:t>。</w:t>
+      </w:r>
+      <w:r>
+        <w:rPr>
+          <w:rFonts w:hint="eastAsia"/>
+        </w:rPr>
+        <w:t>通过</w:t>
+      </w:r>
+      <w:r>
+        <w:t>它可以</w:t>
+      </w:r>
+      <w:r>
+        <w:rPr>
+          <w:rFonts w:hint="eastAsia"/>
+        </w:rPr>
+        <w:t>获取记录对应</w:t>
+      </w:r>
+      <w:r>
+        <w:t>的分区</w:t>
+      </w:r>
+      <w:r>
+        <w:rPr>
+          <w:rFonts w:hint="eastAsia"/>
+        </w:rPr>
+        <w:t>的</w:t>
+      </w:r>
+      <w:r>
+        <w:rPr>
+          <w:rFonts w:hint="eastAsia"/>
+        </w:rPr>
+        <w:t xml:space="preserve"> ID</w:t>
+      </w:r>
+      <w:r>
+        <w:rPr>
+          <w:rFonts w:hint="eastAsia"/>
+        </w:rPr>
+        <w:t>。</w:t>
+      </w:r>
+    </w:p>
+    <w:p>
+      <w:pPr>
+        <w:pStyle w:val="aa"/>
+        <w:numPr>
+          <w:ilvl w:val="0"/>
+          <w:numId w:val="31"/>
+        </w:numPr>
+        <w:ind w:firstLineChars="0"/>
+      </w:pPr>
+      <w:r>
+        <w:lastRenderedPageBreak/>
+        <w:t>它的成员变量</w:t>
+      </w:r>
+      <w:r>
+        <w:rPr>
+          <w:rFonts w:hint="eastAsia"/>
+        </w:rPr>
+        <w:t xml:space="preserve"> </w:t>
+      </w:r>
+      <w:r>
+        <w:t>m_part_info-&gt;read_partitions.bitmap</w:t>
+      </w:r>
+      <w:r>
+        <w:t xml:space="preserve"> </w:t>
+      </w:r>
+      <w:r>
+        <w:rPr>
+          <w:rFonts w:hint="eastAsia"/>
+        </w:rPr>
+        <w:t>还</w:t>
+      </w:r>
+      <w:r>
+        <w:t>可以感知</w:t>
+      </w:r>
+      <w:r>
+        <w:rPr>
+          <w:rFonts w:hint="eastAsia"/>
+        </w:rPr>
+        <w:t xml:space="preserve"> SQL </w:t>
+      </w:r>
+      <w:r>
+        <w:rPr>
+          <w:rFonts w:hint="eastAsia"/>
+        </w:rPr>
+        <w:t>查询</w:t>
+      </w:r>
+      <w:r>
+        <w:t>所涉及的分区。</w:t>
+      </w:r>
+    </w:p>
+    <w:p>
+      <w:pPr>
+        <w:pStyle w:val="aa"/>
+        <w:numPr>
+          <w:ilvl w:val="0"/>
+          <w:numId w:val="31"/>
+        </w:numPr>
+        <w:ind w:firstLineChars="0"/>
+      </w:pPr>
+      <w:r>
+        <w:rPr>
+          <w:rFonts w:hint="eastAsia"/>
+        </w:rPr>
+        <w:t>它</w:t>
+      </w:r>
+      <w:r>
+        <w:t>提供了若干</w:t>
+      </w:r>
+      <w:r>
+        <w:rPr>
+          <w:rFonts w:hint="eastAsia"/>
+        </w:rPr>
+        <w:t>针对分区</w:t>
+      </w:r>
+      <w:r>
+        <w:t>操作的接口</w:t>
+      </w:r>
+      <w:r>
+        <w:rPr>
+          <w:rFonts w:hint="eastAsia"/>
+        </w:rPr>
+        <w:t>，</w:t>
+      </w:r>
+      <w:r>
+        <w:t>命名均为</w:t>
+      </w:r>
+      <w:r>
+        <w:rPr>
+          <w:rFonts w:hint="eastAsia"/>
+        </w:rPr>
+        <w:t xml:space="preserve"> *_in_part</w:t>
+      </w:r>
+      <w:r>
+        <w:rPr>
+          <w:rFonts w:hint="eastAsia"/>
+        </w:rPr>
+        <w:t>。</w:t>
+      </w:r>
+      <w:r>
+        <w:t>如</w:t>
+      </w:r>
+      <w:r>
+        <w:rPr>
+          <w:rFonts w:hint="eastAsia"/>
+        </w:rPr>
+        <w:t xml:space="preserve"> write_row_</w:t>
+      </w:r>
+      <w:r>
+        <w:t>in_part, update_row_in_part, rnd_next_in_part……</w:t>
+      </w:r>
+      <w:r>
+        <w:rPr>
+          <w:rFonts w:hint="eastAsia"/>
+        </w:rPr>
+        <w:t>实现</w:t>
+      </w:r>
+      <w:r>
+        <w:t>接口后，</w:t>
+      </w:r>
+      <w:r>
+        <w:rPr>
+          <w:rFonts w:hint="eastAsia"/>
+        </w:rPr>
+        <w:t>可以</w:t>
+      </w:r>
+      <w:r>
+        <w:t>针对特定的分区进行</w:t>
+      </w:r>
+      <w:r>
+        <w:rPr>
+          <w:rFonts w:hint="eastAsia"/>
+        </w:rPr>
+        <w:t xml:space="preserve"> DML </w:t>
+      </w:r>
+      <w:r>
+        <w:rPr>
+          <w:rFonts w:hint="eastAsia"/>
+        </w:rPr>
+        <w:t>和</w:t>
+      </w:r>
+      <w:r>
+        <w:rPr>
+          <w:rFonts w:hint="eastAsia"/>
+        </w:rPr>
+        <w:t xml:space="preserve"> DQL</w:t>
+      </w:r>
+      <w:r>
+        <w:rPr>
+          <w:rFonts w:hint="eastAsia"/>
+        </w:rPr>
+        <w:t>。</w:t>
+      </w:r>
+    </w:p>
+    <w:p>
+      <w:pPr>
+        <w:pStyle w:val="aa"/>
+        <w:numPr>
+          <w:ilvl w:val="0"/>
+          <w:numId w:val="31"/>
+        </w:numPr>
+        <w:ind w:firstLineChars="0"/>
+        <w:rPr>
+          <w:rFonts w:hint="eastAsia"/>
+        </w:rPr>
+      </w:pPr>
+      <w:r>
+        <w:rPr>
+          <w:rFonts w:hint="eastAsia"/>
+        </w:rPr>
+        <w:t>提供</w:t>
+      </w:r>
+      <w:r>
+        <w:t>了分区中默认操作流程的若干接口，命名为</w:t>
+      </w:r>
+      <w:r>
+        <w:rPr>
+          <w:rFonts w:hint="eastAsia"/>
+        </w:rPr>
+        <w:t xml:space="preserve"> ph_*</w:t>
+      </w:r>
+      <w:r>
+        <w:rPr>
+          <w:rFonts w:hint="eastAsia"/>
+        </w:rPr>
+        <w:t>。</w:t>
+      </w:r>
+      <w:r>
+        <w:t>如</w:t>
+      </w:r>
+      <w:r>
+        <w:rPr>
+          <w:rFonts w:hint="eastAsia"/>
+        </w:rPr>
+        <w:t xml:space="preserve"> ph_write_row</w:t>
+      </w:r>
+      <w:r>
+        <w:rPr>
+          <w:rFonts w:hint="eastAsia"/>
+        </w:rPr>
+        <w:t>，</w:t>
+      </w:r>
+      <w:r>
+        <w:rPr>
+          <w:rFonts w:hint="eastAsia"/>
+        </w:rPr>
+        <w:t>ph_update_row, ph_rnd_init</w:t>
+      </w:r>
+      <w:r>
+        <w:t>……</w:t>
+      </w:r>
+      <w:r>
+        <w:rPr>
+          <w:rFonts w:hint="eastAsia"/>
+        </w:rPr>
+        <w:t>它</w:t>
+      </w:r>
+      <w:r>
+        <w:t>封装了</w:t>
+      </w:r>
+      <w:r>
+        <w:rPr>
+          <w:rFonts w:hint="eastAsia"/>
+        </w:rPr>
+        <w:t>从</w:t>
+      </w:r>
+      <w:r>
+        <w:rPr>
+          <w:rFonts w:hint="eastAsia"/>
+        </w:rPr>
+        <w:t xml:space="preserve"> m_part_info </w:t>
+      </w:r>
+      <w:r>
+        <w:rPr>
+          <w:rFonts w:hint="eastAsia"/>
+        </w:rPr>
+        <w:t>中</w:t>
+      </w:r>
+      <w:r>
+        <w:t>获取</w:t>
+      </w:r>
+      <w:r>
+        <w:rPr>
+          <w:rFonts w:hint="eastAsia"/>
+        </w:rPr>
+        <w:t>分区信息</w:t>
+      </w:r>
+      <w:r>
+        <w:t>，根据分区信息</w:t>
+      </w:r>
+      <w:r>
+        <w:rPr>
+          <w:rFonts w:hint="eastAsia"/>
+        </w:rPr>
+        <w:t>调用</w:t>
+      </w:r>
+      <w:r>
+        <w:rPr>
+          <w:rFonts w:hint="eastAsia"/>
+        </w:rPr>
+        <w:t xml:space="preserve"> *_in_part </w:t>
+      </w:r>
+      <w:r>
+        <w:rPr>
+          <w:rFonts w:hint="eastAsia"/>
+        </w:rPr>
+        <w:t>接口</w:t>
+      </w:r>
+      <w:r>
+        <w:t>的典型流程。可以</w:t>
+      </w:r>
+      <w:r>
+        <w:rPr>
+          <w:rFonts w:hint="eastAsia"/>
+        </w:rPr>
+        <w:t>看做是</w:t>
+      </w:r>
+      <w:r>
+        <w:t>分区表操作的默认实现</w:t>
+      </w:r>
+      <w:r>
+        <w:rPr>
+          <w:rFonts w:hint="eastAsia"/>
+        </w:rPr>
+        <w:t>。当然，</w:t>
+      </w:r>
+      <w:r>
+        <w:rPr>
+          <w:rFonts w:hint="eastAsia"/>
+        </w:rPr>
+        <w:t>它</w:t>
+      </w:r>
+      <w:r>
+        <w:t>是选择使用的。</w:t>
+      </w:r>
+    </w:p>
+    <w:p>
+      <w:pPr>
+        <w:rPr>
+          <w:b/>
+        </w:rPr>
+      </w:pPr>
+    </w:p>
+    <w:p>
+      <w:pPr>
+        <w:pStyle w:val="4"/>
+        <w:rPr>
+          <w:rFonts w:hint="eastAsia"/>
+        </w:rPr>
+      </w:pPr>
+      <w:r>
+        <w:rPr>
+          <w:rFonts w:hint="eastAsia"/>
+        </w:rPr>
+        <w:t>基本</w:t>
+      </w:r>
+      <w:r>
+        <w:t>操作</w:t>
+      </w:r>
+    </w:p>
+    <w:p>
+      <w:pPr>
+        <w:pStyle w:val="5"/>
+      </w:pPr>
+      <w:r>
+        <w:rPr>
+          <w:rFonts w:hint="eastAsia"/>
+        </w:rPr>
+        <w:t>创建表</w:t>
+      </w:r>
+    </w:p>
+    <w:p>
+      <w:pPr>
+        <w:pStyle w:val="aa"/>
+        <w:ind w:left="360" w:firstLineChars="0" w:firstLine="0"/>
+      </w:pPr>
+      <w:r>
+        <w:rPr>
+          <w:rFonts w:hint="eastAsia"/>
+          <w:b/>
+        </w:rPr>
+        <w:t xml:space="preserve">RANGE/LIST: </w:t>
+      </w:r>
+      <w:r>
+        <w:rPr>
+          <w:rFonts w:hint="eastAsia"/>
+        </w:rPr>
+        <w:t>指定分区键</w:t>
+      </w:r>
+      <w:r>
+        <w:t>为隐藏字段</w:t>
+      </w:r>
+      <w:r>
+        <w:t>`_mysqlPartID`</w:t>
+      </w:r>
+      <w:r>
+        <w:rPr>
+          <w:rFonts w:hint="eastAsia"/>
+        </w:rPr>
+        <w:t>来</w:t>
+      </w:r>
+      <w:r>
+        <w:t>创建主表。再创建分区对应的子表</w:t>
+      </w:r>
+      <w:r>
+        <w:rPr>
+          <w:rFonts w:hint="eastAsia"/>
+        </w:rPr>
+        <w:t>，</w:t>
+      </w:r>
+      <w:r>
+        <w:t>命名为</w:t>
+      </w:r>
+      <w:r>
+        <w:rPr>
+          <w:rFonts w:hint="eastAsia"/>
+        </w:rPr>
+        <w:t>&lt;</w:t>
+      </w:r>
+      <w:r>
+        <w:rPr>
+          <w:rFonts w:hint="eastAsia"/>
+        </w:rPr>
+        <w:t>表名</w:t>
+      </w:r>
+      <w:r>
+        <w:rPr>
+          <w:rFonts w:hint="eastAsia"/>
+        </w:rPr>
+        <w:t>&gt;&lt;</w:t>
+      </w:r>
+      <w:r>
+        <w:rPr>
+          <w:rFonts w:hint="eastAsia"/>
+        </w:rPr>
+        <w:t>分区特殊分隔符</w:t>
+      </w:r>
+      <w:r>
+        <w:rPr>
+          <w:rFonts w:hint="eastAsia"/>
+        </w:rPr>
+        <w:t>&gt;&lt;</w:t>
+      </w:r>
+      <w:r>
+        <w:rPr>
+          <w:rFonts w:hint="eastAsia"/>
+        </w:rPr>
+        <w:t>分区名</w:t>
+      </w:r>
+      <w:r>
+        <w:rPr>
+          <w:rFonts w:hint="eastAsia"/>
+        </w:rPr>
+        <w:t>&gt;</w:t>
+      </w:r>
+      <w:r>
+        <w:rPr>
+          <w:rFonts w:hint="eastAsia"/>
+        </w:rPr>
+        <w:t>。</w:t>
+      </w:r>
+      <w:r>
+        <w:t>如果</w:t>
+      </w:r>
+      <w:r>
+        <w:rPr>
+          <w:rFonts w:hint="eastAsia"/>
+        </w:rPr>
+        <w:t>隐藏</w:t>
+      </w:r>
+      <w:r>
+        <w:t>字段或子表名</w:t>
+      </w:r>
+      <w:r>
+        <w:rPr>
+          <w:rFonts w:hint="eastAsia"/>
+        </w:rPr>
+        <w:t>与</w:t>
+      </w:r>
+      <w:r>
+        <w:t>用户的</w:t>
+      </w:r>
+      <w:r>
+        <w:rPr>
+          <w:rFonts w:hint="eastAsia"/>
+        </w:rPr>
+        <w:t>设置</w:t>
+      </w:r>
+      <w:r>
+        <w:t>的名字重复了，则通过映射层</w:t>
+      </w:r>
+      <w:r>
+        <w:rPr>
+          <w:rFonts w:hint="eastAsia"/>
+        </w:rPr>
+        <w:t>，</w:t>
+      </w:r>
+      <w:r>
+        <w:t>将后来的名字映射到其它的名字。</w:t>
+      </w:r>
+    </w:p>
+    <w:p>
+      <w:pPr>
+        <w:pStyle w:val="aa"/>
+        <w:ind w:left="360" w:firstLineChars="0" w:firstLine="0"/>
+      </w:pPr>
+    </w:p>
+    <w:p>
+      <w:pPr>
+        <w:pStyle w:val="aa"/>
+        <w:ind w:left="360" w:firstLineChars="0" w:firstLine="0"/>
+      </w:pPr>
+      <w:r>
+        <w:rPr>
+          <w:rFonts w:hint="eastAsia"/>
+          <w:b/>
+        </w:rPr>
+        <w:t>HASH/KEY:</w:t>
+      </w:r>
+      <w:r>
+        <w:rPr>
+          <w:rFonts w:hint="eastAsia"/>
+        </w:rPr>
+        <w:t xml:space="preserve"> </w:t>
+      </w:r>
+      <w:r>
+        <w:rPr>
+          <w:rFonts w:hint="eastAsia"/>
+        </w:rPr>
+        <w:t>通过</w:t>
+      </w:r>
+      <w:r>
+        <w:rPr>
+          <w:rFonts w:hint="eastAsia"/>
+        </w:rPr>
+        <w:t xml:space="preserve"> </w:t>
+      </w:r>
+      <w:r>
+        <w:t xml:space="preserve">m_part_info </w:t>
+      </w:r>
+      <w:r>
+        <w:rPr>
+          <w:rFonts w:hint="eastAsia"/>
+        </w:rPr>
+        <w:t>中</w:t>
+      </w:r>
+      <w:r>
+        <w:t>的信息，找到</w:t>
+      </w:r>
+      <w:r>
+        <w:rPr>
+          <w:rFonts w:hint="eastAsia"/>
+        </w:rPr>
+        <w:t>用于</w:t>
+      </w:r>
+      <w:r>
+        <w:t>计算哈希值的</w:t>
+      </w:r>
+      <w:r>
+        <w:rPr>
+          <w:rFonts w:hint="eastAsia"/>
+        </w:rPr>
+        <w:t>字段</w:t>
+      </w:r>
+      <w:r>
+        <w:t>，设</w:t>
+      </w:r>
+      <w:r>
+        <w:rPr>
+          <w:rFonts w:hint="eastAsia"/>
+        </w:rPr>
+        <w:t>为</w:t>
+      </w:r>
+      <w:r>
+        <w:t>分区键。</w:t>
+      </w:r>
+      <w:r>
+        <w:rPr>
+          <w:rFonts w:hint="eastAsia"/>
+        </w:rPr>
+        <w:t>自动</w:t>
+      </w:r>
+      <w:r>
+        <w:t>切分。</w:t>
+      </w:r>
+      <w:r>
+        <w:rPr>
+          <w:rFonts w:hint="eastAsia"/>
+        </w:rPr>
+        <w:t>忽略</w:t>
+      </w:r>
+      <w:r>
+        <w:t>表达式和</w:t>
+      </w:r>
+      <w:r>
+        <w:rPr>
+          <w:rFonts w:hint="eastAsia"/>
+        </w:rPr>
+        <w:t xml:space="preserve"> mysql </w:t>
+      </w:r>
+      <w:r>
+        <w:rPr>
+          <w:rFonts w:hint="eastAsia"/>
+        </w:rPr>
+        <w:t>哈希</w:t>
+      </w:r>
+      <w:r>
+        <w:t>算法。</w:t>
+      </w:r>
+    </w:p>
+    <w:p>
+      <w:pPr>
+        <w:pStyle w:val="aa"/>
+        <w:ind w:left="360" w:firstLineChars="0" w:firstLine="0"/>
+      </w:pPr>
+    </w:p>
+    <w:p>
+      <w:pPr>
+        <w:pStyle w:val="aa"/>
+        <w:ind w:left="360" w:firstLineChars="0" w:firstLine="0"/>
+        <w:rPr>
+          <w:rFonts w:hint="eastAsia"/>
+        </w:rPr>
+      </w:pPr>
+      <w:r>
+        <w:rPr>
+          <w:rFonts w:hint="eastAsia"/>
+          <w:b/>
+        </w:rPr>
+        <w:t>S</w:t>
+      </w:r>
+      <w:r>
+        <w:rPr>
+          <w:b/>
+        </w:rPr>
+        <w:t>UB PARTITION</w:t>
+      </w:r>
+      <w:r>
+        <w:rPr>
+          <w:rFonts w:hint="eastAsia"/>
+          <w:b/>
+        </w:rPr>
+        <w:t xml:space="preserve">: </w:t>
+      </w:r>
+      <w:r>
+        <w:rPr>
+          <w:rFonts w:hint="eastAsia"/>
+        </w:rPr>
+        <w:t>根据</w:t>
+      </w:r>
+      <w:r>
+        <w:rPr>
+          <w:rFonts w:hint="eastAsia"/>
+        </w:rPr>
+        <w:t xml:space="preserve"> RANGE/LIST </w:t>
+      </w:r>
+      <w:r>
+        <w:rPr>
+          <w:rFonts w:hint="eastAsia"/>
+        </w:rPr>
+        <w:t>分区</w:t>
+      </w:r>
+      <w:r>
+        <w:t>表规则建立子表，再为子表根据</w:t>
+      </w:r>
+      <w:r>
+        <w:rPr>
+          <w:rFonts w:hint="eastAsia"/>
+        </w:rPr>
+        <w:t xml:space="preserve"> HASH/KEY </w:t>
+      </w:r>
+      <w:r>
+        <w:rPr>
+          <w:rFonts w:hint="eastAsia"/>
+        </w:rPr>
+        <w:t>规则</w:t>
+      </w:r>
+      <w:r>
+        <w:t>进行哈希</w:t>
+      </w:r>
+      <w:r>
+        <w:rPr>
+          <w:rFonts w:hint="eastAsia"/>
+        </w:rPr>
+        <w:t>自动</w:t>
+      </w:r>
+      <w:r>
+        <w:t>切分。</w:t>
+      </w:r>
+    </w:p>
+    <w:p>
+      <w:pPr>
+        <w:pStyle w:val="5"/>
+        <w:rPr>
+          <w:rFonts w:hint="eastAsia"/>
+        </w:rPr>
+      </w:pPr>
+      <w:r>
+        <w:rPr>
+          <w:rFonts w:hint="eastAsia"/>
+        </w:rPr>
+        <w:t>插入</w:t>
+      </w:r>
+    </w:p>
+    <w:p>
+      <w:pPr>
+        <w:pStyle w:val="aa"/>
+        <w:ind w:left="360" w:firstLineChars="0" w:firstLine="0"/>
+      </w:pPr>
+      <w:r>
+        <w:rPr>
+          <w:rFonts w:hint="eastAsia"/>
+          <w:b/>
+        </w:rPr>
+        <w:t>RANGE/</w:t>
+      </w:r>
+      <w:r>
+        <w:rPr>
+          <w:b/>
+        </w:rPr>
+        <w:t>LIST:</w:t>
+      </w:r>
+      <w:r>
+        <w:t xml:space="preserve"> </w:t>
+      </w:r>
+      <w:r>
+        <w:t>在插入</w:t>
+      </w:r>
+      <w:r>
+        <w:rPr>
+          <w:rFonts w:hint="eastAsia"/>
+        </w:rPr>
+        <w:t>前</w:t>
+      </w:r>
+      <w:r>
+        <w:t>，</w:t>
+      </w:r>
+      <w:r>
+        <w:rPr>
+          <w:rFonts w:hint="eastAsia"/>
+        </w:rPr>
+        <w:t>使用</w:t>
+      </w:r>
+      <w:r>
+        <w:rPr>
+          <w:rFonts w:hint="eastAsia"/>
+        </w:rPr>
+        <w:t xml:space="preserve"> mysql </w:t>
+      </w:r>
+      <w:r>
+        <w:rPr>
+          <w:rFonts w:hint="eastAsia"/>
+        </w:rPr>
+        <w:t>的</w:t>
+      </w:r>
+      <w:r>
+        <w:t>方法</w:t>
+      </w:r>
+      <w:r>
+        <w:rPr>
+          <w:rFonts w:hint="eastAsia"/>
+        </w:rPr>
+        <w:t>获取</w:t>
+      </w:r>
+      <w:r>
+        <w:t>记录对应的</w:t>
+      </w:r>
+      <w:r>
+        <w:rPr>
+          <w:rFonts w:hint="eastAsia"/>
+        </w:rPr>
+        <w:t>分区</w:t>
+      </w:r>
+      <w:r>
+        <w:rPr>
+          <w:rFonts w:hint="eastAsia"/>
+        </w:rPr>
+        <w:t>ID</w:t>
+      </w:r>
+      <w:r>
+        <w:rPr>
+          <w:rFonts w:hint="eastAsia"/>
+        </w:rPr>
+        <w:t>，</w:t>
+      </w:r>
+      <w:r>
+        <w:t>然后</w:t>
+      </w:r>
+      <w:r>
+        <w:rPr>
+          <w:rFonts w:hint="eastAsia"/>
+        </w:rPr>
+        <w:t>为</w:t>
+      </w:r>
+      <w:r>
+        <w:t>记录附加</w:t>
+      </w:r>
+      <w:r>
+        <w:t>`_mysqlPartID`</w:t>
+      </w:r>
+      <w:r>
+        <w:rPr>
+          <w:rFonts w:hint="eastAsia"/>
+        </w:rPr>
+        <w:t>字段</w:t>
+      </w:r>
+      <w:r>
+        <w:rPr>
+          <w:rFonts w:hint="eastAsia"/>
+        </w:rPr>
+        <w:t>。但</w:t>
+      </w:r>
+      <w:r>
+        <w:t>由于自增字段是插入后才生成，因此</w:t>
+      </w:r>
+      <w:r>
+        <w:rPr>
+          <w:rFonts w:hint="eastAsia"/>
+        </w:rPr>
+        <w:t>无法在插入</w:t>
+      </w:r>
+      <w:r>
+        <w:t>前判断分区</w:t>
+      </w:r>
+      <w:r>
+        <w:rPr>
+          <w:rFonts w:hint="eastAsia"/>
+        </w:rPr>
+        <w:t xml:space="preserve"> ID</w:t>
+      </w:r>
+      <w:r>
+        <w:rPr>
+          <w:rFonts w:hint="eastAsia"/>
+        </w:rPr>
+        <w:t>，所以</w:t>
+      </w:r>
+      <w:r>
+        <w:t>不支持</w:t>
+      </w:r>
+      <w:r>
+        <w:rPr>
+          <w:rFonts w:hint="eastAsia"/>
+        </w:rPr>
+        <w:t>分区键</w:t>
+      </w:r>
+      <w:r>
+        <w:t>为自增字段。</w:t>
+      </w:r>
+    </w:p>
+    <w:p>
+      <w:pPr>
+        <w:pStyle w:val="aa"/>
+        <w:ind w:left="360" w:firstLineChars="0" w:firstLine="0"/>
+        <w:rPr>
+          <w:rFonts w:hint="eastAsia"/>
+        </w:rPr>
+      </w:pPr>
+    </w:p>
+    <w:p>
+      <w:pPr>
+        <w:pStyle w:val="aa"/>
+        <w:ind w:left="360" w:firstLineChars="0" w:firstLine="0"/>
+      </w:pPr>
+      <w:r>
+        <w:rPr>
+          <w:b/>
+        </w:rPr>
+        <w:t>HASH/KEY</w:t>
+      </w:r>
+      <w:r>
+        <w:rPr>
+          <w:rFonts w:hint="eastAsia"/>
+          <w:b/>
+        </w:rPr>
+        <w:t xml:space="preserve">: </w:t>
+      </w:r>
+      <w:r>
+        <w:rPr>
+          <w:rFonts w:hint="eastAsia"/>
+        </w:rPr>
+        <w:t>直接</w:t>
+      </w:r>
+      <w:r>
+        <w:t>插入。由于</w:t>
+      </w:r>
+      <w:r>
+        <w:rPr>
+          <w:rFonts w:hint="eastAsia"/>
+        </w:rPr>
+        <w:t>忽略</w:t>
+      </w:r>
+      <w:r>
+        <w:rPr>
+          <w:rFonts w:hint="eastAsia"/>
+        </w:rPr>
+        <w:t xml:space="preserve"> mysql </w:t>
+      </w:r>
+      <w:r>
+        <w:rPr>
+          <w:rFonts w:hint="eastAsia"/>
+        </w:rPr>
+        <w:t>哈希</w:t>
+      </w:r>
+      <w:r>
+        <w:t>分区规则，</w:t>
+      </w:r>
+      <w:r>
+        <w:rPr>
+          <w:rFonts w:hint="eastAsia"/>
+        </w:rPr>
+        <w:t>自增</w:t>
+      </w:r>
+      <w:r>
+        <w:t>字段也</w:t>
+      </w:r>
+      <w:r>
+        <w:rPr>
+          <w:rFonts w:hint="eastAsia"/>
+        </w:rPr>
+        <w:t>可以</w:t>
+      </w:r>
+      <w:r>
+        <w:t>做分区键。</w:t>
+      </w:r>
+    </w:p>
+    <w:p>
+      <w:pPr>
+        <w:pStyle w:val="aa"/>
+        <w:ind w:left="360" w:firstLineChars="0" w:firstLine="0"/>
+      </w:pPr>
+    </w:p>
+    <w:p>
+      <w:pPr>
+        <w:pStyle w:val="aa"/>
+        <w:ind w:left="360" w:firstLineChars="0" w:firstLine="0"/>
+      </w:pPr>
+      <w:r>
+        <w:rPr>
+          <w:rFonts w:hint="eastAsia"/>
+          <w:b/>
+        </w:rPr>
+        <w:t>S</w:t>
+      </w:r>
+      <w:r>
+        <w:rPr>
+          <w:b/>
+        </w:rPr>
+        <w:t>UB PARTITION</w:t>
+      </w:r>
+      <w:r>
+        <w:rPr>
+          <w:rFonts w:hint="eastAsia"/>
+          <w:b/>
+        </w:rPr>
+        <w:t>:</w:t>
+      </w:r>
+      <w:r>
+        <w:rPr>
+          <w:b/>
+        </w:rPr>
+        <w:t xml:space="preserve"> </w:t>
+      </w:r>
+      <w:r>
+        <w:rPr>
+          <w:rFonts w:hint="eastAsia"/>
+        </w:rPr>
+        <w:t>为</w:t>
+      </w:r>
+      <w:r>
+        <w:t>记录</w:t>
+      </w:r>
+      <w:r>
+        <w:rPr>
+          <w:rFonts w:hint="eastAsia"/>
+        </w:rPr>
+        <w:t>追加</w:t>
+      </w:r>
+      <w:r>
+        <w:rPr>
+          <w:rFonts w:hint="eastAsia"/>
+        </w:rPr>
+        <w:t>`_mysqlPartID`</w:t>
+      </w:r>
+      <w:r>
+        <w:rPr>
+          <w:rFonts w:hint="eastAsia"/>
+        </w:rPr>
+        <w:t>字段后</w:t>
+      </w:r>
+      <w:r>
+        <w:t>直接插入主表即可。</w:t>
+      </w:r>
+      <w:r>
+        <w:rPr>
+          <w:rFonts w:hint="eastAsia"/>
+        </w:rPr>
+        <w:t>注意，直接调用</w:t>
+      </w:r>
+      <w:r>
+        <w:rPr>
+          <w:rFonts w:hint="eastAsia"/>
+        </w:rPr>
+        <w:t xml:space="preserve"> </w:t>
+      </w:r>
+      <w:r>
+        <w:t>get_partition_id</w:t>
+      </w:r>
+      <w:r>
+        <w:t>()</w:t>
+      </w:r>
+      <w:r>
+        <w:t xml:space="preserve"> </w:t>
+      </w:r>
+      <w:r>
+        <w:rPr>
+          <w:rFonts w:hint="eastAsia"/>
+        </w:rPr>
+        <w:t>获取</w:t>
+      </w:r>
+      <w:r>
+        <w:t>的是子分区的分区</w:t>
+      </w:r>
+      <w:r>
+        <w:rPr>
+          <w:rFonts w:hint="eastAsia"/>
+        </w:rPr>
+        <w:t>ID</w:t>
+      </w:r>
+      <w:r>
+        <w:rPr>
+          <w:rFonts w:hint="eastAsia"/>
+        </w:rPr>
+        <w:t>。而</w:t>
+      </w:r>
+      <w:r>
+        <w:t>我们这里使用的是主分区的</w:t>
+      </w:r>
+      <w:r>
+        <w:rPr>
+          <w:rFonts w:hint="eastAsia"/>
+        </w:rPr>
+        <w:t>ID</w:t>
+      </w:r>
+      <w:r>
+        <w:rPr>
+          <w:rFonts w:hint="eastAsia"/>
+        </w:rPr>
+        <w:t>，</w:t>
+      </w:r>
+      <w:r>
+        <w:t>需要使用</w:t>
+      </w:r>
+      <w:r>
+        <w:rPr>
+          <w:rFonts w:hint="eastAsia"/>
+        </w:rPr>
+        <w:t xml:space="preserve"> </w:t>
+      </w:r>
+      <w:r>
+        <w:t>get_partition_id_range</w:t>
+      </w:r>
+      <w:r>
+        <w:t>()</w:t>
+      </w:r>
+      <w:r>
+        <w:rPr>
+          <w:rFonts w:hint="eastAsia"/>
+        </w:rPr>
+        <w:t>。</w:t>
+      </w:r>
+      <w:r>
+        <w:t>分区</w:t>
+      </w:r>
+      <w:r>
+        <w:rPr>
+          <w:rFonts w:hint="eastAsia"/>
+        </w:rPr>
+        <w:t>的</w:t>
+      </w:r>
+      <w:r>
+        <w:rPr>
+          <w:rFonts w:hint="eastAsia"/>
+        </w:rPr>
+        <w:t>ID</w:t>
+      </w:r>
+      <w:r>
+        <w:rPr>
+          <w:rFonts w:hint="eastAsia"/>
+        </w:rPr>
+        <w:t>实际</w:t>
+      </w:r>
+      <w:r>
+        <w:t>就是分区在元数据定义中的顺序号</w:t>
+      </w:r>
+      <w:r>
+        <w:t>。我们</w:t>
+      </w:r>
+      <w:r>
+        <w:rPr>
+          <w:rFonts w:hint="eastAsia"/>
+        </w:rPr>
+        <w:t>只</w:t>
+      </w:r>
+      <w:r>
+        <w:t>判读它在第</w:t>
+      </w:r>
+      <w:r>
+        <w:t>“</w:t>
+      </w:r>
+      <w:r>
+        <w:rPr>
+          <w:rFonts w:hint="eastAsia"/>
+        </w:rPr>
+        <w:t>几</w:t>
+      </w:r>
+      <w:r>
+        <w:t>”</w:t>
+      </w:r>
+      <w:r>
+        <w:rPr>
+          <w:rFonts w:hint="eastAsia"/>
+        </w:rPr>
+        <w:t>个</w:t>
+      </w:r>
+      <w:r>
+        <w:t>主分区，不</w:t>
+      </w:r>
+      <w:r>
+        <w:rPr>
+          <w:rFonts w:hint="eastAsia"/>
+        </w:rPr>
+        <w:t>在乎</w:t>
+      </w:r>
+      <w:r>
+        <w:t>它在第</w:t>
+      </w:r>
+      <w:r>
+        <w:t>“</w:t>
+      </w:r>
+      <w:r>
+        <w:rPr>
+          <w:rFonts w:hint="eastAsia"/>
+        </w:rPr>
+        <w:t>几</w:t>
+      </w:r>
+      <w:r>
+        <w:t>”</w:t>
+      </w:r>
+      <w:r>
+        <w:rPr>
+          <w:rFonts w:hint="eastAsia"/>
+        </w:rPr>
+        <w:t>个</w:t>
+      </w:r>
+      <w:r>
+        <w:rPr>
+          <w:rFonts w:hint="eastAsia"/>
+        </w:rPr>
+        <w:t>子</w:t>
+      </w:r>
+      <w:r>
+        <w:t>分区</w:t>
+      </w:r>
+      <w:r>
+        <w:rPr>
+          <w:rFonts w:hint="eastAsia"/>
+        </w:rPr>
+        <w:t>。</w:t>
+      </w:r>
+    </w:p>
+    <w:p>
+      <w:pPr>
+        <w:pStyle w:val="aa"/>
+        <w:ind w:left="360" w:firstLineChars="0" w:firstLine="0"/>
+        <w:rPr>
+          <w:rFonts w:hint="eastAsia"/>
+        </w:rPr>
+      </w:pPr>
+      <w:r>
+        <w:t>。</w:t>
+      </w:r>
+    </w:p>
+    <w:p>
+      <w:pPr>
+        <w:pStyle w:val="5"/>
+        <w:rPr>
+          <w:rFonts w:hint="eastAsia"/>
+        </w:rPr>
+      </w:pPr>
+      <w:r>
+        <w:rPr>
+          <w:rFonts w:hint="eastAsia"/>
+        </w:rPr>
+        <w:lastRenderedPageBreak/>
+        <w:t>更新</w:t>
+      </w:r>
+    </w:p>
+    <w:p>
+      <w:r>
+        <w:rPr>
+          <w:rFonts w:hint="eastAsia"/>
+          <w:b/>
+        </w:rPr>
+        <w:t>RANGE/LIST:</w:t>
+      </w:r>
+      <w:r>
+        <w:rPr>
+          <w:rFonts w:hint="eastAsia"/>
+        </w:rPr>
+        <w:t xml:space="preserve"> </w:t>
+      </w:r>
+      <w:r>
+        <w:rPr>
+          <w:rFonts w:hint="eastAsia"/>
+        </w:rPr>
+        <w:t>如果分区</w:t>
+      </w:r>
+      <w:r>
+        <w:t>有关字段有更</w:t>
+      </w:r>
+      <w:r>
+        <w:rPr>
+          <w:rFonts w:hint="eastAsia"/>
+        </w:rPr>
+        <w:t>改</w:t>
+      </w:r>
+      <w:r>
+        <w:t>，需要追加</w:t>
+      </w:r>
+      <w:r>
+        <w:rPr>
+          <w:rFonts w:hint="eastAsia"/>
+        </w:rPr>
+        <w:t>对</w:t>
+      </w:r>
+      <w:r>
+        <w:rPr>
+          <w:rFonts w:hint="eastAsia"/>
+        </w:rPr>
+        <w:t>`</w:t>
+      </w:r>
+      <w:r>
+        <w:t>_mysqlPartID</w:t>
+      </w:r>
+      <w:r>
+        <w:rPr>
+          <w:rFonts w:hint="eastAsia"/>
+        </w:rPr>
+        <w:t>`</w:t>
+      </w:r>
+      <w:r>
+        <w:rPr>
+          <w:rFonts w:hint="eastAsia"/>
+        </w:rPr>
+        <w:t>的</w:t>
+      </w:r>
+      <w:r>
+        <w:t>更新。</w:t>
+      </w:r>
+      <w:r>
+        <w:t>I</w:t>
+      </w:r>
+      <w:r>
+        <w:rPr>
+          <w:rFonts w:hint="eastAsia"/>
+        </w:rPr>
+        <w:t xml:space="preserve">nnodb </w:t>
+      </w:r>
+      <w:r>
+        <w:rPr>
+          <w:rFonts w:hint="eastAsia"/>
+        </w:rPr>
+        <w:t>中跨</w:t>
+      </w:r>
+      <w:r>
+        <w:t>分区的更新</w:t>
+      </w:r>
+      <w:r>
+        <w:rPr>
+          <w:rFonts w:hint="eastAsia"/>
+        </w:rPr>
+        <w:t>会</w:t>
+      </w:r>
+      <w:r>
+        <w:t>分解成</w:t>
+      </w:r>
+      <w:r>
+        <w:rPr>
+          <w:rFonts w:hint="eastAsia"/>
+        </w:rPr>
+        <w:t>原</w:t>
+      </w:r>
+      <w:r>
+        <w:t>分区中的</w:t>
+      </w:r>
+      <w:r>
+        <w:rPr>
+          <w:rFonts w:hint="eastAsia"/>
+        </w:rPr>
+        <w:t>删除</w:t>
+      </w:r>
+      <w:r>
+        <w:t>动作，和新分区中的插入动作。而</w:t>
+      </w:r>
+      <w:r>
+        <w:rPr>
+          <w:rFonts w:hint="eastAsia"/>
+        </w:rPr>
+        <w:t>对于</w:t>
+      </w:r>
+      <w:r>
+        <w:t>我们，</w:t>
+      </w:r>
+      <w:r>
+        <w:rPr>
+          <w:rFonts w:hint="eastAsia"/>
+        </w:rPr>
+        <w:t>是否允许</w:t>
+      </w:r>
+      <w:r>
+        <w:t>更新分区键取决于</w:t>
+      </w:r>
+      <w:r>
+        <w:rPr>
+          <w:rFonts w:hint="eastAsia"/>
+        </w:rPr>
+        <w:t xml:space="preserve"> sdb</w:t>
+      </w:r>
+      <w:r>
+        <w:rPr>
+          <w:rFonts w:hint="eastAsia"/>
+        </w:rPr>
+        <w:t>，直接</w:t>
+      </w:r>
+      <w:r>
+        <w:t>对主表进行更新操作即可。</w:t>
+      </w:r>
+    </w:p>
+    <w:p/>
+    <w:p>
+      <w:r>
+        <w:rPr>
+          <w:rFonts w:hint="eastAsia"/>
+          <w:b/>
+        </w:rPr>
+        <w:t>HASH/KEY:</w:t>
+      </w:r>
+      <w:r>
+        <w:rPr>
+          <w:rFonts w:hint="eastAsia"/>
+        </w:rPr>
+        <w:t xml:space="preserve"> </w:t>
+      </w:r>
+      <w:r>
+        <w:rPr>
+          <w:rFonts w:hint="eastAsia"/>
+        </w:rPr>
+        <w:t>直接</w:t>
+      </w:r>
+      <w:r>
+        <w:t>更新。</w:t>
+      </w:r>
+    </w:p>
+    <w:p/>
+    <w:p>
+      <w:pPr>
+        <w:rPr>
+          <w:rFonts w:hint="eastAsia"/>
+        </w:rPr>
+      </w:pPr>
+      <w:r>
+        <w:rPr>
+          <w:rFonts w:hint="eastAsia"/>
+          <w:b/>
+        </w:rPr>
+        <w:t>S</w:t>
+      </w:r>
+      <w:r>
+        <w:rPr>
+          <w:b/>
+        </w:rPr>
+        <w:t>UB PARTITION</w:t>
+      </w:r>
+      <w:r>
+        <w:rPr>
+          <w:b/>
+        </w:rPr>
+        <w:t>:</w:t>
+      </w:r>
+      <w:r>
+        <w:t xml:space="preserve"> </w:t>
+      </w:r>
+      <w:r>
+        <w:rPr>
+          <w:rFonts w:hint="eastAsia"/>
+        </w:rPr>
+        <w:t>同</w:t>
+      </w:r>
+      <w:r>
+        <w:rPr>
+          <w:rFonts w:hint="eastAsia"/>
+        </w:rPr>
+        <w:t xml:space="preserve"> RANGE/LIST </w:t>
+      </w:r>
+      <w:r>
+        <w:rPr>
+          <w:rFonts w:hint="eastAsia"/>
+        </w:rPr>
+        <w:t>分区</w:t>
+      </w:r>
+      <w:r>
+        <w:t>。</w:t>
+      </w:r>
+    </w:p>
+    <w:p>
+      <w:pPr>
+        <w:pStyle w:val="5"/>
+        <w:rPr>
+          <w:rFonts w:hint="eastAsia"/>
+        </w:rPr>
+      </w:pPr>
+      <w:r>
+        <w:rPr>
+          <w:rFonts w:hint="eastAsia"/>
+        </w:rPr>
+        <w:t>删除</w:t>
+      </w:r>
+    </w:p>
+    <w:p>
+      <w:pPr>
+        <w:rPr>
+          <w:rFonts w:hint="eastAsia"/>
+        </w:rPr>
+      </w:pPr>
+      <w:r>
+        <w:rPr>
+          <w:rFonts w:hint="eastAsia"/>
+        </w:rPr>
+        <w:t>对于</w:t>
+      </w:r>
+      <w:r>
+        <w:t>所有类型分区，均</w:t>
+      </w:r>
+      <w:r>
+        <w:rPr>
+          <w:rFonts w:hint="eastAsia"/>
+        </w:rPr>
+        <w:t>直接</w:t>
+      </w:r>
+      <w:r>
+        <w:t>下压删除</w:t>
+      </w:r>
+      <w:r>
+        <w:rPr>
+          <w:rFonts w:hint="eastAsia"/>
+        </w:rPr>
+        <w:t>操作</w:t>
+      </w:r>
+      <w:r>
+        <w:t>即可。</w:t>
+      </w:r>
+    </w:p>
+    <w:p>
+      <w:pPr>
+        <w:pStyle w:val="5"/>
+        <w:rPr>
+          <w:rFonts w:hint="eastAsia"/>
+        </w:rPr>
+      </w:pPr>
+      <w:r>
+        <w:rPr>
+          <w:rFonts w:hint="eastAsia"/>
+        </w:rPr>
+        <w:t>查询</w:t>
+      </w:r>
+    </w:p>
+    <w:p>
+      <w:pPr>
+        <w:rPr>
+          <w:rFonts w:hint="eastAsia"/>
+        </w:rPr>
+      </w:pPr>
+      <w:r>
+        <w:rPr>
+          <w:rFonts w:hint="eastAsia"/>
+          <w:b/>
+        </w:rPr>
+        <w:t>RANGE/LIST:</w:t>
+      </w:r>
+      <w:r>
+        <w:rPr>
+          <w:b/>
+        </w:rPr>
+        <w:t xml:space="preserve"> </w:t>
+      </w:r>
+      <w:r>
+        <w:rPr>
+          <w:rFonts w:hint="eastAsia"/>
+        </w:rPr>
+        <w:t>根据</w:t>
+      </w:r>
+      <w:r>
+        <w:rPr>
+          <w:rFonts w:hint="eastAsia"/>
+        </w:rPr>
+        <w:t>下压信息</w:t>
+      </w:r>
+      <w:r>
+        <w:t>指定</w:t>
+      </w:r>
+      <w:r>
+        <w:rPr>
+          <w:rFonts w:hint="eastAsia"/>
+        </w:rPr>
+        <w:t>的</w:t>
+      </w:r>
+      <w:r>
+        <w:rPr>
+          <w:rFonts w:hint="eastAsia"/>
+        </w:rPr>
+        <w:t>分区</w:t>
+      </w:r>
+      <w:r>
+        <w:rPr>
+          <w:rFonts w:hint="eastAsia"/>
+        </w:rPr>
+        <w:t>ID</w:t>
+      </w:r>
+      <w:r>
+        <w:rPr>
+          <w:rFonts w:hint="eastAsia"/>
+        </w:rPr>
+        <w:t>，在</w:t>
+      </w:r>
+      <w:r>
+        <w:t>原匹配条件中附加</w:t>
+      </w:r>
+      <w:r>
+        <w:rPr>
+          <w:rFonts w:hint="eastAsia"/>
+        </w:rPr>
+        <w:t xml:space="preserve"> </w:t>
+      </w:r>
+      <w:r>
+        <w:t>{ _mysqlPartID: {‘$in’: [ 1</w:t>
+      </w:r>
+      <w:r>
+        <w:rPr>
+          <w:rFonts w:hint="eastAsia"/>
+        </w:rPr>
+        <w:t xml:space="preserve">, 2 </w:t>
+      </w:r>
+      <w:r>
+        <w:t xml:space="preserve">… ] } } </w:t>
+      </w:r>
+      <w:r>
+        <w:rPr>
+          <w:rFonts w:hint="eastAsia"/>
+        </w:rPr>
+        <w:t>样式</w:t>
+      </w:r>
+      <w:r>
+        <w:t>的</w:t>
+      </w:r>
+      <w:r>
+        <w:rPr>
+          <w:rFonts w:hint="eastAsia"/>
+        </w:rPr>
+        <w:t>匹配</w:t>
+      </w:r>
+      <w:r>
+        <w:t>条件</w:t>
+      </w:r>
+      <w:r>
+        <w:rPr>
+          <w:rFonts w:hint="eastAsia"/>
+        </w:rPr>
+        <w:t>，以</w:t>
+      </w:r>
+      <w:r>
+        <w:t>指定分区查询。</w:t>
+      </w:r>
+    </w:p>
+    <w:p/>
+    <w:p>
+      <w:r>
+        <w:rPr>
+          <w:rFonts w:hint="eastAsia"/>
+          <w:b/>
+        </w:rPr>
+        <w:t>HASH/KEY:</w:t>
+      </w:r>
+      <w:r>
+        <w:rPr>
+          <w:rFonts w:hint="eastAsia"/>
+        </w:rPr>
+        <w:t xml:space="preserve"> </w:t>
+      </w:r>
+      <w:r>
+        <w:rPr>
+          <w:rFonts w:hint="eastAsia"/>
+        </w:rPr>
+        <w:t>直接</w:t>
+      </w:r>
+      <w:r>
+        <w:t>查询</w:t>
+      </w:r>
+      <w:r>
+        <w:rPr>
+          <w:rFonts w:hint="eastAsia"/>
+        </w:rPr>
+        <w:t>。</w:t>
+      </w:r>
+      <w:r>
+        <w:t>不</w:t>
+      </w:r>
+      <w:r>
+        <w:rPr>
+          <w:rFonts w:hint="eastAsia"/>
+        </w:rPr>
+        <w:t>判断</w:t>
+      </w:r>
+      <w:r>
+        <w:t>用户指定的分区</w:t>
+      </w:r>
+      <w:r>
+        <w:rPr>
+          <w:rFonts w:hint="eastAsia"/>
+        </w:rPr>
+        <w:t>ID</w:t>
+      </w:r>
+      <w:r>
+        <w:rPr>
+          <w:rFonts w:hint="eastAsia"/>
+        </w:rPr>
+        <w:t>。</w:t>
+      </w:r>
+      <w:r>
+        <w:rPr>
+          <w:rFonts w:hint="eastAsia"/>
+        </w:rPr>
+        <w:t>不支持</w:t>
+      </w:r>
+      <w:r>
+        <w:t>指定分区。</w:t>
+      </w:r>
+    </w:p>
+    <w:p/>
+    <w:p>
+      <w:pPr>
+        <w:rPr>
+          <w:rFonts w:hint="eastAsia"/>
+        </w:rPr>
+      </w:pPr>
+      <w:r>
+        <w:rPr>
+          <w:rFonts w:hint="eastAsia"/>
+          <w:b/>
+        </w:rPr>
+        <w:t>SUB PARTITION:</w:t>
+      </w:r>
+      <w:r>
+        <w:t xml:space="preserve"> </w:t>
+      </w:r>
+      <w:r>
+        <w:rPr>
+          <w:rFonts w:hint="eastAsia"/>
+        </w:rPr>
+        <w:t>根</w:t>
+      </w:r>
+      <w:r>
+        <w:t>据</w:t>
+      </w:r>
+      <w:r>
+        <w:rPr>
+          <w:rFonts w:hint="eastAsia"/>
+        </w:rPr>
+        <w:t>下压</w:t>
+      </w:r>
+      <w:r>
+        <w:t>信息，从子分区</w:t>
+      </w:r>
+      <w:r>
+        <w:rPr>
+          <w:rFonts w:hint="eastAsia"/>
+        </w:rPr>
+        <w:t>ID</w:t>
+      </w:r>
+      <w:r>
+        <w:rPr>
+          <w:rFonts w:hint="eastAsia"/>
+        </w:rPr>
+        <w:t>中</w:t>
+      </w:r>
+      <w:r>
+        <w:t>计算出有关的主分区</w:t>
+      </w:r>
+      <w:r>
+        <w:rPr>
+          <w:rFonts w:hint="eastAsia"/>
+        </w:rPr>
+        <w:t>ID</w:t>
+      </w:r>
+      <w:r>
+        <w:rPr>
+          <w:rFonts w:hint="eastAsia"/>
+        </w:rPr>
+        <w:t>，</w:t>
+      </w:r>
+      <w:r>
+        <w:t>然后再</w:t>
+      </w:r>
+      <w:r>
+        <w:rPr>
+          <w:rFonts w:hint="eastAsia"/>
+        </w:rPr>
+        <w:t>构造同</w:t>
+      </w:r>
+      <w:r>
+        <w:rPr>
+          <w:rFonts w:hint="eastAsia"/>
+        </w:rPr>
+        <w:t xml:space="preserve"> RANGE/LIST </w:t>
+      </w:r>
+      <w:r>
+        <w:rPr>
+          <w:rFonts w:hint="eastAsia"/>
+        </w:rPr>
+        <w:t>分区</w:t>
+      </w:r>
+      <w:r>
+        <w:t>中的</w:t>
+      </w:r>
+      <w:r>
+        <w:rPr>
+          <w:rFonts w:hint="eastAsia"/>
+        </w:rPr>
+        <w:t>附加</w:t>
+      </w:r>
+      <w:r>
+        <w:t>匹配条件</w:t>
+      </w:r>
+      <w:r>
+        <w:rPr>
+          <w:rFonts w:hint="eastAsia"/>
+        </w:rPr>
+        <w:t>，</w:t>
+      </w:r>
+      <w:r>
+        <w:t>以指定主分区查询。</w:t>
+      </w:r>
+    </w:p>
+    <w:p>
+      <w:pPr>
+        <w:pStyle w:val="4"/>
+        <w:rPr>
+          <w:rFonts w:hint="eastAsia"/>
+        </w:rPr>
+      </w:pPr>
+      <w:r>
+        <w:rPr>
+          <w:rFonts w:hint="eastAsia"/>
+        </w:rPr>
+        <w:t>分区</w:t>
+      </w:r>
+      <w:r>
+        <w:t>管理操作</w:t>
+      </w:r>
+    </w:p>
+    <w:p>
+      <w:r>
+        <w:rPr>
+          <w:rFonts w:hint="eastAsia"/>
+        </w:rPr>
+        <w:t>分区</w:t>
+      </w:r>
+      <w:r>
+        <w:t>的管理操作</w:t>
+      </w:r>
+      <w:r>
+        <w:rPr>
+          <w:rFonts w:hint="eastAsia"/>
+        </w:rPr>
+        <w:t>与</w:t>
+      </w:r>
+      <w:r>
+        <w:t>一般添加索引、删除列等</w:t>
+      </w:r>
+      <w:r>
+        <w:rPr>
+          <w:rFonts w:hint="eastAsia"/>
+        </w:rPr>
+        <w:t xml:space="preserve"> ALTER TABLE </w:t>
+      </w:r>
+      <w:r>
+        <w:rPr>
+          <w:rFonts w:hint="eastAsia"/>
+        </w:rPr>
+        <w:t>流程</w:t>
+      </w:r>
+      <w:r>
+        <w:t>不同。它不</w:t>
+      </w:r>
+      <w:r>
+        <w:rPr>
+          <w:rFonts w:hint="eastAsia"/>
+        </w:rPr>
+        <w:t>会</w:t>
+      </w:r>
+      <w:r>
+        <w:t>下压到</w:t>
+      </w:r>
+      <w:r>
+        <w:rPr>
+          <w:rFonts w:hint="eastAsia"/>
+        </w:rPr>
+        <w:t xml:space="preserve"> handler::inplace_alter_table() </w:t>
+      </w:r>
+      <w:r>
+        <w:rPr>
+          <w:rFonts w:hint="eastAsia"/>
+        </w:rPr>
+        <w:t>接口</w:t>
+      </w:r>
+      <w:r>
+        <w:rPr>
+          <w:rFonts w:hint="eastAsia"/>
+        </w:rPr>
+        <w:t>，</w:t>
+      </w:r>
+      <w:r>
+        <w:t>也没有</w:t>
+      </w:r>
+      <w:r>
+        <w:rPr>
+          <w:rFonts w:hint="eastAsia"/>
+        </w:rPr>
+        <w:t xml:space="preserve"> </w:t>
+      </w:r>
+      <w:r>
+        <w:t xml:space="preserve">ALGORITHM </w:t>
+      </w:r>
+      <w:r>
+        <w:rPr>
+          <w:rFonts w:hint="eastAsia"/>
+        </w:rPr>
+        <w:t>是</w:t>
+      </w:r>
+      <w:r>
+        <w:rPr>
+          <w:rFonts w:hint="eastAsia"/>
+        </w:rPr>
+        <w:t xml:space="preserve"> INPLACE </w:t>
+      </w:r>
+      <w:r>
+        <w:rPr>
+          <w:rFonts w:hint="eastAsia"/>
+        </w:rPr>
+        <w:t>或</w:t>
+      </w:r>
+      <w:r>
+        <w:rPr>
+          <w:rFonts w:hint="eastAsia"/>
+        </w:rPr>
+        <w:t xml:space="preserve"> COPY </w:t>
+      </w:r>
+      <w:r>
+        <w:rPr>
+          <w:rFonts w:hint="eastAsia"/>
+        </w:rPr>
+        <w:t>的</w:t>
+      </w:r>
+      <w:r>
+        <w:t>说法。</w:t>
+      </w:r>
+      <w:r>
+        <w:rPr>
+          <w:rFonts w:hint="eastAsia"/>
+        </w:rPr>
+        <w:t>它</w:t>
+      </w:r>
+      <w:r>
+        <w:t>是</w:t>
+      </w:r>
+      <w:r>
+        <w:rPr>
+          <w:rFonts w:hint="eastAsia"/>
+        </w:rPr>
+        <w:t>由</w:t>
+      </w:r>
+      <w:r>
+        <w:rPr>
+          <w:rFonts w:hint="eastAsia"/>
+        </w:rPr>
+        <w:t>SQL</w:t>
+      </w:r>
+      <w:r>
+        <w:rPr>
+          <w:rFonts w:hint="eastAsia"/>
+        </w:rPr>
+        <w:t>层</w:t>
+      </w:r>
+      <w:r>
+        <w:rPr>
+          <w:rFonts w:hint="eastAsia"/>
+        </w:rPr>
+        <w:t>解析</w:t>
+      </w:r>
+      <w:r>
+        <w:t>后，</w:t>
+      </w:r>
+      <w:r>
+        <w:rPr>
+          <w:rFonts w:hint="eastAsia"/>
+        </w:rPr>
+        <w:t>将</w:t>
+      </w:r>
+      <w:r>
+        <w:t>大部分操作都简化为</w:t>
+      </w:r>
+      <w:r>
+        <w:rPr>
+          <w:rFonts w:hint="eastAsia"/>
+        </w:rPr>
+        <w:t>“</w:t>
+      </w:r>
+      <w:r>
+        <w:t>从</w:t>
+      </w:r>
+      <w:r>
+        <w:rPr>
+          <w:rFonts w:hint="eastAsia"/>
+        </w:rPr>
+        <w:t>n</w:t>
+      </w:r>
+      <w:r>
+        <w:t>个</w:t>
+      </w:r>
+      <w:r>
+        <w:rPr>
+          <w:rFonts w:hint="eastAsia"/>
+        </w:rPr>
+        <w:t>旧</w:t>
+      </w:r>
+      <w:r>
+        <w:t>分区</w:t>
+      </w:r>
+      <w:r>
+        <w:rPr>
+          <w:rFonts w:hint="eastAsia"/>
+        </w:rPr>
+        <w:t>拷贝到</w:t>
+      </w:r>
+      <w:r>
+        <w:rPr>
+          <w:rFonts w:hint="eastAsia"/>
+        </w:rPr>
+        <w:t>m</w:t>
+      </w:r>
+      <w:r>
+        <w:t>个</w:t>
+      </w:r>
+      <w:r>
+        <w:rPr>
+          <w:rFonts w:hint="eastAsia"/>
+        </w:rPr>
+        <w:t>新</w:t>
+      </w:r>
+      <w:r>
+        <w:t>分区</w:t>
+      </w:r>
+      <w:r>
+        <w:rPr>
+          <w:rFonts w:hint="eastAsia"/>
+        </w:rPr>
+        <w:t>”</w:t>
+      </w:r>
+      <w:r>
+        <w:t>的操作，然后</w:t>
+      </w:r>
+      <w:r>
+        <w:rPr>
+          <w:rFonts w:hint="eastAsia"/>
+        </w:rPr>
+        <w:t>调用</w:t>
+      </w:r>
+      <w:r>
+        <w:rPr>
+          <w:rFonts w:hint="eastAsia"/>
+        </w:rPr>
+        <w:t xml:space="preserve"> </w:t>
+      </w:r>
+      <w:r>
+        <w:t>Partition_helper</w:t>
+      </w:r>
+      <w:r>
+        <w:t xml:space="preserve"> </w:t>
+      </w:r>
+      <w:r>
+        <w:rPr>
+          <w:rFonts w:hint="eastAsia"/>
+        </w:rPr>
+        <w:t>的</w:t>
+      </w:r>
+      <w:r>
+        <w:t>有关方法来</w:t>
+      </w:r>
+      <w:r>
+        <w:rPr>
+          <w:rFonts w:hint="eastAsia"/>
+        </w:rPr>
+        <w:t>实现</w:t>
+      </w:r>
+      <w:r>
+        <w:t>。主要</w:t>
+      </w:r>
+      <w:r>
+        <w:rPr>
+          <w:rFonts w:hint="eastAsia"/>
+        </w:rPr>
+        <w:t>方法</w:t>
+      </w:r>
+      <w:r>
+        <w:t>如下</w:t>
+      </w:r>
+      <w:r>
+        <w:rPr>
+          <w:rFonts w:hint="eastAsia"/>
+        </w:rPr>
+        <w:t>：</w:t>
+      </w:r>
+    </w:p>
+    <w:p>
+      <w:pPr>
+        <w:rPr>
+          <w:rFonts w:hint="eastAsia"/>
+        </w:rPr>
+      </w:pPr>
+    </w:p>
+    <w:p>
+      <w:pPr>
+        <w:pStyle w:val="aa"/>
+        <w:numPr>
+          <w:ilvl w:val="1"/>
+          <w:numId w:val="8"/>
+        </w:numPr>
+        <w:ind w:firstLineChars="0"/>
+      </w:pPr>
+      <w:r>
+        <w:rPr>
+          <w:b/>
+        </w:rPr>
+        <w:t>create_new_partition()</w:t>
+      </w:r>
+      <w:r>
+        <w:t xml:space="preserve">: </w:t>
+      </w:r>
+      <w:r>
+        <w:rPr>
+          <w:rFonts w:hint="eastAsia"/>
+        </w:rPr>
+        <w:t>创建</w:t>
+      </w:r>
+      <w:r>
+        <w:t>新的分区</w:t>
+      </w:r>
+    </w:p>
+    <w:p>
+      <w:pPr>
+        <w:pStyle w:val="aa"/>
+        <w:numPr>
+          <w:ilvl w:val="1"/>
+          <w:numId w:val="8"/>
+        </w:numPr>
+        <w:ind w:firstLineChars="0"/>
+      </w:pPr>
+      <w:r>
+        <w:rPr>
+          <w:rFonts w:hint="eastAsia"/>
+          <w:b/>
+        </w:rPr>
+        <w:t>cop</w:t>
+      </w:r>
+      <w:r>
+        <w:rPr>
+          <w:b/>
+        </w:rPr>
+        <w:t>y_partition()</w:t>
+      </w:r>
+      <w:r>
+        <w:t xml:space="preserve">: </w:t>
+      </w:r>
+      <w:r>
+        <w:rPr>
+          <w:rFonts w:hint="eastAsia"/>
+        </w:rPr>
+        <w:t>从旧</w:t>
+      </w:r>
+      <w:r>
+        <w:t>分区中</w:t>
+      </w:r>
+      <w:r>
+        <w:rPr>
+          <w:rFonts w:hint="eastAsia"/>
+        </w:rPr>
+        <w:t>拷贝</w:t>
+      </w:r>
+      <w:r>
+        <w:t>数据到新分区</w:t>
+      </w:r>
+    </w:p>
+    <w:p>
+      <w:pPr>
+        <w:pStyle w:val="aa"/>
+        <w:numPr>
+          <w:ilvl w:val="1"/>
+          <w:numId w:val="8"/>
+        </w:numPr>
+        <w:ind w:firstLineChars="0"/>
+      </w:pPr>
+      <w:r>
+        <w:rPr>
+          <w:rFonts w:hint="eastAsia"/>
+          <w:b/>
+        </w:rPr>
+        <w:t>change_partition()</w:t>
+      </w:r>
+      <w:r>
+        <w:rPr>
+          <w:rFonts w:hint="eastAsia"/>
+        </w:rPr>
+        <w:t xml:space="preserve">: </w:t>
+      </w:r>
+      <w:r>
+        <w:rPr>
+          <w:rFonts w:hint="eastAsia"/>
+        </w:rPr>
+        <w:t>总的</w:t>
+      </w:r>
+      <w:r>
+        <w:t>调度方法。</w:t>
+      </w:r>
+      <w:r>
+        <w:rPr>
+          <w:rFonts w:hint="eastAsia"/>
+        </w:rPr>
+        <w:t>大致</w:t>
+      </w:r>
+      <w:r>
+        <w:t>工作如下：</w:t>
+      </w:r>
+    </w:p>
+    <w:p>
+      <w:pPr>
+        <w:pStyle w:val="aa"/>
+        <w:numPr>
+          <w:ilvl w:val="2"/>
+          <w:numId w:val="8"/>
+        </w:numPr>
+        <w:ind w:firstLineChars="0"/>
+      </w:pPr>
+      <w:r>
+        <w:rPr>
+          <w:rFonts w:hint="eastAsia"/>
+        </w:rPr>
+        <w:t>通过</w:t>
+      </w:r>
+      <w:r>
+        <w:rPr>
+          <w:rFonts w:hint="eastAsia"/>
+        </w:rPr>
+        <w:t>根据</w:t>
+      </w:r>
+      <w:r>
+        <w:t>分区信息中的</w:t>
+      </w:r>
+      <w:r>
+        <w:rPr>
+          <w:rFonts w:hint="eastAsia"/>
+        </w:rPr>
+        <w:t>分区</w:t>
+      </w:r>
+      <w:r>
+        <w:t>的状态</w:t>
+      </w:r>
+      <w:r>
+        <w:rPr>
+          <w:rFonts w:hint="eastAsia"/>
+        </w:rPr>
+        <w:t>信息（</w:t>
+      </w:r>
+      <w:r>
+        <w:t>PART_TO_BE_ADDED</w:t>
+      </w:r>
+      <w:r>
+        <w:rPr>
+          <w:rFonts w:hint="eastAsia"/>
+        </w:rPr>
+        <w:t>，</w:t>
+      </w:r>
+      <w:r>
+        <w:t>PART_IS_CHANGED</w:t>
+      </w:r>
+      <w:r>
+        <w:t>…</w:t>
+      </w:r>
+      <w:r>
+        <w:rPr>
+          <w:rFonts w:hint="eastAsia"/>
+        </w:rPr>
+        <w:t>）</w:t>
+      </w:r>
+      <w:r>
+        <w:t>，</w:t>
+      </w:r>
+      <w:r>
+        <w:rPr>
+          <w:rFonts w:hint="eastAsia"/>
+        </w:rPr>
+        <w:t>找到</w:t>
+      </w:r>
+      <w:r>
+        <w:t>本次管理涉及到的旧分区和新分区</w:t>
+      </w:r>
+      <w:r>
+        <w:rPr>
+          <w:rFonts w:hint="eastAsia"/>
+        </w:rPr>
+        <w:t>。</w:t>
+      </w:r>
+    </w:p>
+    <w:p>
+      <w:pPr>
+        <w:pStyle w:val="aa"/>
+        <w:numPr>
+          <w:ilvl w:val="2"/>
+          <w:numId w:val="8"/>
+        </w:numPr>
+        <w:ind w:firstLineChars="0"/>
+      </w:pPr>
+      <w:r>
+        <w:rPr>
+          <w:rFonts w:hint="eastAsia"/>
+        </w:rPr>
+        <w:t>调用</w:t>
+      </w:r>
+      <w:r>
+        <w:rPr>
+          <w:rFonts w:hint="eastAsia"/>
+        </w:rPr>
+        <w:t xml:space="preserve"> create_new_partition()</w:t>
+      </w:r>
+      <w:r>
+        <w:t xml:space="preserve"> </w:t>
+      </w:r>
+      <w:r>
+        <w:rPr>
+          <w:rFonts w:hint="eastAsia"/>
+        </w:rPr>
+        <w:t>创建</w:t>
+      </w:r>
+      <w:r>
+        <w:t>新的分区。</w:t>
+      </w:r>
+    </w:p>
+    <w:p>
+      <w:pPr>
+        <w:pStyle w:val="aa"/>
+        <w:numPr>
+          <w:ilvl w:val="2"/>
+          <w:numId w:val="8"/>
+        </w:numPr>
+        <w:ind w:firstLineChars="0"/>
+      </w:pPr>
+      <w:r>
+        <w:rPr>
+          <w:rFonts w:hint="eastAsia"/>
+        </w:rPr>
+        <w:t>调用</w:t>
+      </w:r>
+      <w:r>
+        <w:rPr>
+          <w:rFonts w:hint="eastAsia"/>
+        </w:rPr>
+        <w:t xml:space="preserve"> copy_</w:t>
+      </w:r>
+      <w:r>
+        <w:t xml:space="preserve">partition() </w:t>
+      </w:r>
+      <w:r>
+        <w:rPr>
+          <w:rFonts w:hint="eastAsia"/>
+        </w:rPr>
+        <w:t>把有关</w:t>
+      </w:r>
+      <w:r>
+        <w:t>的旧分区的数据复制到新分区中</w:t>
+      </w:r>
+      <w:r>
+        <w:rPr>
+          <w:rFonts w:hint="eastAsia"/>
+        </w:rPr>
+        <w:t>。</w:t>
+      </w:r>
+    </w:p>
+    <w:p>
+      <w:pPr>
+        <w:pStyle w:val="aa"/>
+        <w:numPr>
+          <w:ilvl w:val="2"/>
+          <w:numId w:val="8"/>
+        </w:numPr>
+        <w:ind w:firstLineChars="0"/>
+      </w:pPr>
+      <w:r>
+        <w:rPr>
+          <w:rFonts w:hint="eastAsia"/>
+        </w:rPr>
+        <w:t>更新</w:t>
+      </w:r>
+      <w:r>
+        <w:rPr>
+          <w:rFonts w:hint="eastAsia"/>
+        </w:rPr>
+        <w:t>表</w:t>
+      </w:r>
+      <w:r>
+        <w:t>的元数据</w:t>
+      </w:r>
+      <w:r>
+        <w:rPr>
+          <w:rFonts w:hint="eastAsia"/>
+        </w:rPr>
+        <w:t>。</w:t>
+      </w:r>
+    </w:p>
+    <w:p>
+      <w:pPr>
+        <w:rPr>
+          <w:rFonts w:hint="eastAsia"/>
+        </w:rPr>
+      </w:pPr>
+    </w:p>
+    <w:p>
+      <w:pPr>
+        <w:rPr>
+          <w:rFonts w:hint="eastAsia"/>
+        </w:rPr>
+      </w:pPr>
+      <w:r>
+        <w:rPr>
+          <w:rFonts w:hint="eastAsia"/>
+        </w:rPr>
+        <w:t>我们</w:t>
+      </w:r>
+      <w:r>
+        <w:t>的实现</w:t>
+      </w:r>
+      <w:r>
+        <w:rPr>
+          <w:rFonts w:hint="eastAsia"/>
+        </w:rPr>
+        <w:t>是</w:t>
+      </w:r>
+      <w:r>
+        <w:t>在这个架构上，增加一层检测</w:t>
+      </w:r>
+      <w:r>
+        <w:rPr>
+          <w:rFonts w:hint="eastAsia"/>
+        </w:rPr>
+        <w:t>。</w:t>
+      </w:r>
+      <w:r>
+        <w:t>如果</w:t>
+      </w:r>
+      <w:r>
+        <w:rPr>
+          <w:rFonts w:hint="eastAsia"/>
+        </w:rPr>
+        <w:t>是</w:t>
+      </w:r>
+      <w:r>
+        <w:t>不支持的操作，直接返回成功。</w:t>
+      </w:r>
+    </w:p>
+    <w:p>
+      <w:pPr>
+        <w:pStyle w:val="5"/>
+      </w:pPr>
+      <w:r>
+        <w:rPr>
+          <w:rFonts w:hint="eastAsia"/>
+        </w:rPr>
+        <w:lastRenderedPageBreak/>
+        <w:t xml:space="preserve">RANGE/LIST </w:t>
+      </w:r>
+      <w:r>
+        <w:rPr>
+          <w:rFonts w:hint="eastAsia"/>
+        </w:rPr>
+        <w:t>分区</w:t>
+      </w:r>
+    </w:p>
+    <w:p>
+      <w:r>
+        <w:rPr>
+          <w:rFonts w:hint="eastAsia"/>
+          <w:b/>
+        </w:rPr>
+        <w:t>ADD PARTITION:</w:t>
+      </w:r>
+      <w:r>
+        <w:rPr>
+          <w:rFonts w:hint="eastAsia"/>
+        </w:rPr>
+        <w:t xml:space="preserve"> </w:t>
+      </w:r>
+      <w:r>
+        <w:rPr>
+          <w:rFonts w:hint="eastAsia"/>
+        </w:rPr>
+        <w:t>实现</w:t>
+      </w:r>
+      <w:r>
+        <w:rPr>
+          <w:rFonts w:hint="eastAsia"/>
+        </w:rPr>
+        <w:t xml:space="preserve"> create_new_partition() </w:t>
+      </w:r>
+      <w:r>
+        <w:rPr>
+          <w:rFonts w:hint="eastAsia"/>
+        </w:rPr>
+        <w:t>接口即可</w:t>
+      </w:r>
+      <w:r>
+        <w:t>。</w:t>
+      </w:r>
+    </w:p>
+    <w:p>
+      <w:r>
+        <w:rPr>
+          <w:rFonts w:hint="eastAsia"/>
+          <w:b/>
+        </w:rPr>
+        <w:t>DROP PARTITION:</w:t>
+      </w:r>
+      <w:r>
+        <w:rPr>
+          <w:rFonts w:hint="eastAsia"/>
+        </w:rPr>
+        <w:t xml:space="preserve"> </w:t>
+      </w:r>
+      <w:r>
+        <w:rPr>
+          <w:rFonts w:hint="eastAsia"/>
+        </w:rPr>
+        <w:t>无需</w:t>
+      </w:r>
+      <w:r>
+        <w:t>操作。</w:t>
+      </w:r>
+      <w:r>
+        <w:rPr>
+          <w:rFonts w:hint="eastAsia"/>
+        </w:rPr>
+        <w:t xml:space="preserve">SQL </w:t>
+      </w:r>
+      <w:r>
+        <w:rPr>
+          <w:rFonts w:hint="eastAsia"/>
+        </w:rPr>
+        <w:t>层</w:t>
+      </w:r>
+      <w:r>
+        <w:t>控制</w:t>
+      </w:r>
+      <w:r>
+        <w:rPr>
+          <w:rFonts w:hint="eastAsia"/>
+        </w:rPr>
+        <w:t>。</w:t>
+      </w:r>
+      <w:r>
+        <w:t>直接修改元数据后调用</w:t>
+      </w:r>
+      <w:r>
+        <w:rPr>
+          <w:rFonts w:hint="eastAsia"/>
+        </w:rPr>
+        <w:t xml:space="preserve"> handler::delete_table() </w:t>
+      </w:r>
+      <w:r>
+        <w:rPr>
+          <w:rFonts w:hint="eastAsia"/>
+        </w:rPr>
+        <w:t>接口</w:t>
+      </w:r>
+      <w:r>
+        <w:t>删除子表。</w:t>
+      </w:r>
+    </w:p>
+    <w:p>
+      <w:r>
+        <w:rPr>
+          <w:rFonts w:hint="eastAsia"/>
+          <w:b/>
+        </w:rPr>
+        <w:t>REORGANIZE PARTITION:</w:t>
+      </w:r>
+      <w:r>
+        <w:rPr>
+          <w:rFonts w:hint="eastAsia"/>
+        </w:rPr>
+        <w:t xml:space="preserve"> </w:t>
+      </w:r>
+      <w:r>
+        <w:rPr>
+          <w:rFonts w:hint="eastAsia"/>
+        </w:rPr>
+        <w:t>调用</w:t>
+      </w:r>
+      <w:r>
+        <w:rPr>
+          <w:rFonts w:hint="eastAsia"/>
+        </w:rPr>
+        <w:t xml:space="preserve"> </w:t>
+      </w:r>
+      <w:r>
+        <w:t>change_partition</w:t>
+      </w:r>
+      <w:r>
+        <w:rPr>
+          <w:rFonts w:hint="eastAsia"/>
+        </w:rPr>
+        <w:t xml:space="preserve">() </w:t>
+      </w:r>
+      <w:r>
+        <w:rPr>
+          <w:rFonts w:hint="eastAsia"/>
+        </w:rPr>
+        <w:t>将</w:t>
+      </w:r>
+      <w:r>
+        <w:t>待重组的分区数据拷贝到重组后的分区中。</w:t>
+      </w:r>
+    </w:p>
+    <w:p>
+      <w:pPr>
+        <w:pStyle w:val="5"/>
+        <w:rPr>
+          <w:rFonts w:hint="eastAsia"/>
+        </w:rPr>
+      </w:pPr>
+      <w:r>
+        <w:rPr>
+          <w:rFonts w:hint="eastAsia"/>
+        </w:rPr>
+        <w:t xml:space="preserve">HASH/KEY </w:t>
+      </w:r>
+      <w:r>
+        <w:rPr>
+          <w:rFonts w:hint="eastAsia"/>
+        </w:rPr>
+        <w:t>分区</w:t>
+      </w:r>
+    </w:p>
+    <w:p>
+      <w:pPr>
+        <w:rPr>
+          <w:rFonts w:hint="eastAsia"/>
+        </w:rPr>
+      </w:pPr>
+      <w:r>
+        <w:rPr>
+          <w:rFonts w:hint="eastAsia"/>
+          <w:b/>
+        </w:rPr>
+        <w:t>ADD PARTITION:</w:t>
+      </w:r>
+      <w:r>
+        <w:t xml:space="preserve"> </w:t>
+      </w:r>
+      <w:r>
+        <w:rPr>
+          <w:rFonts w:hint="eastAsia"/>
+        </w:rPr>
+        <w:t>不支持</w:t>
+      </w:r>
+      <w:r>
+        <w:t>，</w:t>
+      </w:r>
+      <w:r>
+        <w:t>直接返回</w:t>
+      </w:r>
+      <w:r>
+        <w:rPr>
+          <w:rFonts w:hint="eastAsia"/>
+        </w:rPr>
+        <w:t>成功</w:t>
+      </w:r>
+      <w:r>
+        <w:t>。</w:t>
+      </w:r>
+    </w:p>
+    <w:p>
+      <w:pPr>
+        <w:rPr>
+          <w:rFonts w:hint="eastAsia"/>
+        </w:rPr>
+      </w:pPr>
+      <w:r>
+        <w:rPr>
+          <w:b/>
+        </w:rPr>
+        <w:t>COALESCE PARTITION:</w:t>
+      </w:r>
+      <w:r>
+        <w:t xml:space="preserve"> </w:t>
+      </w:r>
+      <w:r>
+        <w:rPr>
+          <w:rFonts w:hint="eastAsia"/>
+        </w:rPr>
+        <w:t>不支持，</w:t>
+      </w:r>
+      <w:r>
+        <w:t>直接返回</w:t>
+      </w:r>
+      <w:r>
+        <w:rPr>
+          <w:rFonts w:hint="eastAsia"/>
+        </w:rPr>
+        <w:t>成功</w:t>
+      </w:r>
+      <w:r>
+        <w:t>。</w:t>
+      </w:r>
+    </w:p>
+    <w:p>
+      <w:pPr>
+        <w:pStyle w:val="5"/>
+      </w:pPr>
+      <w:r>
+        <w:rPr>
+          <w:rFonts w:hint="eastAsia"/>
+        </w:rPr>
+        <w:t>运维</w:t>
+      </w:r>
+      <w:r>
+        <w:rPr>
+          <w:rFonts w:hint="eastAsia"/>
+        </w:rPr>
+        <w:t>操作</w:t>
+      </w:r>
+    </w:p>
+    <w:p>
+      <w:r>
+        <w:rPr>
+          <w:rFonts w:hint="eastAsia"/>
+          <w:b/>
+        </w:rPr>
+        <w:t>REBUILD PARTITION:</w:t>
+      </w:r>
+      <w:r>
+        <w:rPr>
+          <w:rFonts w:hint="eastAsia"/>
+        </w:rPr>
+        <w:t xml:space="preserve"> </w:t>
+      </w:r>
+      <w:r>
+        <w:rPr>
+          <w:rFonts w:hint="eastAsia"/>
+        </w:rPr>
+        <w:t>不支持</w:t>
+      </w:r>
+      <w:r>
+        <w:t>，直接</w:t>
+      </w:r>
+      <w:r>
+        <w:rPr>
+          <w:rFonts w:hint="eastAsia"/>
+        </w:rPr>
+        <w:t>返回</w:t>
+      </w:r>
+      <w:r>
+        <w:t>成功。</w:t>
+      </w:r>
+    </w:p>
+    <w:p>
+      <w:pPr>
+        <w:rPr>
+          <w:rFonts w:hint="eastAsia"/>
+        </w:rPr>
+      </w:pPr>
+    </w:p>
+    <w:p>
+      <w:r>
+        <w:rPr>
+          <w:rFonts w:hint="eastAsia"/>
+          <w:b/>
+        </w:rPr>
+        <w:t>OPTIMIZE PARTITION:</w:t>
+      </w:r>
+      <w:r>
+        <w:rPr>
+          <w:rFonts w:hint="eastAsia"/>
+        </w:rPr>
+        <w:t xml:space="preserve"> </w:t>
+      </w:r>
+      <w:r>
+        <w:rPr>
+          <w:rFonts w:hint="eastAsia"/>
+        </w:rPr>
+        <w:t>不支持</w:t>
+      </w:r>
+      <w:r>
+        <w:t>，直接返回成功。</w:t>
+      </w:r>
+    </w:p>
+    <w:p>
+      <w:pPr>
+        <w:rPr>
+          <w:rFonts w:hint="eastAsia"/>
+        </w:rPr>
+      </w:pPr>
+    </w:p>
+    <w:p>
+      <w:r>
+        <w:rPr>
+          <w:rFonts w:hint="eastAsia"/>
+          <w:b/>
+        </w:rPr>
+        <w:t>ANALYZE</w:t>
+      </w:r>
+      <w:r>
+        <w:rPr>
+          <w:b/>
+        </w:rPr>
+        <w:t xml:space="preserve"> PARTITION</w:t>
+      </w:r>
+      <w:r>
+        <w:rPr>
+          <w:rFonts w:hint="eastAsia"/>
+          <w:b/>
+        </w:rPr>
+        <w:t>:</w:t>
+      </w:r>
+      <w:r>
+        <w:rPr>
+          <w:rFonts w:hint="eastAsia"/>
+        </w:rPr>
+        <w:t xml:space="preserve"> </w:t>
+      </w:r>
+      <w:r>
+        <w:rPr>
+          <w:rFonts w:hint="eastAsia"/>
+        </w:rPr>
+        <w:t>走</w:t>
+      </w:r>
+      <w:r>
+        <w:rPr>
+          <w:rFonts w:hint="eastAsia"/>
+        </w:rPr>
+        <w:t xml:space="preserve"> handler::analyze() </w:t>
+      </w:r>
+      <w:r>
+        <w:rPr>
+          <w:rFonts w:hint="eastAsia"/>
+        </w:rPr>
+        <w:t>接口</w:t>
+      </w:r>
+      <w:r>
+        <w:rPr>
+          <w:rFonts w:hint="eastAsia"/>
+        </w:rPr>
+        <w:t>。</w:t>
+      </w:r>
+      <w:r>
+        <w:rPr>
+          <w:rFonts w:hint="eastAsia"/>
+        </w:rPr>
+        <w:t>R</w:t>
+      </w:r>
+      <w:r>
+        <w:t xml:space="preserve">ANGE/LIST </w:t>
+      </w:r>
+      <w:r>
+        <w:rPr>
+          <w:rFonts w:hint="eastAsia"/>
+        </w:rPr>
+        <w:t>分区</w:t>
+      </w:r>
+      <w:r>
+        <w:t>时，根据下压的分区信息</w:t>
+      </w:r>
+      <w:r>
+        <w:rPr>
+          <w:rFonts w:hint="eastAsia"/>
+        </w:rPr>
+        <w:t>，</w:t>
+      </w:r>
+      <w:r>
+        <w:t>获取对应子表快</w:t>
+      </w:r>
+      <w:r>
+        <w:rPr>
+          <w:rFonts w:hint="eastAsia"/>
+        </w:rPr>
+        <w:t>照</w:t>
+      </w:r>
+      <w:r>
+        <w:t>信息更新统计信息。</w:t>
+      </w:r>
+      <w:r>
+        <w:rPr>
+          <w:rFonts w:hint="eastAsia"/>
+        </w:rPr>
+        <w:t>H</w:t>
+      </w:r>
+      <w:r>
+        <w:t xml:space="preserve">ASH/KEY </w:t>
+      </w:r>
+      <w:r>
+        <w:rPr>
+          <w:rFonts w:hint="eastAsia"/>
+        </w:rPr>
+        <w:t>分区时</w:t>
+      </w:r>
+      <w:r>
+        <w:t>，更新全表统计信息</w:t>
+      </w:r>
+      <w:r>
+        <w:rPr>
+          <w:rFonts w:hint="eastAsia"/>
+        </w:rPr>
+        <w:t>。</w:t>
+      </w:r>
+    </w:p>
+    <w:p>
+      <w:pPr>
+        <w:rPr>
+          <w:rFonts w:hint="eastAsia"/>
+        </w:rPr>
+      </w:pPr>
+    </w:p>
+    <w:p>
+      <w:r>
+        <w:rPr>
+          <w:rFonts w:hint="eastAsia"/>
+          <w:b/>
+        </w:rPr>
+        <w:t>CHECK PARTITION:</w:t>
+      </w:r>
+      <w:r>
+        <w:rPr>
+          <w:rFonts w:hint="eastAsia"/>
+        </w:rPr>
+        <w:t xml:space="preserve"> </w:t>
+      </w:r>
+      <w:r>
+        <w:t>实现</w:t>
+      </w:r>
+      <w:r>
+        <w:rPr>
+          <w:rFonts w:hint="eastAsia"/>
+        </w:rPr>
+        <w:t xml:space="preserve"> ha</w:t>
+      </w:r>
+      <w:r>
+        <w:t xml:space="preserve">ndler::check() </w:t>
+      </w:r>
+      <w:r>
+        <w:rPr>
+          <w:rFonts w:hint="eastAsia"/>
+        </w:rPr>
+        <w:t>接口</w:t>
+      </w:r>
+      <w:r>
+        <w:t>。</w:t>
+      </w:r>
+      <w:r>
+        <w:rPr>
+          <w:rFonts w:hint="eastAsia"/>
+        </w:rPr>
+        <w:t>对于</w:t>
+      </w:r>
+      <w:r>
+        <w:rPr>
+          <w:rFonts w:hint="eastAsia"/>
+        </w:rPr>
+        <w:t xml:space="preserve"> RANGE/LIST </w:t>
+      </w:r>
+      <w:r>
+        <w:rPr>
+          <w:rFonts w:hint="eastAsia"/>
+        </w:rPr>
+        <w:t>分区，</w:t>
+      </w:r>
+      <w:r>
+        <w:t>调用</w:t>
+      </w:r>
+      <w:r>
+        <w:rPr>
+          <w:rFonts w:hint="eastAsia"/>
+        </w:rPr>
+        <w:t xml:space="preserve"> </w:t>
+      </w:r>
+      <w:r>
+        <w:t>Partition_helper::check_misplaced_rows</w:t>
+      </w:r>
+      <w:r>
+        <w:t xml:space="preserve">() </w:t>
+      </w:r>
+      <w:r>
+        <w:rPr>
+          <w:rFonts w:hint="eastAsia"/>
+        </w:rPr>
+        <w:t>逐条</w:t>
+      </w:r>
+      <w:r>
+        <w:t>检查</w:t>
+      </w:r>
+      <w:r>
+        <w:rPr>
+          <w:rFonts w:hint="eastAsia"/>
+        </w:rPr>
+        <w:t>记录分区</w:t>
+      </w:r>
+      <w:r>
+        <w:t>正确性。</w:t>
+      </w:r>
+      <w:r>
+        <w:rPr>
+          <w:rFonts w:hint="eastAsia"/>
+        </w:rPr>
+        <w:t>对于</w:t>
+      </w:r>
+      <w:r>
+        <w:rPr>
+          <w:rFonts w:hint="eastAsia"/>
+        </w:rPr>
+        <w:t xml:space="preserve"> HASH/KEY </w:t>
+      </w:r>
+      <w:r>
+        <w:rPr>
+          <w:rFonts w:hint="eastAsia"/>
+        </w:rPr>
+        <w:t>分区</w:t>
+      </w:r>
+      <w:r>
+        <w:t>，</w:t>
+      </w:r>
+      <w:r>
+        <w:rPr>
+          <w:rFonts w:hint="eastAsia"/>
+        </w:rPr>
+        <w:t>直接</w:t>
+      </w:r>
+      <w:r>
+        <w:t>返回成功。</w:t>
+      </w:r>
+    </w:p>
+    <w:p>
+      <w:pPr>
+        <w:rPr>
+          <w:rFonts w:hint="eastAsia"/>
+        </w:rPr>
+      </w:pPr>
+    </w:p>
+    <w:p>
+      <w:r>
+        <w:rPr>
+          <w:rFonts w:hint="eastAsia"/>
+          <w:b/>
+        </w:rPr>
+        <w:t>REPAIR PARTITION:</w:t>
+      </w:r>
+      <w:r>
+        <w:rPr>
+          <w:rFonts w:hint="eastAsia"/>
+        </w:rPr>
+        <w:t xml:space="preserve"> </w:t>
+      </w:r>
+      <w:r>
+        <w:rPr>
+          <w:rFonts w:hint="eastAsia"/>
+        </w:rPr>
+        <w:t>实现</w:t>
+      </w:r>
+      <w:r>
+        <w:rPr>
+          <w:rFonts w:hint="eastAsia"/>
+        </w:rPr>
+        <w:t xml:space="preserve"> handler::repair() </w:t>
+      </w:r>
+      <w:r>
+        <w:rPr>
+          <w:rFonts w:hint="eastAsia"/>
+        </w:rPr>
+        <w:t>接口</w:t>
+      </w:r>
+      <w:r>
+        <w:t>。</w:t>
+      </w:r>
+      <w:r>
+        <w:rPr>
+          <w:rFonts w:hint="eastAsia"/>
+        </w:rPr>
+        <w:t>对于</w:t>
+      </w:r>
+      <w:r>
+        <w:rPr>
+          <w:rFonts w:hint="eastAsia"/>
+        </w:rPr>
+        <w:t xml:space="preserve"> RANGE/LIST </w:t>
+      </w:r>
+      <w:r>
+        <w:rPr>
+          <w:rFonts w:hint="eastAsia"/>
+        </w:rPr>
+        <w:t>分区</w:t>
+      </w:r>
+      <w:r>
+        <w:rPr>
+          <w:rFonts w:hint="eastAsia"/>
+        </w:rPr>
+        <w:t>，</w:t>
+      </w:r>
+      <w:r>
+        <w:t>调用</w:t>
+      </w:r>
+      <w:r>
+        <w:rPr>
+          <w:rFonts w:hint="eastAsia"/>
+        </w:rPr>
+        <w:t xml:space="preserve"> </w:t>
+      </w:r>
+      <w:r>
+        <w:t>Partition_helper::check_misplaced_rows</w:t>
+      </w:r>
+      <w:r>
+        <w:t>()</w:t>
+      </w:r>
+      <w:r>
+        <w:t xml:space="preserve"> </w:t>
+      </w:r>
+      <w:r>
+        <w:rPr>
+          <w:rFonts w:hint="eastAsia"/>
+        </w:rPr>
+        <w:t>接口</w:t>
+      </w:r>
+      <w:r>
+        <w:t>，</w:t>
+      </w:r>
+      <w:r>
+        <w:rPr>
+          <w:rFonts w:hint="eastAsia"/>
+        </w:rPr>
+        <w:t>逐条</w:t>
+      </w:r>
+      <w:r>
+        <w:t>将记录挪到正确的分区（</w:t>
+      </w:r>
+      <w:r>
+        <w:rPr>
+          <w:rFonts w:hint="eastAsia"/>
+        </w:rPr>
+        <w:t>如果</w:t>
+      </w:r>
+      <w:r>
+        <w:t>不属于任何分区，则丢弃）</w:t>
+      </w:r>
+      <w:r>
+        <w:rPr>
+          <w:rFonts w:hint="eastAsia"/>
+        </w:rPr>
+        <w:t>。</w:t>
+      </w:r>
+      <w:r>
+        <w:rPr>
+          <w:rFonts w:hint="eastAsia"/>
+        </w:rPr>
+        <w:t>对于</w:t>
+      </w:r>
+      <w:r>
+        <w:rPr>
+          <w:rFonts w:hint="eastAsia"/>
+        </w:rPr>
+        <w:t xml:space="preserve"> HASH/KEY </w:t>
+      </w:r>
+      <w:r>
+        <w:rPr>
+          <w:rFonts w:hint="eastAsia"/>
+        </w:rPr>
+        <w:t>分区</w:t>
+      </w:r>
+      <w:r>
+        <w:t>，直接返回成功。</w:t>
+      </w:r>
+    </w:p>
+    <w:p>
+      <w:pPr>
+        <w:rPr>
+          <w:rFonts w:hint="eastAsia"/>
+        </w:rPr>
+      </w:pPr>
+    </w:p>
+    <w:p>
+      <w:r>
+        <w:rPr>
+          <w:rFonts w:hint="eastAsia"/>
+          <w:b/>
+        </w:rPr>
+        <w:t>TRUNCATE PARTITION:</w:t>
+      </w:r>
+      <w:r>
+        <w:rPr>
+          <w:rFonts w:hint="eastAsia"/>
+        </w:rPr>
+        <w:t xml:space="preserve"> </w:t>
+      </w:r>
+      <w:r>
+        <w:rPr>
+          <w:rFonts w:hint="eastAsia"/>
+        </w:rPr>
+        <w:t>实现</w:t>
+      </w:r>
+      <w:r>
+        <w:t xml:space="preserve"> Partition_helper::</w:t>
+      </w:r>
+      <w:r>
+        <w:t xml:space="preserve"> truncate_partition</w:t>
+      </w:r>
+      <w:r>
+        <w:t xml:space="preserve">() </w:t>
+      </w:r>
+      <w:r>
+        <w:rPr>
+          <w:rFonts w:hint="eastAsia"/>
+        </w:rPr>
+        <w:t>接口</w:t>
+      </w:r>
+      <w:r>
+        <w:rPr>
+          <w:rFonts w:hint="eastAsia"/>
+        </w:rPr>
+        <w:t>。</w:t>
+      </w:r>
+      <w:r>
+        <w:rPr>
+          <w:rFonts w:hint="eastAsia"/>
+        </w:rPr>
+        <w:t>对于</w:t>
+      </w:r>
+      <w:r>
+        <w:rPr>
+          <w:rFonts w:hint="eastAsia"/>
+        </w:rPr>
+        <w:t xml:space="preserve"> RANGE/LIST </w:t>
+      </w:r>
+      <w:r>
+        <w:rPr>
+          <w:rFonts w:hint="eastAsia"/>
+        </w:rPr>
+        <w:t>分区</w:t>
+      </w:r>
+      <w:r>
+        <w:rPr>
+          <w:rFonts w:hint="eastAsia"/>
+        </w:rPr>
+        <w:t>，</w:t>
+      </w:r>
+      <w:r>
+        <w:rPr>
+          <w:rFonts w:hint="eastAsia"/>
+        </w:rPr>
+        <w:t xml:space="preserve">truncate </w:t>
+      </w:r>
+      <w:r>
+        <w:rPr>
+          <w:rFonts w:hint="eastAsia"/>
+        </w:rPr>
+        <w:t>对应</w:t>
+      </w:r>
+      <w:r>
+        <w:t>子表。对于</w:t>
+      </w:r>
+      <w:r>
+        <w:rPr>
+          <w:rFonts w:hint="eastAsia"/>
+        </w:rPr>
+        <w:t xml:space="preserve"> HASH/KEY </w:t>
+      </w:r>
+      <w:r>
+        <w:rPr>
+          <w:rFonts w:hint="eastAsia"/>
+        </w:rPr>
+        <w:t>分区</w:t>
+      </w:r>
+      <w:r>
+        <w:t>，</w:t>
+      </w:r>
+      <w:r>
+        <w:rPr>
+          <w:rFonts w:hint="eastAsia"/>
+        </w:rPr>
+        <w:t>打印</w:t>
+      </w:r>
+      <w:r>
+        <w:t>警告并</w:t>
+      </w:r>
+      <w:r>
+        <w:t>返回成功</w:t>
+      </w:r>
+      <w:bookmarkStart w:id="0" w:name="_GoBack"/>
+      <w:bookmarkEnd w:id="0"/>
+      <w:r>
+        <w:t>。</w:t>
+      </w:r>
+    </w:p>
+    <w:p>
+      <w:pPr>
+        <w:pStyle w:val="4"/>
+        <w:rPr>
+          <w:rFonts w:hint="eastAsia"/>
+        </w:rPr>
+      </w:pPr>
+      <w:r>
+        <w:rPr>
+          <w:rFonts w:hint="eastAsia"/>
+        </w:rPr>
+        <w:t>其它</w:t>
+      </w:r>
+    </w:p>
+    <w:p>
+      <w:pPr>
+        <w:pStyle w:val="5"/>
+      </w:pPr>
+      <w:r>
+        <w:rPr>
+          <w:rFonts w:hint="eastAsia"/>
+        </w:rPr>
+        <w:t>分区</w:t>
+      </w:r>
+      <w:r>
+        <w:t>表与</w:t>
+      </w:r>
+      <w:r>
+        <w:rPr>
+          <w:rFonts w:hint="eastAsia"/>
+        </w:rPr>
+        <w:t>非</w:t>
+      </w:r>
+      <w:r>
+        <w:t>分区表的转换</w:t>
+      </w:r>
+    </w:p>
+    <w:p>
+      <w:pPr>
+        <w:rPr>
+          <w:rFonts w:hint="eastAsia"/>
+        </w:rPr>
+      </w:pPr>
+      <w:r>
+        <w:rPr>
+          <w:rFonts w:hint="eastAsia"/>
+          <w:b/>
+        </w:rPr>
+        <w:t>普通表转分区表</w:t>
+      </w:r>
+      <w:r>
+        <w:rPr>
+          <w:rFonts w:hint="eastAsia"/>
+        </w:rPr>
+        <w:t>：</w:t>
+      </w:r>
+      <w:r>
+        <w:rPr>
+          <w:rFonts w:hint="eastAsia"/>
+        </w:rPr>
+        <w:t>无需</w:t>
+      </w:r>
+      <w:r>
+        <w:t>操作。</w:t>
+      </w:r>
+      <w:r>
+        <w:rPr>
+          <w:rFonts w:hint="eastAsia"/>
+        </w:rPr>
+        <w:t xml:space="preserve">SQL </w:t>
+      </w:r>
+      <w:r>
+        <w:rPr>
+          <w:rFonts w:hint="eastAsia"/>
+        </w:rPr>
+        <w:t>层控制。不能指定</w:t>
+      </w:r>
+      <w:r>
+        <w:rPr>
+          <w:rFonts w:hint="eastAsia"/>
+        </w:rPr>
+        <w:t xml:space="preserve"> ALTER </w:t>
+      </w:r>
+      <w:r>
+        <w:rPr>
+          <w:rFonts w:hint="eastAsia"/>
+        </w:rPr>
+        <w:t>的</w:t>
+      </w:r>
+      <w:r>
+        <w:rPr>
+          <w:rFonts w:hint="eastAsia"/>
+        </w:rPr>
+        <w:t xml:space="preserve"> ALGORITHM </w:t>
+      </w:r>
+      <w:r>
+        <w:rPr>
+          <w:rFonts w:hint="eastAsia"/>
+        </w:rPr>
+        <w:t>选项。必然使用</w:t>
+      </w:r>
+      <w:r>
+        <w:rPr>
+          <w:rFonts w:hint="eastAsia"/>
+        </w:rPr>
+        <w:t xml:space="preserve"> COPY </w:t>
+      </w:r>
+      <w:r>
+        <w:rPr>
+          <w:rFonts w:hint="eastAsia"/>
+        </w:rPr>
+        <w:t>算法进行全表拷贝。</w:t>
+      </w:r>
+    </w:p>
+    <w:p>
+      <w:pPr>
+        <w:rPr>
+          <w:rFonts w:hint="eastAsia"/>
+        </w:rPr>
+      </w:pPr>
+      <w:r>
+        <w:rPr>
+          <w:rFonts w:hint="eastAsia"/>
+          <w:b/>
+        </w:rPr>
+        <w:t>分区表转普通表</w:t>
+      </w:r>
+      <w:r>
+        <w:rPr>
+          <w:rFonts w:hint="eastAsia"/>
+        </w:rPr>
+        <w:t>：同上。</w:t>
+      </w:r>
+    </w:p>
+    <w:p>
+      <w:pPr>
+        <w:pStyle w:val="5"/>
+        <w:rPr>
+          <w:rFonts w:hint="eastAsia"/>
+        </w:rPr>
+      </w:pPr>
+      <w:r>
+        <w:rPr>
+          <w:rFonts w:hint="eastAsia"/>
+        </w:rPr>
+        <w:lastRenderedPageBreak/>
         <w:t>交换</w:t>
       </w:r>
       <w:r>
@@ -4074,118 +9120,69 @@
       </w:r>
     </w:p>
     <w:p>
-      <w:pPr>
-        <w:rPr>
-          <w:rFonts w:hint="eastAsia"/>
-        </w:rPr>
-      </w:pPr>
-      <w:r>
-        <w:rPr>
-          <w:rFonts w:hint="eastAsia"/>
-        </w:rPr>
-        <w:t>将一个</w:t>
-      </w:r>
-      <w:r>
-        <w:t>分区</w:t>
-      </w:r>
-      <w:r>
-        <w:rPr>
-          <w:rFonts w:hint="eastAsia"/>
-        </w:rPr>
-        <w:t>（或</w:t>
-      </w:r>
-      <w:r>
-        <w:t>子分区</w:t>
-      </w:r>
-      <w:r>
-        <w:rPr>
-          <w:rFonts w:hint="eastAsia"/>
-        </w:rPr>
-        <w:t>）</w:t>
-      </w:r>
-      <w:r>
-        <w:t>与</w:t>
-      </w:r>
-      <w:r>
-        <w:rPr>
-          <w:rFonts w:hint="eastAsia"/>
-        </w:rPr>
-        <w:t>另一个</w:t>
-      </w:r>
-      <w:r>
-        <w:t>普通</w:t>
-      </w:r>
-      <w:r>
-        <w:rPr>
-          <w:rFonts w:hint="eastAsia"/>
-        </w:rPr>
-        <w:t>表</w:t>
-      </w:r>
-      <w:r>
-        <w:t>内容进行调换。</w:t>
-      </w:r>
-    </w:p>
-    <w:p>
-      <w:pPr>
-        <w:rPr>
-          <w:rFonts w:hint="eastAsia"/>
-        </w:rPr>
-      </w:pPr>
-      <w:r>
-        <w:t>ALTER TABLE pt EXCHANGE PARTITION p WITH TABLE nt</w:t>
-      </w:r>
-      <w:r>
-        <w:t xml:space="preserve"> </w:t>
-      </w:r>
-      <w:r>
-        <w:rPr>
-          <w:rFonts w:hint="eastAsia"/>
-        </w:rPr>
-        <w:t>[</w:t>
-      </w:r>
-      <w:r>
-        <w:t>{WITH|WITHOUT} VALIDATION</w:t>
-      </w:r>
-      <w:r>
-        <w:rPr>
-          <w:rFonts w:hint="eastAsia"/>
-        </w:rPr>
-        <w:t>]</w:t>
-      </w:r>
-    </w:p>
-    <w:p/>
-    <w:p>
-      <w:pPr>
-        <w:rPr>
-          <w:rFonts w:hint="eastAsia"/>
-        </w:rPr>
-      </w:pPr>
-    </w:p>
-    <w:p>
-      <w:pPr>
-        <w:pStyle w:val="2"/>
-      </w:pPr>
-      <w:r>
-        <w:rPr>
-          <w:rFonts w:hint="eastAsia"/>
-        </w:rPr>
-        <w:t>Story</w:t>
-      </w:r>
-      <w:r>
-        <w:t>详细设计</w:t>
+      <w:r>
+        <w:rPr>
+          <w:rFonts w:hint="eastAsia"/>
+        </w:rPr>
+        <w:t>无需</w:t>
+      </w:r>
+      <w:r>
+        <w:t>操作。</w:t>
+      </w:r>
+      <w:r>
+        <w:rPr>
+          <w:rFonts w:hint="eastAsia"/>
+        </w:rPr>
+        <w:t xml:space="preserve">SQL </w:t>
+      </w:r>
+      <w:r>
+        <w:rPr>
+          <w:rFonts w:hint="eastAsia"/>
+        </w:rPr>
+        <w:t>层完成。</w:t>
+      </w:r>
+      <w:r>
+        <w:rPr>
+          <w:rFonts w:hint="eastAsia"/>
+        </w:rPr>
+        <w:t xml:space="preserve">WITHOUT VALIDATION </w:t>
+      </w:r>
+      <w:r>
+        <w:rPr>
+          <w:rFonts w:hint="eastAsia"/>
+        </w:rPr>
+        <w:t>时，直接锁表修改元数据。</w:t>
+      </w:r>
+      <w:r>
+        <w:rPr>
+          <w:rFonts w:hint="eastAsia"/>
+        </w:rPr>
+        <w:t xml:space="preserve">WITH VALIDATION </w:t>
+      </w:r>
+      <w:r>
+        <w:rPr>
+          <w:rFonts w:hint="eastAsia"/>
+        </w:rPr>
+        <w:t>时，先做全表扫描，逐条检查，然后再锁表修改元数据。</w:t>
       </w:r>
     </w:p>
     <w:p/>
     <w:p/>
     <w:p>
       <w:pPr>
+        <w:rPr>
+          <w:rFonts w:hint="eastAsia"/>
+        </w:rPr>
+      </w:pPr>
+    </w:p>
+    <w:p>
+      <w:pPr>
         <w:pStyle w:val="2"/>
       </w:pPr>
       <w:r>
         <w:rPr>
           <w:rFonts w:hint="eastAsia"/>
         </w:rPr>
-        <w:lastRenderedPageBreak/>
         <w:t>进度评估</w:t>
       </w:r>
       <w:r>
@@ -5310,6 +10307,7 @@
         <w:rPr>
           <w:rFonts w:hint="eastAsia"/>
         </w:rPr>
+        <w:lastRenderedPageBreak/>
         <w:t>Checklist</w:t>
       </w:r>
     </w:p>
@@ -5585,7 +10583,6 @@
               <w:rPr>
                 <w:rFonts w:hint="eastAsia"/>
               </w:rPr>
-              <w:lastRenderedPageBreak/>
               <w:t>资料是否变更</w:t>
             </w:r>
           </w:p>
@@ -6091,7 +11088,7 @@
   <w:abstractNum w:abstractNumId="3" w15:restartNumberingAfterBreak="0">
     <w:nsid w:val="16AF6DAA"/>
     <w:multiLevelType w:val="hybridMultilevel"/>
-    <w:tmpl w:val="C0642C24"/>
+    <w:tmpl w:val="30C8BE9A"/>
     <w:lvl w:ilvl="0" w:tplc="0C94CA42">
       <w:start w:val="1"/>
       <w:numFmt w:val="bullet"/>
@@ -6116,16 +11113,16 @@
         <w:rFonts w:ascii="Wingdings" w:hAnsi="Wingdings" w:hint="default"/>
       </w:rPr>
     </w:lvl>
-    <w:lvl w:ilvl="2" w:tplc="04090005" w:tentative="1">
-      <w:start w:val="1"/>
-      <w:numFmt w:val="bullet"/>
-      <w:lvlText w:val=""/>
+    <w:lvl w:ilvl="2" w:tplc="9FE4568C">
+      <w:start w:val="1"/>
+      <w:numFmt w:val="decimal"/>
+      <w:lvlText w:val="%3、"/>
       <w:lvlJc w:val="left"/>
       <w:pPr>
         <w:ind w:left="1260" w:hanging="420"/>
       </w:pPr>
       <w:rPr>
-        <w:rFonts w:ascii="Wingdings" w:hAnsi="Wingdings" w:hint="default"/>
+        <w:rFonts w:asciiTheme="minorHAnsi" w:eastAsiaTheme="minorEastAsia" w:hAnsiTheme="minorHAnsi" w:cstheme="minorBidi"/>
       </w:rPr>
     </w:lvl>
     <w:lvl w:ilvl="3" w:tplc="04090001" w:tentative="1">
@@ -6757,6 +11754,95 @@
     </w:lvl>
   </w:abstractNum>
   <w:abstractNum w:abstractNumId="10" w15:restartNumberingAfterBreak="0">
+    <w:nsid w:val="3EE058D4"/>
+    <w:multiLevelType w:val="hybridMultilevel"/>
+    <w:tmpl w:val="2B06F36A"/>
+    <w:lvl w:ilvl="0" w:tplc="FC3665EA">
+      <w:start w:val="1"/>
+      <w:numFmt w:val="decimal"/>
+      <w:lvlText w:val="%1、"/>
+      <w:lvlJc w:val="left"/>
+      <w:pPr>
+        <w:ind w:left="717" w:hanging="360"/>
+      </w:pPr>
+      <w:rPr>
+        <w:rFonts w:hint="default"/>
+      </w:rPr>
+    </w:lvl>
+    <w:lvl w:ilvl="1" w:tplc="04090019">
+      <w:start w:val="1"/>
+      <w:numFmt w:val="lowerLetter"/>
+      <w:lvlText w:val="%2)"/>
+      <w:lvlJc w:val="left"/>
+      <w:pPr>
+        <w:ind w:left="1197" w:hanging="420"/>
+      </w:pPr>
+    </w:lvl>
+    <w:lvl w:ilvl="2" w:tplc="0409001B" w:tentative="1">
+      <w:start w:val="1"/>
+      <w:numFmt w:val="lowerRoman"/>
+      <w:lvlText w:val="%3."/>
+      <w:lvlJc w:val="right"/>
+      <w:pPr>
+        <w:ind w:left="1617" w:hanging="420"/>
+      </w:pPr>
+    </w:lvl>
+    <w:lvl w:ilvl="3" w:tplc="0409000F" w:tentative="1">
+      <w:start w:val="1"/>
+      <w:numFmt w:val="decimal"/>
+      <w:lvlText w:val="%4."/>
+      <w:lvlJc w:val="left"/>
+      <w:pPr>
+        <w:ind w:left="2037" w:hanging="420"/>
+      </w:pPr>
+    </w:lvl>
+    <w:lvl w:ilvl="4" w:tplc="04090019" w:tentative="1">
+      <w:start w:val="1"/>
+      <w:numFmt w:val="lowerLetter"/>
+      <w:lvlText w:val="%5)"/>
+      <w:lvlJc w:val="left"/>
+      <w:pPr>
+        <w:ind w:left="2457" w:hanging="420"/>
+      </w:pPr>
+    </w:lvl>
+    <w:lvl w:ilvl="5" w:tplc="0409001B" w:tentative="1">
+      <w:start w:val="1"/>
+      <w:numFmt w:val="lowerRoman"/>
+      <w:lvlText w:val="%6."/>
+      <w:lvlJc w:val="right"/>
+      <w:pPr>
+        <w:ind w:left="2877" w:hanging="420"/>
+      </w:pPr>
+    </w:lvl>
+    <w:lvl w:ilvl="6" w:tplc="0409000F" w:tentative="1">
+      <w:start w:val="1"/>
+      <w:numFmt w:val="decimal"/>
+      <w:lvlText w:val="%7."/>
+      <w:lvlJc w:val="left"/>
+      <w:pPr>
+        <w:ind w:left="3297" w:hanging="420"/>
+      </w:pPr>
+    </w:lvl>
+    <w:lvl w:ilvl="7" w:tplc="04090019" w:tentative="1">
+      <w:start w:val="1"/>
+      <w:numFmt w:val="lowerLetter"/>
+      <w:lvlText w:val="%8)"/>
+      <w:lvlJc w:val="left"/>
+      <w:pPr>
+        <w:ind w:left="3717" w:hanging="420"/>
+      </w:pPr>
+    </w:lvl>
+    <w:lvl w:ilvl="8" w:tplc="0409001B" w:tentative="1">
+      <w:start w:val="1"/>
+      <w:numFmt w:val="lowerRoman"/>
+      <w:lvlText w:val="%9."/>
+      <w:lvlJc w:val="right"/>
+      <w:pPr>
+        <w:ind w:left="4137" w:hanging="420"/>
+      </w:pPr>
+    </w:lvl>
+  </w:abstractNum>
+  <w:abstractNum w:abstractNumId="11" w15:restartNumberingAfterBreak="0">
     <w:nsid w:val="44D31755"/>
     <w:multiLevelType w:val="hybridMultilevel"/>
     <w:tmpl w:val="93D4CAFC"/>
@@ -6845,7 +11931,96 @@
       </w:pPr>
     </w:lvl>
   </w:abstractNum>
-  <w:abstractNum w:abstractNumId="11" w15:restartNumberingAfterBreak="0">
+  <w:abstractNum w:abstractNumId="12" w15:restartNumberingAfterBreak="0">
+    <w:nsid w:val="48FD497D"/>
+    <w:multiLevelType w:val="hybridMultilevel"/>
+    <w:tmpl w:val="5970924C"/>
+    <w:lvl w:ilvl="0" w:tplc="0CFA2A5C">
+      <w:start w:val="1"/>
+      <w:numFmt w:val="decimal"/>
+      <w:lvlText w:val="%1、"/>
+      <w:lvlJc w:val="left"/>
+      <w:pPr>
+        <w:ind w:left="777" w:hanging="360"/>
+      </w:pPr>
+      <w:rPr>
+        <w:rFonts w:hint="default"/>
+      </w:rPr>
+    </w:lvl>
+    <w:lvl w:ilvl="1" w:tplc="04090019" w:tentative="1">
+      <w:start w:val="1"/>
+      <w:numFmt w:val="lowerLetter"/>
+      <w:lvlText w:val="%2)"/>
+      <w:lvlJc w:val="left"/>
+      <w:pPr>
+        <w:ind w:left="1257" w:hanging="420"/>
+      </w:pPr>
+    </w:lvl>
+    <w:lvl w:ilvl="2" w:tplc="0409001B" w:tentative="1">
+      <w:start w:val="1"/>
+      <w:numFmt w:val="lowerRoman"/>
+      <w:lvlText w:val="%3."/>
+      <w:lvlJc w:val="right"/>
+      <w:pPr>
+        <w:ind w:left="1677" w:hanging="420"/>
+      </w:pPr>
+    </w:lvl>
+    <w:lvl w:ilvl="3" w:tplc="0409000F" w:tentative="1">
+      <w:start w:val="1"/>
+      <w:numFmt w:val="decimal"/>
+      <w:lvlText w:val="%4."/>
+      <w:lvlJc w:val="left"/>
+      <w:pPr>
+        <w:ind w:left="2097" w:hanging="420"/>
+      </w:pPr>
+    </w:lvl>
+    <w:lvl w:ilvl="4" w:tplc="04090019" w:tentative="1">
+      <w:start w:val="1"/>
+      <w:numFmt w:val="lowerLetter"/>
+      <w:lvlText w:val="%5)"/>
+      <w:lvlJc w:val="left"/>
+      <w:pPr>
+        <w:ind w:left="2517" w:hanging="420"/>
+      </w:pPr>
+    </w:lvl>
+    <w:lvl w:ilvl="5" w:tplc="0409001B" w:tentative="1">
+      <w:start w:val="1"/>
+      <w:numFmt w:val="lowerRoman"/>
+      <w:lvlText w:val="%6."/>
+      <w:lvlJc w:val="right"/>
+      <w:pPr>
+        <w:ind w:left="2937" w:hanging="420"/>
+      </w:pPr>
+    </w:lvl>
+    <w:lvl w:ilvl="6" w:tplc="0409000F" w:tentative="1">
+      <w:start w:val="1"/>
+      <w:numFmt w:val="decimal"/>
+      <w:lvlText w:val="%7."/>
+      <w:lvlJc w:val="left"/>
+      <w:pPr>
+        <w:ind w:left="3357" w:hanging="420"/>
+      </w:pPr>
+    </w:lvl>
+    <w:lvl w:ilvl="7" w:tplc="04090019" w:tentative="1">
+      <w:start w:val="1"/>
+      <w:numFmt w:val="lowerLetter"/>
+      <w:lvlText w:val="%8)"/>
+      <w:lvlJc w:val="left"/>
+      <w:pPr>
+        <w:ind w:left="3777" w:hanging="420"/>
+      </w:pPr>
+    </w:lvl>
+    <w:lvl w:ilvl="8" w:tplc="0409001B" w:tentative="1">
+      <w:start w:val="1"/>
+      <w:numFmt w:val="lowerRoman"/>
+      <w:lvlText w:val="%9."/>
+      <w:lvlJc w:val="right"/>
+      <w:pPr>
+        <w:ind w:left="4197" w:hanging="420"/>
+      </w:pPr>
+    </w:lvl>
+  </w:abstractNum>
+  <w:abstractNum w:abstractNumId="13" w15:restartNumberingAfterBreak="0">
     <w:nsid w:val="49E46A8D"/>
     <w:multiLevelType w:val="hybridMultilevel"/>
     <w:tmpl w:val="114CDACE"/>
@@ -6934,7 +12109,7 @@
       </w:pPr>
     </w:lvl>
   </w:abstractNum>
-  <w:abstractNum w:abstractNumId="12" w15:restartNumberingAfterBreak="0">
+  <w:abstractNum w:abstractNumId="14" w15:restartNumberingAfterBreak="0">
     <w:nsid w:val="4E4D2786"/>
     <w:multiLevelType w:val="hybridMultilevel"/>
     <w:tmpl w:val="0174FEE2"/>
@@ -7046,7 +12221,96 @@
       </w:rPr>
     </w:lvl>
   </w:abstractNum>
-  <w:abstractNum w:abstractNumId="13" w15:restartNumberingAfterBreak="0">
+  <w:abstractNum w:abstractNumId="15" w15:restartNumberingAfterBreak="0">
+    <w:nsid w:val="4EE26FC0"/>
+    <w:multiLevelType w:val="hybridMultilevel"/>
+    <w:tmpl w:val="36AA9A46"/>
+    <w:lvl w:ilvl="0" w:tplc="F5A41D58">
+      <w:start w:val="1"/>
+      <w:numFmt w:val="decimal"/>
+      <w:lvlText w:val="%1、"/>
+      <w:lvlJc w:val="left"/>
+      <w:pPr>
+        <w:ind w:left="717" w:hanging="360"/>
+      </w:pPr>
+      <w:rPr>
+        <w:rFonts w:hint="default"/>
+      </w:rPr>
+    </w:lvl>
+    <w:lvl w:ilvl="1" w:tplc="04090019" w:tentative="1">
+      <w:start w:val="1"/>
+      <w:numFmt w:val="lowerLetter"/>
+      <w:lvlText w:val="%2)"/>
+      <w:lvlJc w:val="left"/>
+      <w:pPr>
+        <w:ind w:left="1197" w:hanging="420"/>
+      </w:pPr>
+    </w:lvl>
+    <w:lvl w:ilvl="2" w:tplc="0409001B" w:tentative="1">
+      <w:start w:val="1"/>
+      <w:numFmt w:val="lowerRoman"/>
+      <w:lvlText w:val="%3."/>
+      <w:lvlJc w:val="right"/>
+      <w:pPr>
+        <w:ind w:left="1617" w:hanging="420"/>
+      </w:pPr>
+    </w:lvl>
+    <w:lvl w:ilvl="3" w:tplc="0409000F" w:tentative="1">
+      <w:start w:val="1"/>
+      <w:numFmt w:val="decimal"/>
+      <w:lvlText w:val="%4."/>
+      <w:lvlJc w:val="left"/>
+      <w:pPr>
+        <w:ind w:left="2037" w:hanging="420"/>
+      </w:pPr>
+    </w:lvl>
+    <w:lvl w:ilvl="4" w:tplc="04090019" w:tentative="1">
+      <w:start w:val="1"/>
+      <w:numFmt w:val="lowerLetter"/>
+      <w:lvlText w:val="%5)"/>
+      <w:lvlJc w:val="left"/>
+      <w:pPr>
+        <w:ind w:left="2457" w:hanging="420"/>
+      </w:pPr>
+    </w:lvl>
+    <w:lvl w:ilvl="5" w:tplc="0409001B" w:tentative="1">
+      <w:start w:val="1"/>
+      <w:numFmt w:val="lowerRoman"/>
+      <w:lvlText w:val="%6."/>
+      <w:lvlJc w:val="right"/>
+      <w:pPr>
+        <w:ind w:left="2877" w:hanging="420"/>
+      </w:pPr>
+    </w:lvl>
+    <w:lvl w:ilvl="6" w:tplc="0409000F" w:tentative="1">
+      <w:start w:val="1"/>
+      <w:numFmt w:val="decimal"/>
+      <w:lvlText w:val="%7."/>
+      <w:lvlJc w:val="left"/>
+      <w:pPr>
+        <w:ind w:left="3297" w:hanging="420"/>
+      </w:pPr>
+    </w:lvl>
+    <w:lvl w:ilvl="7" w:tplc="04090019" w:tentative="1">
+      <w:start w:val="1"/>
+      <w:numFmt w:val="lowerLetter"/>
+      <w:lvlText w:val="%8)"/>
+      <w:lvlJc w:val="left"/>
+      <w:pPr>
+        <w:ind w:left="3717" w:hanging="420"/>
+      </w:pPr>
+    </w:lvl>
+    <w:lvl w:ilvl="8" w:tplc="0409001B" w:tentative="1">
+      <w:start w:val="1"/>
+      <w:numFmt w:val="lowerRoman"/>
+      <w:lvlText w:val="%9."/>
+      <w:lvlJc w:val="right"/>
+      <w:pPr>
+        <w:ind w:left="4137" w:hanging="420"/>
+      </w:pPr>
+    </w:lvl>
+  </w:abstractNum>
+  <w:abstractNum w:abstractNumId="16" w15:restartNumberingAfterBreak="0">
     <w:nsid w:val="4F3023A2"/>
     <w:multiLevelType w:val="hybridMultilevel"/>
     <w:tmpl w:val="184ED2AC"/>
@@ -7135,7 +12399,7 @@
       </w:pPr>
     </w:lvl>
   </w:abstractNum>
-  <w:abstractNum w:abstractNumId="14" w15:restartNumberingAfterBreak="0">
+  <w:abstractNum w:abstractNumId="17" w15:restartNumberingAfterBreak="0">
     <w:nsid w:val="589E00D2"/>
     <w:multiLevelType w:val="hybridMultilevel"/>
     <w:tmpl w:val="712282AA"/>
@@ -7222,7 +12486,96 @@
       </w:pPr>
     </w:lvl>
   </w:abstractNum>
-  <w:abstractNum w:abstractNumId="15" w15:restartNumberingAfterBreak="0">
+  <w:abstractNum w:abstractNumId="18" w15:restartNumberingAfterBreak="0">
+    <w:nsid w:val="5F075D7C"/>
+    <w:multiLevelType w:val="hybridMultilevel"/>
+    <w:tmpl w:val="61CA17A4"/>
+    <w:lvl w:ilvl="0" w:tplc="067E67F4">
+      <w:start w:val="1"/>
+      <w:numFmt w:val="decimal"/>
+      <w:lvlText w:val="%1、"/>
+      <w:lvlJc w:val="left"/>
+      <w:pPr>
+        <w:ind w:left="1137" w:hanging="360"/>
+      </w:pPr>
+      <w:rPr>
+        <w:rFonts w:hint="default"/>
+      </w:rPr>
+    </w:lvl>
+    <w:lvl w:ilvl="1" w:tplc="04090019">
+      <w:start w:val="1"/>
+      <w:numFmt w:val="lowerLetter"/>
+      <w:lvlText w:val="%2)"/>
+      <w:lvlJc w:val="left"/>
+      <w:pPr>
+        <w:ind w:left="1617" w:hanging="420"/>
+      </w:pPr>
+    </w:lvl>
+    <w:lvl w:ilvl="2" w:tplc="0409001B" w:tentative="1">
+      <w:start w:val="1"/>
+      <w:numFmt w:val="lowerRoman"/>
+      <w:lvlText w:val="%3."/>
+      <w:lvlJc w:val="right"/>
+      <w:pPr>
+        <w:ind w:left="2037" w:hanging="420"/>
+      </w:pPr>
+    </w:lvl>
+    <w:lvl w:ilvl="3" w:tplc="0409000F" w:tentative="1">
+      <w:start w:val="1"/>
+      <w:numFmt w:val="decimal"/>
+      <w:lvlText w:val="%4."/>
+      <w:lvlJc w:val="left"/>
+      <w:pPr>
+        <w:ind w:left="2457" w:hanging="420"/>
+      </w:pPr>
+    </w:lvl>
+    <w:lvl w:ilvl="4" w:tplc="04090019" w:tentative="1">
+      <w:start w:val="1"/>
+      <w:numFmt w:val="lowerLetter"/>
+      <w:lvlText w:val="%5)"/>
+      <w:lvlJc w:val="left"/>
+      <w:pPr>
+        <w:ind w:left="2877" w:hanging="420"/>
+      </w:pPr>
+    </w:lvl>
+    <w:lvl w:ilvl="5" w:tplc="0409001B" w:tentative="1">
+      <w:start w:val="1"/>
+      <w:numFmt w:val="lowerRoman"/>
+      <w:lvlText w:val="%6."/>
+      <w:lvlJc w:val="right"/>
+      <w:pPr>
+        <w:ind w:left="3297" w:hanging="420"/>
+      </w:pPr>
+    </w:lvl>
+    <w:lvl w:ilvl="6" w:tplc="0409000F" w:tentative="1">
+      <w:start w:val="1"/>
+      <w:numFmt w:val="decimal"/>
+      <w:lvlText w:val="%7."/>
+      <w:lvlJc w:val="left"/>
+      <w:pPr>
+        <w:ind w:left="3717" w:hanging="420"/>
+      </w:pPr>
+    </w:lvl>
+    <w:lvl w:ilvl="7" w:tplc="04090019" w:tentative="1">
+      <w:start w:val="1"/>
+      <w:numFmt w:val="lowerLetter"/>
+      <w:lvlText w:val="%8)"/>
+      <w:lvlJc w:val="left"/>
+      <w:pPr>
+        <w:ind w:left="4137" w:hanging="420"/>
+      </w:pPr>
+    </w:lvl>
+    <w:lvl w:ilvl="8" w:tplc="0409001B" w:tentative="1">
+      <w:start w:val="1"/>
+      <w:numFmt w:val="lowerRoman"/>
+      <w:lvlText w:val="%9."/>
+      <w:lvlJc w:val="right"/>
+      <w:pPr>
+        <w:ind w:left="4557" w:hanging="420"/>
+      </w:pPr>
+    </w:lvl>
+  </w:abstractNum>
+  <w:abstractNum w:abstractNumId="19" w15:restartNumberingAfterBreak="0">
     <w:nsid w:val="69A6529E"/>
     <w:multiLevelType w:val="hybridMultilevel"/>
     <w:tmpl w:val="3AF07E74"/>
@@ -7311,7 +12664,96 @@
       </w:pPr>
     </w:lvl>
   </w:abstractNum>
-  <w:abstractNum w:abstractNumId="16" w15:restartNumberingAfterBreak="0">
+  <w:abstractNum w:abstractNumId="20" w15:restartNumberingAfterBreak="0">
+    <w:nsid w:val="6A0B6A51"/>
+    <w:multiLevelType w:val="hybridMultilevel"/>
+    <w:tmpl w:val="3B86F156"/>
+    <w:lvl w:ilvl="0" w:tplc="46800DAE">
+      <w:start w:val="1"/>
+      <w:numFmt w:val="decimal"/>
+      <w:lvlText w:val="%1、"/>
+      <w:lvlJc w:val="left"/>
+      <w:pPr>
+        <w:ind w:left="777" w:hanging="360"/>
+      </w:pPr>
+      <w:rPr>
+        <w:rFonts w:hint="default"/>
+      </w:rPr>
+    </w:lvl>
+    <w:lvl w:ilvl="1" w:tplc="04090019" w:tentative="1">
+      <w:start w:val="1"/>
+      <w:numFmt w:val="lowerLetter"/>
+      <w:lvlText w:val="%2)"/>
+      <w:lvlJc w:val="left"/>
+      <w:pPr>
+        <w:ind w:left="1257" w:hanging="420"/>
+      </w:pPr>
+    </w:lvl>
+    <w:lvl w:ilvl="2" w:tplc="0409001B" w:tentative="1">
+      <w:start w:val="1"/>
+      <w:numFmt w:val="lowerRoman"/>
+      <w:lvlText w:val="%3."/>
+      <w:lvlJc w:val="right"/>
+      <w:pPr>
+        <w:ind w:left="1677" w:hanging="420"/>
+      </w:pPr>
+    </w:lvl>
+    <w:lvl w:ilvl="3" w:tplc="0409000F" w:tentative="1">
+      <w:start w:val="1"/>
+      <w:numFmt w:val="decimal"/>
+      <w:lvlText w:val="%4."/>
+      <w:lvlJc w:val="left"/>
+      <w:pPr>
+        <w:ind w:left="2097" w:hanging="420"/>
+      </w:pPr>
+    </w:lvl>
+    <w:lvl w:ilvl="4" w:tplc="04090019" w:tentative="1">
+      <w:start w:val="1"/>
+      <w:numFmt w:val="lowerLetter"/>
+      <w:lvlText w:val="%5)"/>
+      <w:lvlJc w:val="left"/>
+      <w:pPr>
+        <w:ind w:left="2517" w:hanging="420"/>
+      </w:pPr>
+    </w:lvl>
+    <w:lvl w:ilvl="5" w:tplc="0409001B" w:tentative="1">
+      <w:start w:val="1"/>
+      <w:numFmt w:val="lowerRoman"/>
+      <w:lvlText w:val="%6."/>
+      <w:lvlJc w:val="right"/>
+      <w:pPr>
+        <w:ind w:left="2937" w:hanging="420"/>
+      </w:pPr>
+    </w:lvl>
+    <w:lvl w:ilvl="6" w:tplc="0409000F" w:tentative="1">
+      <w:start w:val="1"/>
+      <w:numFmt w:val="decimal"/>
+      <w:lvlText w:val="%7."/>
+      <w:lvlJc w:val="left"/>
+      <w:pPr>
+        <w:ind w:left="3357" w:hanging="420"/>
+      </w:pPr>
+    </w:lvl>
+    <w:lvl w:ilvl="7" w:tplc="04090019" w:tentative="1">
+      <w:start w:val="1"/>
+      <w:numFmt w:val="lowerLetter"/>
+      <w:lvlText w:val="%8)"/>
+      <w:lvlJc w:val="left"/>
+      <w:pPr>
+        <w:ind w:left="3777" w:hanging="420"/>
+      </w:pPr>
+    </w:lvl>
+    <w:lvl w:ilvl="8" w:tplc="0409001B" w:tentative="1">
+      <w:start w:val="1"/>
+      <w:numFmt w:val="lowerRoman"/>
+      <w:lvlText w:val="%9."/>
+      <w:lvlJc w:val="right"/>
+      <w:pPr>
+        <w:ind w:left="4197" w:hanging="420"/>
+      </w:pPr>
+    </w:lvl>
+  </w:abstractNum>
+  <w:abstractNum w:abstractNumId="21" w15:restartNumberingAfterBreak="0">
     <w:nsid w:val="6D257949"/>
     <w:multiLevelType w:val="hybridMultilevel"/>
     <w:tmpl w:val="9E92D104"/>
@@ -7423,7 +12865,7 @@
       </w:rPr>
     </w:lvl>
   </w:abstractNum>
-  <w:abstractNum w:abstractNumId="17" w15:restartNumberingAfterBreak="0">
+  <w:abstractNum w:abstractNumId="22" w15:restartNumberingAfterBreak="0">
     <w:nsid w:val="6E3B2BAC"/>
     <w:multiLevelType w:val="hybridMultilevel"/>
     <w:tmpl w:val="2BE2F8FC"/>
@@ -7512,7 +12954,7 @@
       </w:pPr>
     </w:lvl>
   </w:abstractNum>
-  <w:abstractNum w:abstractNumId="18" w15:restartNumberingAfterBreak="0">
+  <w:abstractNum w:abstractNumId="23" w15:restartNumberingAfterBreak="0">
     <w:nsid w:val="6E737CDC"/>
     <w:multiLevelType w:val="multilevel"/>
     <w:tmpl w:val="93F217DA"/>
@@ -7625,7 +13067,96 @@
       </w:pPr>
     </w:lvl>
   </w:abstractNum>
-  <w:abstractNum w:abstractNumId="19" w15:restartNumberingAfterBreak="0">
+  <w:abstractNum w:abstractNumId="24" w15:restartNumberingAfterBreak="0">
+    <w:nsid w:val="6F072558"/>
+    <w:multiLevelType w:val="hybridMultilevel"/>
+    <w:tmpl w:val="D7845F18"/>
+    <w:lvl w:ilvl="0" w:tplc="869C774A">
+      <w:start w:val="1"/>
+      <w:numFmt w:val="decimal"/>
+      <w:lvlText w:val="%1、"/>
+      <w:lvlJc w:val="left"/>
+      <w:pPr>
+        <w:ind w:left="1137" w:hanging="360"/>
+      </w:pPr>
+      <w:rPr>
+        <w:rFonts w:hint="default"/>
+      </w:rPr>
+    </w:lvl>
+    <w:lvl w:ilvl="1" w:tplc="04090019" w:tentative="1">
+      <w:start w:val="1"/>
+      <w:numFmt w:val="lowerLetter"/>
+      <w:lvlText w:val="%2)"/>
+      <w:lvlJc w:val="left"/>
+      <w:pPr>
+        <w:ind w:left="1617" w:hanging="420"/>
+      </w:pPr>
+    </w:lvl>
+    <w:lvl w:ilvl="2" w:tplc="0409001B" w:tentative="1">
+      <w:start w:val="1"/>
+      <w:numFmt w:val="lowerRoman"/>
+      <w:lvlText w:val="%3."/>
+      <w:lvlJc w:val="right"/>
+      <w:pPr>
+        <w:ind w:left="2037" w:hanging="420"/>
+      </w:pPr>
+    </w:lvl>
+    <w:lvl w:ilvl="3" w:tplc="0409000F" w:tentative="1">
+      <w:start w:val="1"/>
+      <w:numFmt w:val="decimal"/>
+      <w:lvlText w:val="%4."/>
+      <w:lvlJc w:val="left"/>
+      <w:pPr>
+        <w:ind w:left="2457" w:hanging="420"/>
+      </w:pPr>
+    </w:lvl>
+    <w:lvl w:ilvl="4" w:tplc="04090019" w:tentative="1">
+      <w:start w:val="1"/>
+      <w:numFmt w:val="lowerLetter"/>
+      <w:lvlText w:val="%5)"/>
+      <w:lvlJc w:val="left"/>
+      <w:pPr>
+        <w:ind w:left="2877" w:hanging="420"/>
+      </w:pPr>
+    </w:lvl>
+    <w:lvl w:ilvl="5" w:tplc="0409001B" w:tentative="1">
+      <w:start w:val="1"/>
+      <w:numFmt w:val="lowerRoman"/>
+      <w:lvlText w:val="%6."/>
+      <w:lvlJc w:val="right"/>
+      <w:pPr>
+        <w:ind w:left="3297" w:hanging="420"/>
+      </w:pPr>
+    </w:lvl>
+    <w:lvl w:ilvl="6" w:tplc="0409000F" w:tentative="1">
+      <w:start w:val="1"/>
+      <w:numFmt w:val="decimal"/>
+      <w:lvlText w:val="%7."/>
+      <w:lvlJc w:val="left"/>
+      <w:pPr>
+        <w:ind w:left="3717" w:hanging="420"/>
+      </w:pPr>
+    </w:lvl>
+    <w:lvl w:ilvl="7" w:tplc="04090019" w:tentative="1">
+      <w:start w:val="1"/>
+      <w:numFmt w:val="lowerLetter"/>
+      <w:lvlText w:val="%8)"/>
+      <w:lvlJc w:val="left"/>
+      <w:pPr>
+        <w:ind w:left="4137" w:hanging="420"/>
+      </w:pPr>
+    </w:lvl>
+    <w:lvl w:ilvl="8" w:tplc="0409001B" w:tentative="1">
+      <w:start w:val="1"/>
+      <w:numFmt w:val="lowerRoman"/>
+      <w:lvlText w:val="%9."/>
+      <w:lvlJc w:val="right"/>
+      <w:pPr>
+        <w:ind w:left="4557" w:hanging="420"/>
+      </w:pPr>
+    </w:lvl>
+  </w:abstractNum>
+  <w:abstractNum w:abstractNumId="25" w15:restartNumberingAfterBreak="0">
     <w:nsid w:val="7ABD0A28"/>
     <w:multiLevelType w:val="hybridMultilevel"/>
     <w:tmpl w:val="AAFE3BF2"/>
@@ -7714,7 +13245,7 @@
       </w:pPr>
     </w:lvl>
   </w:abstractNum>
-  <w:abstractNum w:abstractNumId="20" w15:restartNumberingAfterBreak="0">
+  <w:abstractNum w:abstractNumId="26" w15:restartNumberingAfterBreak="0">
     <w:nsid w:val="7C8F5D1D"/>
     <w:multiLevelType w:val="hybridMultilevel"/>
     <w:tmpl w:val="D4D81C66"/>
@@ -7827,7 +13358,7 @@
       </w:rPr>
     </w:lvl>
   </w:abstractNum>
-  <w:abstractNum w:abstractNumId="21" w15:restartNumberingAfterBreak="0">
+  <w:abstractNum w:abstractNumId="27" w15:restartNumberingAfterBreak="0">
     <w:nsid w:val="7CC73259"/>
     <w:multiLevelType w:val="hybridMultilevel"/>
     <w:tmpl w:val="4D22A75E"/>
@@ -7920,7 +13451,7 @@
     <w:abstractNumId w:val="5"/>
   </w:num>
   <w:num w:numId="2">
-    <w:abstractNumId w:val="14"/>
+    <w:abstractNumId w:val="17"/>
   </w:num>
   <w:num w:numId="3">
     <w:abstractNumId w:val="6"/>
@@ -7941,55 +13472,73 @@
     <w:abstractNumId w:val="3"/>
   </w:num>
   <w:num w:numId="9">
-    <w:abstractNumId w:val="10"/>
+    <w:abstractNumId w:val="11"/>
   </w:num>
   <w:num w:numId="10">
     <w:abstractNumId w:val="1"/>
   </w:num>
   <w:num w:numId="11">
-    <w:abstractNumId w:val="19"/>
+    <w:abstractNumId w:val="25"/>
   </w:num>
   <w:num w:numId="12">
     <w:abstractNumId w:val="7"/>
   </w:num>
   <w:num w:numId="13">
-    <w:abstractNumId w:val="21"/>
+    <w:abstractNumId w:val="27"/>
   </w:num>
   <w:num w:numId="14">
     <w:abstractNumId w:val="8"/>
   </w:num>
   <w:num w:numId="15">
-    <w:abstractNumId w:val="13"/>
+    <w:abstractNumId w:val="16"/>
   </w:num>
   <w:num w:numId="16">
-    <w:abstractNumId w:val="15"/>
+    <w:abstractNumId w:val="19"/>
   </w:num>
   <w:num w:numId="17">
-    <w:abstractNumId w:val="16"/>
+    <w:abstractNumId w:val="21"/>
   </w:num>
   <w:num w:numId="18">
-    <w:abstractNumId w:val="12"/>
+    <w:abstractNumId w:val="14"/>
   </w:num>
   <w:num w:numId="19">
-    <w:abstractNumId w:val="18"/>
+    <w:abstractNumId w:val="23"/>
   </w:num>
   <w:num w:numId="20">
     <w:abstractNumId w:val="0"/>
   </w:num>
   <w:num w:numId="21">
-    <w:abstractNumId w:val="20"/>
+    <w:abstractNumId w:val="26"/>
   </w:num>
   <w:num w:numId="22">
     <w:abstractNumId w:val="4"/>
   </w:num>
   <w:num w:numId="23">
-    <w:abstractNumId w:val="17"/>
+    <w:abstractNumId w:val="22"/>
   </w:num>
   <w:num w:numId="24">
     <w:abstractNumId w:val="2"/>
   </w:num>
   <w:num w:numId="25">
-    <w:abstractNumId w:val="11"/>
+    <w:abstractNumId w:val="13"/>
+  </w:num>
+  <w:num w:numId="26">
+    <w:abstractNumId w:val="10"/>
+  </w:num>
+  <w:num w:numId="27">
+    <w:abstractNumId w:val="18"/>
+  </w:num>
+  <w:num w:numId="28">
+    <w:abstractNumId w:val="24"/>
+  </w:num>
+  <w:num w:numId="29">
+    <w:abstractNumId w:val="20"/>
+  </w:num>
+  <w:num w:numId="30">
+    <w:abstractNumId w:val="12"/>
+  </w:num>
+  <w:num w:numId="31">
+    <w:abstractNumId w:val="15"/>
   </w:num>
 </w:numbering>
 </file>
@@ -8490,6 +14039,28 @@
       <w:szCs w:val="28"/>
     </w:rPr>
   </w:style>
+  <w:style w:type="paragraph" w:styleId="5">
+    <w:name w:val="heading 5"/>
+    <w:basedOn w:val="a"/>
+    <w:next w:val="a"/>
+    <w:link w:val="50"/>
+    <w:uiPriority w:val="9"/>
+    <w:unhideWhenUsed/>
+    <w:qFormat/>
+    <w:rsid w:val="002F5B69"/>
+    <w:pPr>
+      <w:keepNext/>
+      <w:keepLines/>
+      <w:spacing w:before="280" w:after="290" w:line="376" w:lineRule="auto"/>
+      <w:outlineLvl w:val="4"/>
+    </w:pPr>
+    <w:rPr>
+      <w:b/>
+      <w:bCs/>
+      <w:sz w:val="28"/>
+      <w:szCs w:val="28"/>
+    </w:rPr>
+  </w:style>
   <w:style w:type="character" w:default="1" w:styleId="a0">
     <w:name w:val="Default Paragraph Font"/>
     <w:uiPriority w:val="1"/>
@@ -8831,6 +14402,19 @@
       <w:u w:val="single"/>
     </w:rPr>
   </w:style>
+  <w:style w:type="character" w:customStyle="1" w:styleId="50">
+    <w:name w:val="标题 5 字符"/>
+    <w:basedOn w:val="a0"/>
+    <w:link w:val="5"/>
+    <w:uiPriority w:val="9"/>
+    <w:rsid w:val="002F5B69"/>
+    <w:rPr>
+      <w:b/>
+      <w:bCs/>
+      <w:sz w:val="28"/>
+      <w:szCs w:val="28"/>
+    </w:rPr>
+  </w:style>
 </w:styles>
 </file>
 
@@ -9122,7 +14706,7 @@
 </file>
 
 <file path=customXml/itemProps1.xml><?xml version="1.0" encoding="utf-8"?>
-<ds:datastoreItem xmlns:ds="http://schemas.openxmlformats.org/officeDocument/2006/customXml" ds:itemID="{558890B5-1243-4A22-A108-0F67025F825F}">
+<ds:datastoreItem xmlns:ds="http://schemas.openxmlformats.org/officeDocument/2006/customXml" ds:itemID="{6684F564-692A-4241-86F2-C24D1C2D0858}">
   <ds:schemaRefs>
     <ds:schemaRef ds:uri="http://schemas.openxmlformats.org/officeDocument/2006/bibliography"/>
   </ds:schemaRefs>
